--- a/CUWebinars.Web/App_Data/mergeTemplates/ConnectionInfo2AddLoc.docx
+++ b/CUWebinars.Web/App_Data/mergeTemplates/ConnectionInfo2AddLoc.docx
@@ -18,14 +18,14 @@
       </w:tblPr>
       <w:tblGrid>
         <w:gridCol w:w="262"/>
-        <w:gridCol w:w="5768"/>
-        <w:gridCol w:w="3067"/>
+        <w:gridCol w:w="6000"/>
+        <w:gridCol w:w="2835"/>
         <w:gridCol w:w="263"/>
       </w:tblGrid>
       <w:tr>
         <w:tc>
           <w:tcPr>
-            <w:tcW w:w="9360" w:type="dxa"/>
+            <w:tcW w:w="9351" w:type="dxa"/>
             <w:gridSpan w:val="4"/>
             <w:shd w:val="clear" w:color="auto" w:fill="4D677F"/>
           </w:tcPr>
@@ -79,7 +79,7 @@
       <w:tr>
         <w:tc>
           <w:tcPr>
-            <w:tcW w:w="262" w:type="dxa"/>
+            <w:tcW w:w="265" w:type="dxa"/>
             <w:tcBorders>
               <w:right w:val="single" w:sz="4" w:space="0" w:color="000000"/>
             </w:tcBorders>
@@ -89,7 +89,7 @@
         </w:tc>
         <w:tc>
           <w:tcPr>
-            <w:tcW w:w="5768" w:type="dxa"/>
+            <w:tcW w:w="6305" w:type="dxa"/>
             <w:tcBorders>
               <w:top w:val="single" w:sz="4" w:space="0" w:color="000000"/>
               <w:left w:val="single" w:sz="4" w:space="0" w:color="000000"/>
@@ -115,7 +115,7 @@
         </w:tc>
         <w:tc>
           <w:tcPr>
-            <w:tcW w:w="3067" w:type="dxa"/>
+            <w:tcW w:w="2516" w:type="dxa"/>
             <w:tcBorders>
               <w:top w:val="single" w:sz="4" w:space="0" w:color="000000"/>
               <w:right w:val="single" w:sz="4" w:space="0" w:color="000000"/>
@@ -147,12 +147,12 @@
             </w:tblPr>
             <w:tblGrid>
               <w:gridCol w:w="1115"/>
-              <w:gridCol w:w="1736"/>
+              <w:gridCol w:w="1504"/>
             </w:tblGrid>
             <w:tr>
               <w:tc>
                 <w:tcPr>
-                  <w:tcW w:w="1060" w:type="dxa"/>
+                  <w:tcW w:w="1373" w:type="dxa"/>
                 </w:tcPr>
                 <w:p>
                   <w:pPr>
@@ -177,7 +177,7 @@
               </w:tc>
               <w:tc>
                 <w:tcPr>
-                  <w:tcW w:w="1791" w:type="dxa"/>
+                  <w:tcW w:w="1557" w:type="dxa"/>
                 </w:tcPr>
                 <w:p>
                   <w:pPr>
@@ -230,7 +230,7 @@
             <w:tr>
               <w:tc>
                 <w:tcPr>
-                  <w:tcW w:w="1060" w:type="dxa"/>
+                  <w:tcW w:w="1373" w:type="dxa"/>
                 </w:tcPr>
                 <w:p>
                   <w:pPr>
@@ -255,7 +255,7 @@
               </w:tc>
               <w:tc>
                 <w:tcPr>
-                  <w:tcW w:w="1791" w:type="dxa"/>
+                  <w:tcW w:w="1557" w:type="dxa"/>
                 </w:tcPr>
                 <w:p>
                   <w:pPr>
@@ -268,11 +268,39 @@
                   </w:pPr>
                   <w:r>
                     <w:rPr>
+                      <w:sz w:val="18"/>
+                      <w:szCs w:val="18"/>
+                    </w:rPr>
+                    <w:fldChar w:fldCharType="begin"/>
+                  </w:r>
+                  <w:r>
+                    <w:rPr>
+                      <w:sz w:val="18"/>
+                      <w:szCs w:val="18"/>
+                    </w:rPr>
+                    <w:instrText xml:space="preserve"> MERGEFIELD  AttendType  \* MERGEFORMAT </w:instrText>
+                  </w:r>
+                  <w:r>
+                    <w:rPr>
+                      <w:sz w:val="18"/>
+                      <w:szCs w:val="18"/>
+                    </w:rPr>
+                    <w:fldChar w:fldCharType="separate"/>
+                  </w:r>
+                  <w:r>
+                    <w:rPr>
                       <w:noProof/>
                       <w:sz w:val="18"/>
                       <w:szCs w:val="18"/>
                     </w:rPr>
-                    <w:t>Additional Location</w:t>
+                    <w:t>«AttendType»</w:t>
+                  </w:r>
+                  <w:r>
+                    <w:rPr>
+                      <w:sz w:val="18"/>
+                      <w:szCs w:val="18"/>
+                    </w:rPr>
+                    <w:fldChar w:fldCharType="end"/>
                   </w:r>
                 </w:p>
               </w:tc>
@@ -280,7 +308,7 @@
             <w:tr>
               <w:tc>
                 <w:tcPr>
-                  <w:tcW w:w="1060" w:type="dxa"/>
+                  <w:tcW w:w="1373" w:type="dxa"/>
                 </w:tcPr>
                 <w:p>
                   <w:pPr>
@@ -305,7 +333,7 @@
               </w:tc>
               <w:tc>
                 <w:tcPr>
-                  <w:tcW w:w="1791" w:type="dxa"/>
+                  <w:tcW w:w="1557" w:type="dxa"/>
                 </w:tcPr>
                 <w:p>
                   <w:pPr>
@@ -360,7 +388,7 @@
         </w:tc>
         <w:tc>
           <w:tcPr>
-            <w:tcW w:w="263" w:type="dxa"/>
+            <w:tcW w:w="265" w:type="dxa"/>
             <w:tcBorders>
               <w:left w:val="single" w:sz="4" w:space="0" w:color="000000"/>
             </w:tcBorders>
@@ -372,7 +400,7 @@
       <w:tr>
         <w:tc>
           <w:tcPr>
-            <w:tcW w:w="262" w:type="dxa"/>
+            <w:tcW w:w="265" w:type="dxa"/>
             <w:tcBorders>
               <w:right w:val="single" w:sz="4" w:space="0" w:color="auto"/>
             </w:tcBorders>
@@ -382,7 +410,7 @@
         </w:tc>
         <w:tc>
           <w:tcPr>
-            <w:tcW w:w="8835" w:type="dxa"/>
+            <w:tcW w:w="8821" w:type="dxa"/>
             <w:gridSpan w:val="2"/>
             <w:tcBorders>
               <w:left w:val="single" w:sz="4" w:space="0" w:color="auto"/>
@@ -394,7 +422,7 @@
         </w:tc>
         <w:tc>
           <w:tcPr>
-            <w:tcW w:w="263" w:type="dxa"/>
+            <w:tcW w:w="265" w:type="dxa"/>
             <w:tcBorders>
               <w:left w:val="single" w:sz="4" w:space="0" w:color="auto"/>
             </w:tcBorders>
@@ -406,7 +434,7 @@
       <w:tr>
         <w:tc>
           <w:tcPr>
-            <w:tcW w:w="262" w:type="dxa"/>
+            <w:tcW w:w="265" w:type="dxa"/>
             <w:tcBorders>
               <w:right w:val="single" w:sz="4" w:space="0" w:color="auto"/>
             </w:tcBorders>
@@ -416,7 +444,7 @@
         </w:tc>
         <w:tc>
           <w:tcPr>
-            <w:tcW w:w="8835" w:type="dxa"/>
+            <w:tcW w:w="8821" w:type="dxa"/>
             <w:gridSpan w:val="2"/>
             <w:tcBorders>
               <w:left w:val="single" w:sz="4" w:space="0" w:color="auto"/>
@@ -485,155 +513,138 @@
           </w:p>
           <w:p/>
           <w:p>
-            <w:r>
-              <w:t xml:space="preserve">Dear </w:t>
-            </w:r>
-            <w:fldSimple w:instr=" MERGEFIELD  FirstName  \* MERGEFORMAT ">
+            <w:bookmarkStart w:id="1" w:name="_GoBack"/>
+            <w:bookmarkEnd w:id="1"/>
+            <w:r>
+              <w:t xml:space="preserve">It’s time to get ready for the </w:t>
+            </w:r>
+            <w:r>
+              <w:rPr>
+                <w:i/>
+              </w:rPr>
+              <w:fldChar w:fldCharType="begin"/>
+            </w:r>
+            <w:r>
+              <w:rPr>
+                <w:i/>
+              </w:rPr>
+              <w:instrText xml:space="preserve"> MERGEFIELD  WebinarTitle  \* MERGEFORMAT </w:instrText>
+            </w:r>
+            <w:r>
+              <w:rPr>
+                <w:i/>
+              </w:rPr>
+              <w:fldChar w:fldCharType="separate"/>
+            </w:r>
+            <w:r>
+              <w:rPr>
+                <w:i/>
+                <w:noProof/>
+              </w:rPr>
+              <w:t>«WebinarTitle»</w:t>
+            </w:r>
+            <w:r>
+              <w:rPr>
+                <w:i/>
+              </w:rPr>
+              <w:fldChar w:fldCharType="end"/>
+            </w:r>
+            <w:r>
+              <w:rPr>
+                <w:i/>
+              </w:rPr>
+              <w:t xml:space="preserve"> </w:t>
+            </w:r>
+            <w:r>
+              <w:t xml:space="preserve">webinar. </w:t>
+            </w:r>
+          </w:p>
+          <w:p>
+            <w:r>
+              <w:t>Date:</w:t>
+            </w:r>
+            <w:r>
+              <w:t xml:space="preserve"> </w:t>
+            </w:r>
+            <w:r>
+              <w:fldChar w:fldCharType="begin"/>
+            </w:r>
+            <w:r>
+              <w:instrText xml:space="preserve"> MERGEFIELD  DisplayDate  \* MERGEFORMAT </w:instrText>
+            </w:r>
+            <w:r>
+              <w:fldChar w:fldCharType="separate"/>
+            </w:r>
+            <w:r>
+              <w:rPr>
+                <w:noProof/>
+              </w:rPr>
+              <w:t>«DisplayDate»</w:t>
+            </w:r>
+            <w:r>
+              <w:rPr>
+                <w:noProof/>
+              </w:rPr>
+              <w:fldChar w:fldCharType="end"/>
+            </w:r>
+          </w:p>
+          <w:p>
+            <w:r>
+              <w:t>Your Link:</w:t>
+            </w:r>
+            <w:r>
+              <w:t xml:space="preserve"> </w:t>
+            </w:r>
+            <w:r>
+              <w:fldChar w:fldCharType="begin"/>
+            </w:r>
+            <w:r>
+              <w:instrText xml:space="preserve"> MERGEFIELD  ClickToJoinLink  \* MERGEFORMAT </w:instrText>
+            </w:r>
+            <w:r>
+              <w:fldChar w:fldCharType="separate"/>
+            </w:r>
+            <w:r>
+              <w:rPr>
+                <w:noProof/>
+              </w:rPr>
+              <w:t>«ClickToJoinLink»</w:t>
+            </w:r>
+            <w:r>
+              <w:rPr>
+                <w:noProof/>
+              </w:rPr>
+              <w:fldChar w:fldCharType="end"/>
+            </w:r>
+          </w:p>
+          <w:p>
+            <w:pPr>
+              <w:rPr>
+                <w:noProof/>
+              </w:rPr>
+            </w:pPr>
+            <w:fldSimple w:instr=" MERGEFIELD  AddReminder  \* MERGEFORMAT ">
               <w:r>
                 <w:rPr>
                   <w:noProof/>
                 </w:rPr>
-                <w:t>«FirstName»</w:t>
+                <w:t>«AddReminder»</w:t>
               </w:r>
             </w:fldSimple>
-            <w:r>
-              <w:t>,</w:t>
-            </w:r>
           </w:p>
           <w:p/>
           <w:p>
-            <w:r>
-              <w:t xml:space="preserve">It’s time to get ready for the </w:t>
-            </w:r>
-            <w:r>
-              <w:rPr>
-                <w:i/>
-              </w:rPr>
-              <w:fldChar w:fldCharType="begin"/>
-            </w:r>
-            <w:r>
-              <w:rPr>
-                <w:i/>
-              </w:rPr>
-              <w:instrText xml:space="preserve"> MERGEFIELD  WebinarTitle  \* MERGEFORMAT </w:instrText>
-            </w:r>
-            <w:r>
-              <w:rPr>
-                <w:i/>
-              </w:rPr>
-              <w:fldChar w:fldCharType="separate"/>
-            </w:r>
-            <w:r>
-              <w:rPr>
-                <w:i/>
-                <w:noProof/>
-              </w:rPr>
-              <w:t>«WebinarTitle»</w:t>
-            </w:r>
-            <w:r>
-              <w:rPr>
-                <w:i/>
-              </w:rPr>
-              <w:fldChar w:fldCharType="end"/>
-            </w:r>
-            <w:r>
-              <w:rPr>
-                <w:i/>
-              </w:rPr>
-              <w:t xml:space="preserve"> </w:t>
-            </w:r>
-            <w:r>
-              <w:t xml:space="preserve">webinar. </w:t>
-            </w:r>
-          </w:p>
-          <w:p>
-            <w:r>
-              <w:t>Date:</w:t>
-            </w:r>
-            <w:r>
-              <w:t xml:space="preserve"> </w:t>
-            </w:r>
-            <w:fldSimple w:instr=" MERGEFIELD  DisplayDate  \* MERGEFORMAT ">
-              <w:r>
-                <w:rPr>
-                  <w:noProof/>
-                </w:rPr>
-                <w:t>«DisplayDate»</w:t>
-              </w:r>
-            </w:fldSimple>
-          </w:p>
-          <w:p>
-            <w:r>
-              <w:t>Time:</w:t>
-            </w:r>
-            <w:r>
-              <w:t xml:space="preserve"> </w:t>
-            </w:r>
-            <w:r>
-              <w:fldChar w:fldCharType="begin"/>
-            </w:r>
-            <w:r>
-              <w:instrText xml:space="preserve"> MERGEFIELD  ShowStartTime  \* MERGEFORMAT </w:instrText>
-            </w:r>
-            <w:r>
-              <w:fldChar w:fldCharType="separate"/>
-            </w:r>
-            <w:r>
-              <w:rPr>
-                <w:noProof/>
-              </w:rPr>
-              <w:t>«ShowStartTime»</w:t>
-            </w:r>
-            <w:r>
-              <w:fldChar w:fldCharType="end"/>
-            </w:r>
-            <w:r>
-              <w:t xml:space="preserve"> </w:t>
-            </w:r>
-            <w:r>
-              <w:fldChar w:fldCharType="begin"/>
-            </w:r>
-            <w:r>
-              <w:instrText xml:space="preserve"> MERGEFIELD  ShowTimeZone  \* MERGEFORMAT </w:instrText>
-            </w:r>
-            <w:r>
-              <w:fldChar w:fldCharType="separate"/>
-            </w:r>
-            <w:r>
-              <w:rPr>
-                <w:noProof/>
-              </w:rPr>
-              <w:t>«ShowTimeZone»</w:t>
-            </w:r>
-            <w:r>
-              <w:rPr>
-                <w:noProof/>
-              </w:rPr>
-              <w:fldChar w:fldCharType="end"/>
-            </w:r>
-          </w:p>
-          <w:p>
-            <w:r>
-              <w:t>Duration:</w:t>
-            </w:r>
-            <w:r>
-              <w:t xml:space="preserve"> </w:t>
-            </w:r>
-            <w:fldSimple w:instr=" MERGEFIELD  Duration  \* MERGEFORMAT ">
-              <w:r>
-                <w:rPr>
-                  <w:noProof/>
-                </w:rPr>
-                <w:t>«Duration»</w:t>
-              </w:r>
-            </w:fldSimple>
-          </w:p>
-          <w:p>
-            <w:r>
-              <w:t>Your Link:</w:t>
-            </w:r>
-            <w:r>
-              <w:t xml:space="preserve"> </w:t>
+            <w:pPr>
+              <w:ind w:left="532" w:hanging="532"/>
+              <w:rPr>
+                <w:noProof/>
+              </w:rPr>
+            </w:pPr>
+            <w:r>
+              <w:t xml:space="preserve">1. </w:t>
+            </w:r>
+            <w:r>
+              <w:t xml:space="preserve">Click the link to join: </w:t>
             </w:r>
             <w:fldSimple w:instr=" MERGEFIELD  ClickToJoinLink  \* MERGEFORMAT ">
               <w:r>
@@ -643,31 +654,303 @@
                 <w:t>«ClickToJoinLink»</w:t>
               </w:r>
             </w:fldSimple>
+            <w:r>
+              <w:rPr>
+                <w:noProof/>
+              </w:rPr>
+              <w:t>.</w:t>
+            </w:r>
+            <w:r>
+              <w:rPr>
+                <w:noProof/>
+              </w:rPr>
+              <w:t xml:space="preserve"> Note: This link is valid for one location.</w:t>
+            </w:r>
+            <w:r>
+              <w:t xml:space="preserve"> </w:t>
+            </w:r>
+            <w:r>
+              <w:fldChar w:fldCharType="begin"/>
+            </w:r>
+            <w:r>
+              <w:instrText xml:space="preserve"> MERGEFIELD  CCCaption  \* MERGEFORMAT </w:instrText>
+            </w:r>
+            <w:r>
+              <w:fldChar w:fldCharType="separate"/>
+            </w:r>
+            <w:r>
+              <w:rPr>
+                <w:noProof/>
+              </w:rPr>
+              <w:t>«CCCaption»</w:t>
+            </w:r>
+            <w:r>
+              <w:rPr>
+                <w:noProof/>
+              </w:rPr>
+              <w:fldChar w:fldCharType="end"/>
+            </w:r>
+            <w:r>
+              <w:fldChar w:fldCharType="begin"/>
+            </w:r>
+            <w:r>
+              <w:instrText xml:space="preserve"> MERGEFIELD  ExistingAddLocs  \* MERGEFORMAT </w:instrText>
+            </w:r>
+            <w:r>
+              <w:fldChar w:fldCharType="separate"/>
+            </w:r>
+            <w:r>
+              <w:rPr>
+                <w:noProof/>
+              </w:rPr>
+              <w:t>«ExistingAddLocs»</w:t>
+            </w:r>
+            <w:r>
+              <w:rPr>
+                <w:noProof/>
+              </w:rPr>
+              <w:fldChar w:fldCharType="end"/>
+            </w:r>
+            <w:r>
+              <w:t xml:space="preserve"> </w:t>
+            </w:r>
+            <w:fldSimple w:instr=" MERGEFIELD  AddLocsCost  \* MERGEFORMAT ">
+              <w:r>
+                <w:rPr>
+                  <w:noProof/>
+                </w:rPr>
+                <w:t>«AddLocsCost»</w:t>
+              </w:r>
+            </w:fldSimple>
           </w:p>
           <w:p>
             <w:pPr>
-              <w:rPr>
-                <w:noProof/>
-              </w:rPr>
+              <w:ind w:left="532" w:hanging="532"/>
             </w:pPr>
-            <w:r>
+          </w:p>
+          <w:p>
+            <w:pPr>
+              <w:ind w:left="532" w:hanging="532"/>
+              <w:rPr>
+                <w:b/>
+              </w:rPr>
+            </w:pPr>
+            <w:r>
+              <w:rPr>
+                <w:b/>
+              </w:rPr>
+              <w:t>Presenter Materials:</w:t>
+            </w:r>
+          </w:p>
+          <w:p>
+            <w:pPr>
+              <w:ind w:left="532" w:hanging="532"/>
+            </w:pPr>
+            <w:fldSimple w:instr=" MERGEFIELD  PresenterMaterials  \* MERGEFORMAT ">
+              <w:r>
+                <w:rPr>
+                  <w:noProof/>
+                </w:rPr>
+                <w:t>«PresenterMaterials»</w:t>
+              </w:r>
+            </w:fldSimple>
+          </w:p>
+          <w:p>
+            <w:pPr>
+              <w:ind w:left="532" w:hanging="532"/>
+            </w:pPr>
+          </w:p>
+          <w:p>
+            <w:pPr>
+              <w:ind w:left="532" w:hanging="532"/>
+            </w:pPr>
+            <w:r>
+              <w:t xml:space="preserve">2. </w:t>
+            </w:r>
+            <w:r>
+              <w:t>Choose one of the following audio options:</w:t>
+            </w:r>
+          </w:p>
+          <w:p>
+            <w:pPr>
+              <w:pStyle w:val="NormalWeb"/>
+              <w:shd w:val="clear" w:color="auto" w:fill="FFFFFF"/>
+              <w:spacing w:before="75" w:beforeAutospacing="0" w:after="0" w:afterAutospacing="0"/>
+              <w:ind w:left="720"/>
+              <w:rPr>
+                <w:rFonts w:asciiTheme="minorHAnsi" w:eastAsiaTheme="minorHAnsi" w:hAnsiTheme="minorHAnsi" w:cstheme="minorBidi"/>
+                <w:sz w:val="22"/>
+                <w:szCs w:val="22"/>
+              </w:rPr>
+            </w:pPr>
+            <w:r>
+              <w:rPr>
+                <w:rFonts w:asciiTheme="minorHAnsi" w:eastAsiaTheme="minorHAnsi" w:hAnsiTheme="minorHAnsi" w:cstheme="minorBidi"/>
+                <w:sz w:val="22"/>
+                <w:szCs w:val="22"/>
+              </w:rPr>
+              <w:t>TO USE YOUR COMPUTER'S AUDIO:</w:t>
+            </w:r>
+            <w:r>
+              <w:rPr>
+                <w:rFonts w:asciiTheme="minorHAnsi" w:eastAsiaTheme="minorHAnsi" w:hAnsiTheme="minorHAnsi" w:cstheme="minorBidi"/>
+                <w:sz w:val="22"/>
+                <w:szCs w:val="22"/>
+              </w:rPr>
+              <w:br/>
+              <w:t>When the webinar begins, you will be connected to audio using your computer's microphone and speakers (VoIP). A headset is recommended.</w:t>
+            </w:r>
+          </w:p>
+          <w:p>
+            <w:pPr>
+              <w:pStyle w:val="NormalWeb"/>
+              <w:shd w:val="clear" w:color="auto" w:fill="FFFFFF"/>
+              <w:spacing w:before="75" w:beforeAutospacing="0" w:after="0" w:afterAutospacing="0"/>
+              <w:ind w:left="1695"/>
+              <w:rPr>
+                <w:rFonts w:asciiTheme="minorHAnsi" w:eastAsiaTheme="minorHAnsi" w:hAnsiTheme="minorHAnsi" w:cstheme="minorBidi"/>
+                <w:sz w:val="22"/>
+                <w:szCs w:val="22"/>
+              </w:rPr>
+            </w:pPr>
+            <w:r>
+              <w:rPr>
+                <w:rFonts w:asciiTheme="minorHAnsi" w:eastAsiaTheme="minorHAnsi" w:hAnsiTheme="minorHAnsi" w:cstheme="minorBidi"/>
+                <w:sz w:val="22"/>
+                <w:szCs w:val="22"/>
+              </w:rPr>
+              <w:t>--OR--</w:t>
+            </w:r>
+          </w:p>
+          <w:p>
+            <w:pPr>
+              <w:pStyle w:val="NormalWeb"/>
+              <w:shd w:val="clear" w:color="auto" w:fill="FFFFFF"/>
+              <w:spacing w:before="75" w:beforeAutospacing="0" w:after="0" w:afterAutospacing="0"/>
+              <w:ind w:left="720"/>
+            </w:pPr>
+            <w:r>
+              <w:rPr>
+                <w:rFonts w:asciiTheme="minorHAnsi" w:eastAsiaTheme="minorHAnsi" w:hAnsiTheme="minorHAnsi" w:cstheme="minorBidi"/>
+                <w:sz w:val="22"/>
+                <w:szCs w:val="22"/>
+              </w:rPr>
+              <w:t>TO USE YOUR TELEPHONE:</w:t>
+            </w:r>
+            <w:r>
+              <w:rPr>
+                <w:rFonts w:asciiTheme="minorHAnsi" w:eastAsiaTheme="minorHAnsi" w:hAnsiTheme="minorHAnsi" w:cstheme="minorBidi"/>
+                <w:sz w:val="22"/>
+                <w:szCs w:val="22"/>
+              </w:rPr>
+              <w:br/>
+              <w:t>I</w:t>
+            </w:r>
+            <w:r>
+              <w:rPr>
+                <w:rFonts w:asciiTheme="minorHAnsi" w:eastAsiaTheme="minorHAnsi" w:hAnsiTheme="minorHAnsi" w:cstheme="minorBidi"/>
+                <w:sz w:val="22"/>
+                <w:szCs w:val="22"/>
+              </w:rPr>
+              <w:t>f you prefer to use your phone, you must select "Use Telephone" after joining the webinar and call in using the numbers below.</w:t>
+            </w:r>
+            <w:r>
+              <w:rPr>
+                <w:rFonts w:asciiTheme="minorHAnsi" w:eastAsiaTheme="minorHAnsi" w:hAnsiTheme="minorHAnsi" w:cstheme="minorBidi"/>
+                <w:sz w:val="22"/>
+                <w:szCs w:val="22"/>
+              </w:rPr>
+              <w:br/>
+              <w:t xml:space="preserve">United States (Toll-free): </w:t>
+            </w:r>
+            <w:r>
+              <w:rPr>
+                <w:rFonts w:asciiTheme="minorHAnsi" w:hAnsiTheme="minorHAnsi"/>
+                <w:sz w:val="22"/>
+                <w:szCs w:val="22"/>
+              </w:rPr>
               <w:fldChar w:fldCharType="begin"/>
             </w:r>
             <w:r>
-              <w:instrText xml:space="preserve"> MERGEFIELD  AddReminder  \* MERGEFORMAT </w:instrText>
-            </w:r>
-            <w:r>
+              <w:rPr>
+                <w:rFonts w:asciiTheme="minorHAnsi" w:hAnsiTheme="minorHAnsi"/>
+                <w:sz w:val="22"/>
+                <w:szCs w:val="22"/>
+              </w:rPr>
+              <w:instrText xml:space="preserve"> MERGEFIELD  Phone  \* MERGEFORMAT </w:instrText>
+            </w:r>
+            <w:r>
+              <w:rPr>
+                <w:rFonts w:asciiTheme="minorHAnsi" w:hAnsiTheme="minorHAnsi"/>
+                <w:sz w:val="22"/>
+                <w:szCs w:val="22"/>
+              </w:rPr>
               <w:fldChar w:fldCharType="separate"/>
             </w:r>
             <w:r>
               <w:rPr>
-                <w:noProof/>
-              </w:rPr>
-              <w:t>«AddReminder»</w:t>
-            </w:r>
-            <w:r>
-              <w:rPr>
-                <w:noProof/>
+                <w:rFonts w:asciiTheme="minorHAnsi" w:hAnsiTheme="minorHAnsi"/>
+                <w:noProof/>
+                <w:sz w:val="22"/>
+                <w:szCs w:val="22"/>
+              </w:rPr>
+              <w:t>«Phone»</w:t>
+            </w:r>
+            <w:r>
+              <w:rPr>
+                <w:rFonts w:asciiTheme="minorHAnsi" w:hAnsiTheme="minorHAnsi"/>
+                <w:sz w:val="22"/>
+                <w:szCs w:val="22"/>
+              </w:rPr>
+              <w:fldChar w:fldCharType="end"/>
+            </w:r>
+            <w:r>
+              <w:rPr>
+                <w:rFonts w:asciiTheme="minorHAnsi" w:eastAsiaTheme="minorHAnsi" w:hAnsiTheme="minorHAnsi" w:cstheme="minorBidi"/>
+                <w:sz w:val="22"/>
+                <w:szCs w:val="22"/>
+              </w:rPr>
+              <w:br/>
+              <w:t xml:space="preserve">Access Code: </w:t>
+            </w:r>
+            <w:r>
+              <w:rPr>
+                <w:rFonts w:asciiTheme="minorHAnsi" w:hAnsiTheme="minorHAnsi"/>
+                <w:sz w:val="22"/>
+                <w:szCs w:val="22"/>
+              </w:rPr>
+              <w:fldChar w:fldCharType="begin"/>
+            </w:r>
+            <w:r>
+              <w:rPr>
+                <w:rFonts w:asciiTheme="minorHAnsi" w:hAnsiTheme="minorHAnsi"/>
+                <w:sz w:val="22"/>
+                <w:szCs w:val="22"/>
+              </w:rPr>
+              <w:instrText xml:space="preserve"> MERGEFIELD  AccessCode  \* MERGEFORMAT </w:instrText>
+            </w:r>
+            <w:r>
+              <w:rPr>
+                <w:rFonts w:asciiTheme="minorHAnsi" w:hAnsiTheme="minorHAnsi"/>
+                <w:sz w:val="22"/>
+                <w:szCs w:val="22"/>
+              </w:rPr>
+              <w:fldChar w:fldCharType="separate"/>
+            </w:r>
+            <w:r>
+              <w:rPr>
+                <w:rFonts w:asciiTheme="minorHAnsi" w:hAnsiTheme="minorHAnsi"/>
+                <w:noProof/>
+                <w:sz w:val="22"/>
+                <w:szCs w:val="22"/>
+              </w:rPr>
+              <w:t>«AccessCode»</w:t>
+            </w:r>
+            <w:r>
+              <w:rPr>
+                <w:rFonts w:asciiTheme="minorHAnsi" w:hAnsiTheme="minorHAnsi"/>
+                <w:sz w:val="22"/>
+                <w:szCs w:val="22"/>
               </w:rPr>
               <w:fldChar w:fldCharType="end"/>
             </w:r>
@@ -720,9 +1003,8 @@
               </w:rPr>
               <w:t>«</w:t>
             </w:r>
-            <w:bookmarkStart w:id="1" w:name="OLE_LINK4"/>
-            <w:bookmarkStart w:id="2" w:name="OLE_LINK5"/>
-            <w:proofErr w:type="spellStart"/>
+            <w:bookmarkStart w:id="2" w:name="OLE_LINK4"/>
+            <w:bookmarkStart w:id="3" w:name="OLE_LINK5"/>
             <w:r>
               <w:rPr>
                 <w:b/>
@@ -730,9 +1012,8 @@
               </w:rPr>
               <w:t>ShowStartTime</w:t>
             </w:r>
-            <w:bookmarkEnd w:id="1"/>
             <w:bookmarkEnd w:id="2"/>
-            <w:proofErr w:type="spellEnd"/>
+            <w:bookmarkEnd w:id="3"/>
             <w:r>
               <w:rPr>
                 <w:b/>
@@ -808,60 +1089,94 @@
                 <w:i/>
               </w:rPr>
               <w:t xml:space="preserve">. </w:t>
+            </w:r>
+            <w:r>
+              <w:t>If</w:t>
+            </w:r>
+            <w:r>
+              <w:t xml:space="preserve"> you want</w:t>
+            </w:r>
+            <w:r>
+              <w:t xml:space="preserve"> our notifications to use</w:t>
+            </w:r>
+            <w:r>
+              <w:t xml:space="preserve"> a different </w:t>
+            </w:r>
+            <w:proofErr w:type="spellStart"/>
+            <w:r>
+              <w:t>timezone</w:t>
+            </w:r>
+            <w:proofErr w:type="spellEnd"/>
+            <w:r>
+              <w:t xml:space="preserve"> please</w:t>
+            </w:r>
+            <w:r>
+              <w:t xml:space="preserve"> </w:t>
+            </w:r>
+            <w:r>
+              <w:fldChar w:fldCharType="begin"/>
+            </w:r>
+            <w:r>
+              <w:instrText xml:space="preserve"> MERGEFIELD  ChangeTimeZoneLink  \* MERGEFORMAT </w:instrText>
+            </w:r>
+            <w:r>
+              <w:fldChar w:fldCharType="separate"/>
+            </w:r>
+            <w:r>
+              <w:rPr>
+                <w:noProof/>
+              </w:rPr>
+              <w:t>«ChangeTimeZoneLink»</w:t>
+            </w:r>
+            <w:r>
+              <w:rPr>
+                <w:noProof/>
+              </w:rPr>
+              <w:fldChar w:fldCharType="end"/>
             </w:r>
           </w:p>
           <w:p/>
           <w:p>
-            <w:bookmarkStart w:id="3" w:name="_GoBack"/>
-            <w:r>
-              <w:t xml:space="preserve">Detailed connection info (including a </w:t>
-            </w:r>
-            <w:r>
-              <w:t>chance to test your computer’s readiness</w:t>
-            </w:r>
-            <w:r>
-              <w:t>) can be viewed</w:t>
-            </w:r>
-            <w:r>
-              <w:t xml:space="preserve"> at </w:t>
-            </w:r>
-            <w:fldSimple w:instr=" MERGEFIELD  DetailedConnectionInfoLink  \* MERGEFORMAT ">
-              <w:r>
-                <w:rPr>
-                  <w:noProof/>
-                </w:rPr>
-                <w:t>«DetailedConnectionInfoLink»</w:t>
-              </w:r>
-            </w:fldSimple>
-            <w:r>
-              <w:t xml:space="preserve">. If you still have questions please </w:t>
-            </w:r>
-            <w:r>
-              <w:t>email us</w:t>
-            </w:r>
-            <w:r>
-              <w:t xml:space="preserve"> </w:t>
-            </w:r>
-            <w:fldSimple w:instr=" MERGEFIELD  SupportEmail  \* MERGEFORMAT ">
-              <w:r>
-                <w:rPr>
-                  <w:noProof/>
-                </w:rPr>
-                <w:t>«SupportEmail»</w:t>
-              </w:r>
-            </w:fldSimple>
-            <w:r>
-              <w:t xml:space="preserve"> or visit our online chat.</w:t>
+            <w:r>
+              <w:rPr>
+                <w:b/>
+                <w:i/>
+              </w:rPr>
+              <w:t>Detailed connection info</w:t>
+            </w:r>
+            <w:r>
+              <w:t xml:space="preserve"> (including a chance to test your computer’s readiness) can be viewed at </w:t>
+            </w:r>
+            <w:r>
+              <w:fldChar w:fldCharType="begin"/>
+            </w:r>
+            <w:r>
+              <w:instrText xml:space="preserve"> MERGEFIELD  DetailedConnectionInfoLink  \* MERGEFORMAT </w:instrText>
+            </w:r>
+            <w:r>
+              <w:fldChar w:fldCharType="separate"/>
+            </w:r>
+            <w:r>
+              <w:rPr>
+                <w:noProof/>
+              </w:rPr>
+              <w:t>«DetailedConnectionInfoLink»</w:t>
+            </w:r>
+            <w:r>
+              <w:rPr>
+                <w:noProof/>
+              </w:rPr>
+              <w:fldChar w:fldCharType="end"/>
+            </w:r>
+            <w:r>
+              <w:t xml:space="preserve">. </w:t>
             </w:r>
           </w:p>
-          <w:bookmarkEnd w:id="3"/>
-          <w:p/>
-          <w:p/>
           <w:p/>
         </w:tc>
         <w:tc>
           <w:tcPr>
-            <w:tcW w:w="263" w:type="dxa"/>
+            <w:tcW w:w="265" w:type="dxa"/>
             <w:tcBorders>
               <w:left w:val="single" w:sz="6" w:space="0" w:color="auto"/>
             </w:tcBorders>
@@ -873,22 +1188,177 @@
       <w:tr>
         <w:tc>
           <w:tcPr>
-            <w:tcW w:w="262" w:type="dxa"/>
+            <w:tcW w:w="265" w:type="dxa"/>
             <w:shd w:val="clear" w:color="auto" w:fill="4D677F"/>
           </w:tcPr>
           <w:p/>
         </w:tc>
         <w:tc>
           <w:tcPr>
-            <w:tcW w:w="8835" w:type="dxa"/>
+            <w:tcW w:w="8821" w:type="dxa"/>
             <w:gridSpan w:val="2"/>
             <w:shd w:val="clear" w:color="auto" w:fill="000000" w:themeFill="text1"/>
           </w:tcPr>
           <w:p/>
+          <w:tbl>
+            <w:tblPr>
+              <w:tblStyle w:val="TableGrid"/>
+              <w:tblW w:w="0" w:type="auto"/>
+              <w:tblLook w:val="04A0" w:firstRow="1" w:lastRow="0" w:firstColumn="1" w:lastColumn="0" w:noHBand="0" w:noVBand="1"/>
+            </w:tblPr>
+            <w:tblGrid>
+              <w:gridCol w:w="4304"/>
+              <w:gridCol w:w="4305"/>
+            </w:tblGrid>
+            <w:tr>
+              <w:tc>
+                <w:tcPr>
+                  <w:tcW w:w="4304" w:type="dxa"/>
+                </w:tcPr>
+                <w:p>
+                  <w:pPr>
+                    <w:jc w:val="center"/>
+                    <w:rPr>
+                      <w:sz w:val="18"/>
+                      <w:szCs w:val="18"/>
+                    </w:rPr>
+                  </w:pPr>
+                  <w:r>
+                    <w:rPr>
+                      <w:sz w:val="18"/>
+                      <w:szCs w:val="18"/>
+                    </w:rPr>
+                    <w:fldChar w:fldCharType="begin"/>
+                  </w:r>
+                  <w:r>
+                    <w:rPr>
+                      <w:sz w:val="18"/>
+                      <w:szCs w:val="18"/>
+                    </w:rPr>
+                    <w:instrText xml:space="preserve"> MERGEFIELD  AffFooter  \* MERGEFORMAT </w:instrText>
+                  </w:r>
+                  <w:r>
+                    <w:rPr>
+                      <w:sz w:val="18"/>
+                      <w:szCs w:val="18"/>
+                    </w:rPr>
+                    <w:fldChar w:fldCharType="separate"/>
+                  </w:r>
+                  <w:r>
+                    <w:rPr>
+                      <w:noProof/>
+                      <w:sz w:val="18"/>
+                      <w:szCs w:val="18"/>
+                    </w:rPr>
+                    <w:t>«AffFooter»</w:t>
+                  </w:r>
+                  <w:r>
+                    <w:rPr>
+                      <w:sz w:val="18"/>
+                      <w:szCs w:val="18"/>
+                    </w:rPr>
+                    <w:fldChar w:fldCharType="end"/>
+                  </w:r>
+                </w:p>
+              </w:tc>
+              <w:tc>
+                <w:tcPr>
+                  <w:tcW w:w="4305" w:type="dxa"/>
+                </w:tcPr>
+                <w:p>
+                  <w:pPr>
+                    <w:jc w:val="center"/>
+                    <w:rPr>
+                      <w:sz w:val="18"/>
+                      <w:szCs w:val="18"/>
+                    </w:rPr>
+                  </w:pPr>
+                  <w:r>
+                    <w:rPr>
+                      <w:sz w:val="18"/>
+                      <w:szCs w:val="18"/>
+                    </w:rPr>
+                    <w:t xml:space="preserve">800-831-0678 </w:t>
+                  </w:r>
+                  <w:proofErr w:type="spellStart"/>
+                  <w:r>
+                    <w:rPr>
+                      <w:sz w:val="18"/>
+                      <w:szCs w:val="18"/>
+                    </w:rPr>
+                    <w:t>ext</w:t>
+                  </w:r>
+                  <w:proofErr w:type="spellEnd"/>
+                  <w:r>
+                    <w:rPr>
+                      <w:sz w:val="18"/>
+                      <w:szCs w:val="18"/>
+                    </w:rPr>
+                    <w:t xml:space="preserve"> 6</w:t>
+                  </w:r>
+                </w:p>
+                <w:p>
+                  <w:pPr>
+                    <w:jc w:val="center"/>
+                    <w:rPr>
+                      <w:sz w:val="18"/>
+                      <w:szCs w:val="18"/>
+                    </w:rPr>
+                  </w:pPr>
+                  <w:r>
+                    <w:rPr>
+                      <w:sz w:val="18"/>
+                      <w:szCs w:val="18"/>
+                    </w:rPr>
+                    <w:fldChar w:fldCharType="begin"/>
+                  </w:r>
+                  <w:r>
+                    <w:rPr>
+                      <w:sz w:val="18"/>
+                      <w:szCs w:val="18"/>
+                    </w:rPr>
+                    <w:instrText xml:space="preserve"> MERGEFIELD  SupportEmail  \* MERGEFORMAT </w:instrText>
+                  </w:r>
+                  <w:r>
+                    <w:rPr>
+                      <w:sz w:val="18"/>
+                      <w:szCs w:val="18"/>
+                    </w:rPr>
+                    <w:fldChar w:fldCharType="separate"/>
+                  </w:r>
+                  <w:r>
+                    <w:rPr>
+                      <w:noProof/>
+                      <w:sz w:val="18"/>
+                      <w:szCs w:val="18"/>
+                    </w:rPr>
+                    <w:t>«SupportEmail»</w:t>
+                  </w:r>
+                  <w:r>
+                    <w:rPr>
+                      <w:sz w:val="18"/>
+                      <w:szCs w:val="18"/>
+                    </w:rPr>
+                    <w:fldChar w:fldCharType="end"/>
+                  </w:r>
+                </w:p>
+                <w:p>
+                  <w:pPr>
+                    <w:jc w:val="center"/>
+                    <w:rPr>
+                      <w:sz w:val="18"/>
+                      <w:szCs w:val="18"/>
+                    </w:rPr>
+                  </w:pPr>
+                </w:p>
+              </w:tc>
+            </w:tr>
+          </w:tbl>
+          <w:p/>
         </w:tc>
         <w:tc>
           <w:tcPr>
-            <w:tcW w:w="263" w:type="dxa"/>
+            <w:tcW w:w="265" w:type="dxa"/>
             <w:shd w:val="clear" w:color="auto" w:fill="4D677F"/>
           </w:tcPr>
           <w:p/>
@@ -897,7 +1367,7 @@
       <w:tr>
         <w:tc>
           <w:tcPr>
-            <w:tcW w:w="9360" w:type="dxa"/>
+            <w:tcW w:w="9351" w:type="dxa"/>
             <w:gridSpan w:val="4"/>
             <w:shd w:val="clear" w:color="auto" w:fill="4D677F"/>
           </w:tcPr>
@@ -915,6 +1385,400 @@
     </w:sectPr>
   </w:body>
 </w:document>
+</file>
+
+<file path=word/numbering.xml><?xml version="1.0" encoding="utf-8"?>
+<w:numbering xmlns:wpc="http://schemas.microsoft.com/office/word/2010/wordprocessingCanvas" xmlns:cx="http://schemas.microsoft.com/office/drawing/2014/chartex" xmlns:cx1="http://schemas.microsoft.com/office/drawing/2015/9/8/chartex" xmlns:cx2="http://schemas.microsoft.com/office/drawing/2015/10/21/chartex" xmlns:cx3="http://schemas.microsoft.com/office/drawing/2016/5/9/chartex" xmlns:cx4="http://schemas.microsoft.com/office/drawing/2016/5/10/chartex" xmlns:cx5="http://schemas.microsoft.com/office/drawing/2016/5/11/chartex" xmlns:mc="http://schemas.openxmlformats.org/markup-compatibility/2006" xmlns:o="urn:schemas-microsoft-com:office:office" xmlns:r="http://schemas.openxmlformats.org/officeDocument/2006/relationships" xmlns:m="http://schemas.openxmlformats.org/officeDocument/2006/math" xmlns:v="urn:schemas-microsoft-com:vml" xmlns:wp14="http://schemas.microsoft.com/office/word/2010/wordprocessingDrawing" xmlns:wp="http://schemas.openxmlformats.org/drawingml/2006/wordprocessingDrawing" xmlns:w10="urn:schemas-microsoft-com:office:word" xmlns:w="http://schemas.openxmlformats.org/wordprocessingml/2006/main" xmlns:w14="http://schemas.microsoft.com/office/word/2010/wordml" xmlns:w15="http://schemas.microsoft.com/office/word/2012/wordml" xmlns:w16se="http://schemas.microsoft.com/office/word/2015/wordml/symex" xmlns:wpg="http://schemas.microsoft.com/office/word/2010/wordprocessingGroup" xmlns:wpi="http://schemas.microsoft.com/office/word/2010/wordprocessingInk" xmlns:wne="http://schemas.microsoft.com/office/word/2006/wordml" xmlns:wps="http://schemas.microsoft.com/office/word/2010/wordprocessingShape" mc:Ignorable="w14 w15 w16se wp14">
+  <w:abstractNum w:abstractNumId="0" w15:restartNumberingAfterBreak="0">
+    <w:nsid w:val="0DED66E9"/>
+    <w:multiLevelType w:val="hybridMultilevel"/>
+    <w:tmpl w:val="9FA4C696"/>
+    <w:lvl w:ilvl="0" w:tplc="0409000F">
+      <w:start w:val="1"/>
+      <w:numFmt w:val="decimal"/>
+      <w:lvlText w:val="%1."/>
+      <w:lvlJc w:val="left"/>
+      <w:pPr>
+        <w:ind w:left="360" w:hanging="360"/>
+      </w:pPr>
+    </w:lvl>
+    <w:lvl w:ilvl="1" w:tplc="04090019" w:tentative="1">
+      <w:start w:val="1"/>
+      <w:numFmt w:val="lowerLetter"/>
+      <w:lvlText w:val="%2."/>
+      <w:lvlJc w:val="left"/>
+      <w:pPr>
+        <w:ind w:left="1080" w:hanging="360"/>
+      </w:pPr>
+    </w:lvl>
+    <w:lvl w:ilvl="2" w:tplc="0409001B" w:tentative="1">
+      <w:start w:val="1"/>
+      <w:numFmt w:val="lowerRoman"/>
+      <w:lvlText w:val="%3."/>
+      <w:lvlJc w:val="right"/>
+      <w:pPr>
+        <w:ind w:left="1800" w:hanging="180"/>
+      </w:pPr>
+    </w:lvl>
+    <w:lvl w:ilvl="3" w:tplc="0409000F" w:tentative="1">
+      <w:start w:val="1"/>
+      <w:numFmt w:val="decimal"/>
+      <w:lvlText w:val="%4."/>
+      <w:lvlJc w:val="left"/>
+      <w:pPr>
+        <w:ind w:left="2520" w:hanging="360"/>
+      </w:pPr>
+    </w:lvl>
+    <w:lvl w:ilvl="4" w:tplc="04090019" w:tentative="1">
+      <w:start w:val="1"/>
+      <w:numFmt w:val="lowerLetter"/>
+      <w:lvlText w:val="%5."/>
+      <w:lvlJc w:val="left"/>
+      <w:pPr>
+        <w:ind w:left="3240" w:hanging="360"/>
+      </w:pPr>
+    </w:lvl>
+    <w:lvl w:ilvl="5" w:tplc="0409001B" w:tentative="1">
+      <w:start w:val="1"/>
+      <w:numFmt w:val="lowerRoman"/>
+      <w:lvlText w:val="%6."/>
+      <w:lvlJc w:val="right"/>
+      <w:pPr>
+        <w:ind w:left="3960" w:hanging="180"/>
+      </w:pPr>
+    </w:lvl>
+    <w:lvl w:ilvl="6" w:tplc="0409000F" w:tentative="1">
+      <w:start w:val="1"/>
+      <w:numFmt w:val="decimal"/>
+      <w:lvlText w:val="%7."/>
+      <w:lvlJc w:val="left"/>
+      <w:pPr>
+        <w:ind w:left="4680" w:hanging="360"/>
+      </w:pPr>
+    </w:lvl>
+    <w:lvl w:ilvl="7" w:tplc="04090019" w:tentative="1">
+      <w:start w:val="1"/>
+      <w:numFmt w:val="lowerLetter"/>
+      <w:lvlText w:val="%8."/>
+      <w:lvlJc w:val="left"/>
+      <w:pPr>
+        <w:ind w:left="5400" w:hanging="360"/>
+      </w:pPr>
+    </w:lvl>
+    <w:lvl w:ilvl="8" w:tplc="0409001B" w:tentative="1">
+      <w:start w:val="1"/>
+      <w:numFmt w:val="lowerRoman"/>
+      <w:lvlText w:val="%9."/>
+      <w:lvlJc w:val="right"/>
+      <w:pPr>
+        <w:ind w:left="6120" w:hanging="180"/>
+      </w:pPr>
+    </w:lvl>
+  </w:abstractNum>
+  <w:abstractNum w:abstractNumId="1" w15:restartNumberingAfterBreak="0">
+    <w:nsid w:val="4A432A11"/>
+    <w:multiLevelType w:val="hybridMultilevel"/>
+    <w:tmpl w:val="8B3E66CC"/>
+    <w:lvl w:ilvl="0" w:tplc="2C2E2EEC">
+      <w:start w:val="2"/>
+      <w:numFmt w:val="decimal"/>
+      <w:lvlText w:val="%1."/>
+      <w:lvlJc w:val="left"/>
+      <w:pPr>
+        <w:ind w:left="1080" w:hanging="360"/>
+      </w:pPr>
+      <w:rPr>
+        <w:rFonts w:hint="default"/>
+      </w:rPr>
+    </w:lvl>
+    <w:lvl w:ilvl="1" w:tplc="04090019" w:tentative="1">
+      <w:start w:val="1"/>
+      <w:numFmt w:val="lowerLetter"/>
+      <w:lvlText w:val="%2."/>
+      <w:lvlJc w:val="left"/>
+      <w:pPr>
+        <w:ind w:left="1800" w:hanging="360"/>
+      </w:pPr>
+    </w:lvl>
+    <w:lvl w:ilvl="2" w:tplc="0409001B" w:tentative="1">
+      <w:start w:val="1"/>
+      <w:numFmt w:val="lowerRoman"/>
+      <w:lvlText w:val="%3."/>
+      <w:lvlJc w:val="right"/>
+      <w:pPr>
+        <w:ind w:left="2520" w:hanging="180"/>
+      </w:pPr>
+    </w:lvl>
+    <w:lvl w:ilvl="3" w:tplc="0409000F" w:tentative="1">
+      <w:start w:val="1"/>
+      <w:numFmt w:val="decimal"/>
+      <w:lvlText w:val="%4."/>
+      <w:lvlJc w:val="left"/>
+      <w:pPr>
+        <w:ind w:left="3240" w:hanging="360"/>
+      </w:pPr>
+    </w:lvl>
+    <w:lvl w:ilvl="4" w:tplc="04090019" w:tentative="1">
+      <w:start w:val="1"/>
+      <w:numFmt w:val="lowerLetter"/>
+      <w:lvlText w:val="%5."/>
+      <w:lvlJc w:val="left"/>
+      <w:pPr>
+        <w:ind w:left="3960" w:hanging="360"/>
+      </w:pPr>
+    </w:lvl>
+    <w:lvl w:ilvl="5" w:tplc="0409001B" w:tentative="1">
+      <w:start w:val="1"/>
+      <w:numFmt w:val="lowerRoman"/>
+      <w:lvlText w:val="%6."/>
+      <w:lvlJc w:val="right"/>
+      <w:pPr>
+        <w:ind w:left="4680" w:hanging="180"/>
+      </w:pPr>
+    </w:lvl>
+    <w:lvl w:ilvl="6" w:tplc="0409000F" w:tentative="1">
+      <w:start w:val="1"/>
+      <w:numFmt w:val="decimal"/>
+      <w:lvlText w:val="%7."/>
+      <w:lvlJc w:val="left"/>
+      <w:pPr>
+        <w:ind w:left="5400" w:hanging="360"/>
+      </w:pPr>
+    </w:lvl>
+    <w:lvl w:ilvl="7" w:tplc="04090019" w:tentative="1">
+      <w:start w:val="1"/>
+      <w:numFmt w:val="lowerLetter"/>
+      <w:lvlText w:val="%8."/>
+      <w:lvlJc w:val="left"/>
+      <w:pPr>
+        <w:ind w:left="6120" w:hanging="360"/>
+      </w:pPr>
+    </w:lvl>
+    <w:lvl w:ilvl="8" w:tplc="0409001B" w:tentative="1">
+      <w:start w:val="1"/>
+      <w:numFmt w:val="lowerRoman"/>
+      <w:lvlText w:val="%9."/>
+      <w:lvlJc w:val="right"/>
+      <w:pPr>
+        <w:ind w:left="6840" w:hanging="180"/>
+      </w:pPr>
+    </w:lvl>
+  </w:abstractNum>
+  <w:abstractNum w:abstractNumId="2" w15:restartNumberingAfterBreak="0">
+    <w:nsid w:val="5ABC28D5"/>
+    <w:multiLevelType w:val="hybridMultilevel"/>
+    <w:tmpl w:val="F8AA3DEA"/>
+    <w:lvl w:ilvl="0" w:tplc="0409000F">
+      <w:start w:val="2"/>
+      <w:numFmt w:val="decimal"/>
+      <w:lvlText w:val="%1."/>
+      <w:lvlJc w:val="left"/>
+      <w:pPr>
+        <w:ind w:left="720" w:hanging="360"/>
+      </w:pPr>
+      <w:rPr>
+        <w:rFonts w:hint="default"/>
+      </w:rPr>
+    </w:lvl>
+    <w:lvl w:ilvl="1" w:tplc="04090019" w:tentative="1">
+      <w:start w:val="1"/>
+      <w:numFmt w:val="lowerLetter"/>
+      <w:lvlText w:val="%2."/>
+      <w:lvlJc w:val="left"/>
+      <w:pPr>
+        <w:ind w:left="1440" w:hanging="360"/>
+      </w:pPr>
+    </w:lvl>
+    <w:lvl w:ilvl="2" w:tplc="0409001B" w:tentative="1">
+      <w:start w:val="1"/>
+      <w:numFmt w:val="lowerRoman"/>
+      <w:lvlText w:val="%3."/>
+      <w:lvlJc w:val="right"/>
+      <w:pPr>
+        <w:ind w:left="2160" w:hanging="180"/>
+      </w:pPr>
+    </w:lvl>
+    <w:lvl w:ilvl="3" w:tplc="0409000F" w:tentative="1">
+      <w:start w:val="1"/>
+      <w:numFmt w:val="decimal"/>
+      <w:lvlText w:val="%4."/>
+      <w:lvlJc w:val="left"/>
+      <w:pPr>
+        <w:ind w:left="2880" w:hanging="360"/>
+      </w:pPr>
+    </w:lvl>
+    <w:lvl w:ilvl="4" w:tplc="04090019" w:tentative="1">
+      <w:start w:val="1"/>
+      <w:numFmt w:val="lowerLetter"/>
+      <w:lvlText w:val="%5."/>
+      <w:lvlJc w:val="left"/>
+      <w:pPr>
+        <w:ind w:left="3600" w:hanging="360"/>
+      </w:pPr>
+    </w:lvl>
+    <w:lvl w:ilvl="5" w:tplc="0409001B" w:tentative="1">
+      <w:start w:val="1"/>
+      <w:numFmt w:val="lowerRoman"/>
+      <w:lvlText w:val="%6."/>
+      <w:lvlJc w:val="right"/>
+      <w:pPr>
+        <w:ind w:left="4320" w:hanging="180"/>
+      </w:pPr>
+    </w:lvl>
+    <w:lvl w:ilvl="6" w:tplc="0409000F" w:tentative="1">
+      <w:start w:val="1"/>
+      <w:numFmt w:val="decimal"/>
+      <w:lvlText w:val="%7."/>
+      <w:lvlJc w:val="left"/>
+      <w:pPr>
+        <w:ind w:left="5040" w:hanging="360"/>
+      </w:pPr>
+    </w:lvl>
+    <w:lvl w:ilvl="7" w:tplc="04090019" w:tentative="1">
+      <w:start w:val="1"/>
+      <w:numFmt w:val="lowerLetter"/>
+      <w:lvlText w:val="%8."/>
+      <w:lvlJc w:val="left"/>
+      <w:pPr>
+        <w:ind w:left="5760" w:hanging="360"/>
+      </w:pPr>
+    </w:lvl>
+    <w:lvl w:ilvl="8" w:tplc="0409001B" w:tentative="1">
+      <w:start w:val="1"/>
+      <w:numFmt w:val="lowerRoman"/>
+      <w:lvlText w:val="%9."/>
+      <w:lvlJc w:val="right"/>
+      <w:pPr>
+        <w:ind w:left="6480" w:hanging="180"/>
+      </w:pPr>
+    </w:lvl>
+  </w:abstractNum>
+  <w:abstractNum w:abstractNumId="3" w15:restartNumberingAfterBreak="0">
+    <w:nsid w:val="63656CA7"/>
+    <w:multiLevelType w:val="hybridMultilevel"/>
+    <w:tmpl w:val="2FDED672"/>
+    <w:lvl w:ilvl="0" w:tplc="04090001">
+      <w:start w:val="1"/>
+      <w:numFmt w:val="bullet"/>
+      <w:lvlText w:val=""/>
+      <w:lvlJc w:val="left"/>
+      <w:pPr>
+        <w:ind w:left="720" w:hanging="360"/>
+      </w:pPr>
+      <w:rPr>
+        <w:rFonts w:ascii="Symbol" w:hAnsi="Symbol" w:hint="default"/>
+      </w:rPr>
+    </w:lvl>
+    <w:lvl w:ilvl="1" w:tplc="04090003" w:tentative="1">
+      <w:start w:val="1"/>
+      <w:numFmt w:val="bullet"/>
+      <w:lvlText w:val="o"/>
+      <w:lvlJc w:val="left"/>
+      <w:pPr>
+        <w:ind w:left="1440" w:hanging="360"/>
+      </w:pPr>
+      <w:rPr>
+        <w:rFonts w:ascii="Courier New" w:hAnsi="Courier New" w:cs="Courier New" w:hint="default"/>
+      </w:rPr>
+    </w:lvl>
+    <w:lvl w:ilvl="2" w:tplc="04090005" w:tentative="1">
+      <w:start w:val="1"/>
+      <w:numFmt w:val="bullet"/>
+      <w:lvlText w:val=""/>
+      <w:lvlJc w:val="left"/>
+      <w:pPr>
+        <w:ind w:left="2160" w:hanging="360"/>
+      </w:pPr>
+      <w:rPr>
+        <w:rFonts w:ascii="Wingdings" w:hAnsi="Wingdings" w:hint="default"/>
+      </w:rPr>
+    </w:lvl>
+    <w:lvl w:ilvl="3" w:tplc="04090001" w:tentative="1">
+      <w:start w:val="1"/>
+      <w:numFmt w:val="bullet"/>
+      <w:lvlText w:val=""/>
+      <w:lvlJc w:val="left"/>
+      <w:pPr>
+        <w:ind w:left="2880" w:hanging="360"/>
+      </w:pPr>
+      <w:rPr>
+        <w:rFonts w:ascii="Symbol" w:hAnsi="Symbol" w:hint="default"/>
+      </w:rPr>
+    </w:lvl>
+    <w:lvl w:ilvl="4" w:tplc="04090003" w:tentative="1">
+      <w:start w:val="1"/>
+      <w:numFmt w:val="bullet"/>
+      <w:lvlText w:val="o"/>
+      <w:lvlJc w:val="left"/>
+      <w:pPr>
+        <w:ind w:left="3600" w:hanging="360"/>
+      </w:pPr>
+      <w:rPr>
+        <w:rFonts w:ascii="Courier New" w:hAnsi="Courier New" w:cs="Courier New" w:hint="default"/>
+      </w:rPr>
+    </w:lvl>
+    <w:lvl w:ilvl="5" w:tplc="04090005" w:tentative="1">
+      <w:start w:val="1"/>
+      <w:numFmt w:val="bullet"/>
+      <w:lvlText w:val=""/>
+      <w:lvlJc w:val="left"/>
+      <w:pPr>
+        <w:ind w:left="4320" w:hanging="360"/>
+      </w:pPr>
+      <w:rPr>
+        <w:rFonts w:ascii="Wingdings" w:hAnsi="Wingdings" w:hint="default"/>
+      </w:rPr>
+    </w:lvl>
+    <w:lvl w:ilvl="6" w:tplc="04090001" w:tentative="1">
+      <w:start w:val="1"/>
+      <w:numFmt w:val="bullet"/>
+      <w:lvlText w:val=""/>
+      <w:lvlJc w:val="left"/>
+      <w:pPr>
+        <w:ind w:left="5040" w:hanging="360"/>
+      </w:pPr>
+      <w:rPr>
+        <w:rFonts w:ascii="Symbol" w:hAnsi="Symbol" w:hint="default"/>
+      </w:rPr>
+    </w:lvl>
+    <w:lvl w:ilvl="7" w:tplc="04090003" w:tentative="1">
+      <w:start w:val="1"/>
+      <w:numFmt w:val="bullet"/>
+      <w:lvlText w:val="o"/>
+      <w:lvlJc w:val="left"/>
+      <w:pPr>
+        <w:ind w:left="5760" w:hanging="360"/>
+      </w:pPr>
+      <w:rPr>
+        <w:rFonts w:ascii="Courier New" w:hAnsi="Courier New" w:cs="Courier New" w:hint="default"/>
+      </w:rPr>
+    </w:lvl>
+    <w:lvl w:ilvl="8" w:tplc="04090005" w:tentative="1">
+      <w:start w:val="1"/>
+      <w:numFmt w:val="bullet"/>
+      <w:lvlText w:val=""/>
+      <w:lvlJc w:val="left"/>
+      <w:pPr>
+        <w:ind w:left="6480" w:hanging="360"/>
+      </w:pPr>
+      <w:rPr>
+        <w:rFonts w:ascii="Wingdings" w:hAnsi="Wingdings" w:hint="default"/>
+      </w:rPr>
+    </w:lvl>
+  </w:abstractNum>
+  <w:num w:numId="1">
+    <w:abstractNumId w:val="3"/>
+  </w:num>
+  <w:num w:numId="2">
+    <w:abstractNumId w:val="0"/>
+  </w:num>
+  <w:num w:numId="3">
+    <w:abstractNumId w:val="2"/>
+  </w:num>
+  <w:num w:numId="4">
+    <w:abstractNumId w:val="1"/>
+  </w:num>
+</w:numbering>
 </file>
 
 <file path=word/styles.xml><?xml version="1.0" encoding="utf-8"?>
@@ -1346,7 +2210,6 @@
     <w:name w:val="Normal (Web)"/>
     <w:basedOn w:val="Normal"/>
     <w:uiPriority w:val="99"/>
-    <w:semiHidden/>
     <w:unhideWhenUsed/>
     <w:rsid w:val="00226AB3"/>
     <w:pPr>
@@ -1411,6 +2274,17 @@
     <w:rsid w:val="00600828"/>
     <w:pPr>
       <w:spacing w:after="0" w:line="240" w:lineRule="auto"/>
+    </w:pPr>
+  </w:style>
+  <w:style w:type="paragraph" w:styleId="ListParagraph">
+    <w:name w:val="List Paragraph"/>
+    <w:basedOn w:val="Normal"/>
+    <w:uiPriority w:val="34"/>
+    <w:qFormat/>
+    <w:rsid w:val="009F5D81"/>
+    <w:pPr>
+      <w:ind w:left="720"/>
+      <w:contextualSpacing/>
     </w:pPr>
   </w:style>
 </w:styles>
@@ -1682,7 +2556,7 @@
 </file>
 
 <file path=customXml/itemProps1.xml><?xml version="1.0" encoding="utf-8"?>
-<ds:datastoreItem xmlns:ds="http://schemas.openxmlformats.org/officeDocument/2006/customXml" ds:itemID="{DFE7284A-BB17-473B-A26F-ACB18070CA44}">
+<ds:datastoreItem xmlns:ds="http://schemas.openxmlformats.org/officeDocument/2006/customXml" ds:itemID="{392C4052-1DF3-468A-A674-729C95ECD593}">
   <ds:schemaRefs>
     <ds:schemaRef ds:uri="http://schemas.openxmlformats.org/officeDocument/2006/bibliography"/>
   </ds:schemaRefs>

--- a/CUWebinars.Web/App_Data/mergeTemplates/ConnectionInfo2AddLoc.docx
+++ b/CUWebinars.Web/App_Data/mergeTemplates/ConnectionInfo2AddLoc.docx
@@ -513,8 +513,6 @@
           </w:p>
           <w:p/>
           <w:p>
-            <w:bookmarkStart w:id="1" w:name="_GoBack"/>
-            <w:bookmarkEnd w:id="1"/>
             <w:r>
               <w:t xml:space="preserve">It’s time to get ready for the </w:t>
             </w:r>
@@ -566,85 +564,21 @@
             <w:r>
               <w:t xml:space="preserve"> </w:t>
             </w:r>
-            <w:r>
-              <w:fldChar w:fldCharType="begin"/>
-            </w:r>
-            <w:r>
-              <w:instrText xml:space="preserve"> MERGEFIELD  DisplayDate  \* MERGEFORMAT </w:instrText>
-            </w:r>
-            <w:r>
-              <w:fldChar w:fldCharType="separate"/>
-            </w:r>
-            <w:r>
-              <w:rPr>
-                <w:noProof/>
-              </w:rPr>
-              <w:t>«DisplayDate»</w:t>
-            </w:r>
-            <w:r>
-              <w:rPr>
-                <w:noProof/>
-              </w:rPr>
-              <w:fldChar w:fldCharType="end"/>
-            </w:r>
-          </w:p>
-          <w:p>
-            <w:r>
-              <w:t>Your Link:</w:t>
-            </w:r>
-            <w:r>
-              <w:t xml:space="preserve"> </w:t>
-            </w:r>
-            <w:r>
-              <w:fldChar w:fldCharType="begin"/>
-            </w:r>
-            <w:r>
-              <w:instrText xml:space="preserve"> MERGEFIELD  ClickToJoinLink  \* MERGEFORMAT </w:instrText>
-            </w:r>
-            <w:r>
-              <w:fldChar w:fldCharType="separate"/>
-            </w:r>
-            <w:r>
-              <w:rPr>
-                <w:noProof/>
-              </w:rPr>
-              <w:t>«ClickToJoinLink»</w:t>
-            </w:r>
-            <w:r>
-              <w:rPr>
-                <w:noProof/>
-              </w:rPr>
-              <w:fldChar w:fldCharType="end"/>
-            </w:r>
-          </w:p>
-          <w:p>
-            <w:pPr>
-              <w:rPr>
-                <w:noProof/>
-              </w:rPr>
-            </w:pPr>
-            <w:fldSimple w:instr=" MERGEFIELD  AddReminder  \* MERGEFORMAT ">
+            <w:fldSimple w:instr=" MERGEFIELD  DisplayDate  \* MERGEFORMAT ">
               <w:r>
                 <w:rPr>
                   <w:noProof/>
                 </w:rPr>
-                <w:t>«AddReminder»</w:t>
+                <w:t>«DisplayDate»</w:t>
               </w:r>
             </w:fldSimple>
           </w:p>
-          <w:p/>
           <w:p>
-            <w:pPr>
-              <w:ind w:left="532" w:hanging="532"/>
-              <w:rPr>
-                <w:noProof/>
-              </w:rPr>
-            </w:pPr>
-            <w:r>
-              <w:t xml:space="preserve">1. </w:t>
-            </w:r>
-            <w:r>
-              <w:t xml:space="preserve">Click the link to join: </w:t>
+            <w:r>
+              <w:t>Your Link:</w:t>
+            </w:r>
+            <w:r>
+              <w:t xml:space="preserve"> </w:t>
             </w:r>
             <w:fldSimple w:instr=" MERGEFIELD  ClickToJoinLink  \* MERGEFORMAT ">
               <w:r>
@@ -654,79 +588,144 @@
                 <w:t>«ClickToJoinLink»</w:t>
               </w:r>
             </w:fldSimple>
-            <w:r>
+          </w:p>
+          <w:p>
+            <w:pPr>
               <w:rPr>
                 <w:noProof/>
               </w:rPr>
+            </w:pPr>
+            <w:r>
+              <w:fldChar w:fldCharType="begin"/>
+            </w:r>
+            <w:r>
+              <w:instrText xml:space="preserve"> MERGEFIELD  AddReminder  \* MERGEFORMAT </w:instrText>
+            </w:r>
+            <w:r>
+              <w:fldChar w:fldCharType="separate"/>
+            </w:r>
+            <w:r>
+              <w:rPr>
+                <w:noProof/>
+              </w:rPr>
+              <w:t>«AddReminder»</w:t>
+            </w:r>
+            <w:r>
+              <w:rPr>
+                <w:noProof/>
+              </w:rPr>
+              <w:fldChar w:fldCharType="end"/>
+            </w:r>
+          </w:p>
+          <w:p/>
+          <w:p>
+            <w:pPr>
+              <w:ind w:left="532" w:hanging="532"/>
+              <w:rPr>
+                <w:noProof/>
+              </w:rPr>
+            </w:pPr>
+            <w:r>
+              <w:t xml:space="preserve">1. </w:t>
+            </w:r>
+            <w:r>
+              <w:t xml:space="preserve">Click the link to join: </w:t>
+            </w:r>
+            <w:r>
+              <w:fldChar w:fldCharType="begin"/>
+            </w:r>
+            <w:r>
+              <w:instrText xml:space="preserve"> MERGEFIELD  ClickToJoinLink  \* MERGEFORMAT </w:instrText>
+            </w:r>
+            <w:r>
+              <w:fldChar w:fldCharType="separate"/>
+            </w:r>
+            <w:r>
+              <w:rPr>
+                <w:noProof/>
+              </w:rPr>
+              <w:t>«ClickToJoinLink»</w:t>
+            </w:r>
+            <w:r>
+              <w:rPr>
+                <w:noProof/>
+              </w:rPr>
+              <w:fldChar w:fldCharType="end"/>
+            </w:r>
+            <w:r>
+              <w:rPr>
+                <w:noProof/>
+              </w:rPr>
               <w:t>.</w:t>
             </w:r>
             <w:r>
               <w:rPr>
                 <w:noProof/>
               </w:rPr>
-              <w:t xml:space="preserve"> Note: This link is valid for one location.</w:t>
-            </w:r>
-            <w:r>
               <w:t xml:space="preserve"> </w:t>
             </w:r>
             <w:r>
-              <w:fldChar w:fldCharType="begin"/>
-            </w:r>
-            <w:r>
-              <w:instrText xml:space="preserve"> MERGEFIELD  CCCaption  \* MERGEFORMAT </w:instrText>
-            </w:r>
-            <w:r>
-              <w:fldChar w:fldCharType="separate"/>
-            </w:r>
-            <w:r>
               <w:rPr>
                 <w:noProof/>
-              </w:rPr>
-              <w:t>«CCCaption»</w:t>
-            </w:r>
-            <w:r>
-              <w:rPr>
-                <w:noProof/>
-              </w:rPr>
-              <w:fldChar w:fldCharType="end"/>
-            </w:r>
-            <w:r>
-              <w:fldChar w:fldCharType="begin"/>
-            </w:r>
-            <w:r>
-              <w:instrText xml:space="preserve"> MERGEFIELD  ExistingAddLocs  \* MERGEFORMAT </w:instrText>
-            </w:r>
-            <w:r>
-              <w:fldChar w:fldCharType="separate"/>
-            </w:r>
-            <w:r>
-              <w:rPr>
-                <w:noProof/>
-              </w:rPr>
-              <w:t>«ExistingAddLocs»</w:t>
-            </w:r>
-            <w:r>
-              <w:rPr>
-                <w:noProof/>
-              </w:rPr>
-              <w:fldChar w:fldCharType="end"/>
-            </w:r>
-            <w:r>
+                <w:sz w:val="20"/>
+                <w:szCs w:val="20"/>
+              </w:rPr>
+              <w:t>(Valid for one location only.)</w:t>
+            </w:r>
+            <w:r>
+              <w:rPr>
+                <w:sz w:val="20"/>
+                <w:szCs w:val="20"/>
+              </w:rPr>
               <w:t xml:space="preserve"> </w:t>
             </w:r>
-            <w:fldSimple w:instr=" MERGEFIELD  AddLocsCost  \* MERGEFORMAT ">
+            <w:fldSimple w:instr=" MERGEFIELD  CCCaption  \* MERGEFORMAT ">
               <w:r>
                 <w:rPr>
                   <w:noProof/>
                 </w:rPr>
-                <w:t>«AddLocsCost»</w:t>
+                <w:t>«CCCaption»</w:t>
               </w:r>
             </w:fldSimple>
+            <w:fldSimple w:instr=" MERGEFIELD  ExistingAddLocs  \* MERGEFORMAT ">
+              <w:r>
+                <w:rPr>
+                  <w:noProof/>
+                </w:rPr>
+                <w:t>«ExistingAddLocs»</w:t>
+              </w:r>
+            </w:fldSimple>
+            <w:r>
+              <w:t xml:space="preserve"> </w:t>
+            </w:r>
+            <w:r>
+              <w:fldChar w:fldCharType="begin"/>
+            </w:r>
+            <w:r>
+              <w:instrText xml:space="preserve"> MERGEFIELD  AddLocsCost  \* MERGEFORMAT </w:instrText>
+            </w:r>
+            <w:r>
+              <w:fldChar w:fldCharType="separate"/>
+            </w:r>
+            <w:r>
+              <w:rPr>
+                <w:noProof/>
+              </w:rPr>
+              <w:t>«AddLocsCost»</w:t>
+            </w:r>
+            <w:r>
+              <w:rPr>
+                <w:noProof/>
+              </w:rPr>
+              <w:fldChar w:fldCharType="end"/>
+            </w:r>
           </w:p>
           <w:p>
             <w:pPr>
               <w:ind w:left="532" w:hanging="532"/>
             </w:pPr>
+            <w:bookmarkStart w:id="1" w:name="_GoBack"/>
+            <w:bookmarkEnd w:id="1"/>
           </w:p>
           <w:p>
             <w:pPr>
@@ -746,14 +745,27 @@
             <w:pPr>
               <w:ind w:left="532" w:hanging="532"/>
             </w:pPr>
-            <w:fldSimple w:instr=" MERGEFIELD  PresenterMaterials  \* MERGEFORMAT ">
-              <w:r>
-                <w:rPr>
-                  <w:noProof/>
-                </w:rPr>
-                <w:t>«PresenterMaterials»</w:t>
-              </w:r>
-            </w:fldSimple>
+            <w:r>
+              <w:fldChar w:fldCharType="begin"/>
+            </w:r>
+            <w:r>
+              <w:instrText xml:space="preserve"> MERGEFIELD  PresenterMaterials  \* MERGEFORMAT </w:instrText>
+            </w:r>
+            <w:r>
+              <w:fldChar w:fldCharType="separate"/>
+            </w:r>
+            <w:r>
+              <w:rPr>
+                <w:noProof/>
+              </w:rPr>
+              <w:t>«PresenterMaterials»</w:t>
+            </w:r>
+            <w:r>
+              <w:rPr>
+                <w:noProof/>
+              </w:rPr>
+              <w:fldChar w:fldCharType="end"/>
+            </w:r>
           </w:p>
           <w:p>
             <w:pPr>
@@ -1113,27 +1125,14 @@
             <w:r>
               <w:t xml:space="preserve"> </w:t>
             </w:r>
-            <w:r>
-              <w:fldChar w:fldCharType="begin"/>
-            </w:r>
-            <w:r>
-              <w:instrText xml:space="preserve"> MERGEFIELD  ChangeTimeZoneLink  \* MERGEFORMAT </w:instrText>
-            </w:r>
-            <w:r>
-              <w:fldChar w:fldCharType="separate"/>
-            </w:r>
-            <w:r>
-              <w:rPr>
-                <w:noProof/>
-              </w:rPr>
-              <w:t>«ChangeTimeZoneLink»</w:t>
-            </w:r>
-            <w:r>
-              <w:rPr>
-                <w:noProof/>
-              </w:rPr>
-              <w:fldChar w:fldCharType="end"/>
-            </w:r>
+            <w:fldSimple w:instr=" MERGEFIELD  ChangeTimeZoneLink  \* MERGEFORMAT ">
+              <w:r>
+                <w:rPr>
+                  <w:noProof/>
+                </w:rPr>
+                <w:t>«ChangeTimeZoneLink»</w:t>
+              </w:r>
+            </w:fldSimple>
           </w:p>
           <w:p/>
           <w:p>
@@ -1147,27 +1146,14 @@
             <w:r>
               <w:t xml:space="preserve"> (including a chance to test your computer’s readiness) can be viewed at </w:t>
             </w:r>
-            <w:r>
-              <w:fldChar w:fldCharType="begin"/>
-            </w:r>
-            <w:r>
-              <w:instrText xml:space="preserve"> MERGEFIELD  DetailedConnectionInfoLink  \* MERGEFORMAT </w:instrText>
-            </w:r>
-            <w:r>
-              <w:fldChar w:fldCharType="separate"/>
-            </w:r>
-            <w:r>
-              <w:rPr>
-                <w:noProof/>
-              </w:rPr>
-              <w:t>«DetailedConnectionInfoLink»</w:t>
-            </w:r>
-            <w:r>
-              <w:rPr>
-                <w:noProof/>
-              </w:rPr>
-              <w:fldChar w:fldCharType="end"/>
-            </w:r>
+            <w:fldSimple w:instr=" MERGEFIELD  DetailedConnectionInfoLink  \* MERGEFORMAT ">
+              <w:r>
+                <w:rPr>
+                  <w:noProof/>
+                </w:rPr>
+                <w:t>«DetailedConnectionInfoLink»</w:t>
+              </w:r>
+            </w:fldSimple>
             <w:r>
               <w:t xml:space="preserve">. </w:t>
             </w:r>
@@ -1199,155 +1185,279 @@
             <w:gridSpan w:val="2"/>
             <w:shd w:val="clear" w:color="auto" w:fill="000000" w:themeFill="text1"/>
           </w:tcPr>
-          <w:p/>
           <w:tbl>
             <w:tblPr>
               <w:tblStyle w:val="TableGrid"/>
               <w:tblW w:w="0" w:type="auto"/>
+              <w:tblBorders>
+                <w:top w:val="none" w:sz="0" w:space="0" w:color="auto"/>
+                <w:left w:val="none" w:sz="0" w:space="0" w:color="auto"/>
+                <w:bottom w:val="none" w:sz="0" w:space="0" w:color="auto"/>
+                <w:right w:val="none" w:sz="0" w:space="0" w:color="auto"/>
+                <w:insideH w:val="none" w:sz="0" w:space="0" w:color="auto"/>
+                <w:insideV w:val="none" w:sz="0" w:space="0" w:color="auto"/>
+              </w:tblBorders>
               <w:tblLook w:val="04A0" w:firstRow="1" w:lastRow="0" w:firstColumn="1" w:lastColumn="0" w:noHBand="0" w:noVBand="1"/>
             </w:tblPr>
             <w:tblGrid>
-              <w:gridCol w:w="4304"/>
-              <w:gridCol w:w="4305"/>
+              <w:gridCol w:w="8619"/>
             </w:tblGrid>
             <w:tr>
               <w:tc>
                 <w:tcPr>
-                  <w:tcW w:w="4304" w:type="dxa"/>
+                  <w:tcW w:w="8821" w:type="dxa"/>
+                  <w:shd w:val="clear" w:color="auto" w:fill="000000" w:themeFill="text1"/>
                 </w:tcPr>
                 <w:p>
                   <w:pPr>
-                    <w:jc w:val="center"/>
                     <w:rPr>
-                      <w:sz w:val="18"/>
-                      <w:szCs w:val="18"/>
+                      <w:rFonts w:eastAsia="Times New Roman" w:cs="Times New Roman"/>
                     </w:rPr>
                   </w:pPr>
-                  <w:r>
+                </w:p>
+                <w:tbl>
+                  <w:tblPr>
+                    <w:tblStyle w:val="TableGrid"/>
+                    <w:tblW w:w="0" w:type="auto"/>
+                    <w:tblLook w:val="04A0" w:firstRow="1" w:lastRow="0" w:firstColumn="1" w:lastColumn="0" w:noHBand="0" w:noVBand="1"/>
+                  </w:tblPr>
+                  <w:tblGrid>
+                    <w:gridCol w:w="4191"/>
+                    <w:gridCol w:w="4202"/>
+                  </w:tblGrid>
+                  <w:tr>
+                    <w:tc>
+                      <w:tcPr>
+                        <w:tcW w:w="4297" w:type="dxa"/>
+                        <w:tcBorders>
+                          <w:top w:val="single" w:sz="4" w:space="0" w:color="auto"/>
+                          <w:left w:val="single" w:sz="4" w:space="0" w:color="auto"/>
+                          <w:bottom w:val="single" w:sz="4" w:space="0" w:color="auto"/>
+                          <w:right w:val="single" w:sz="4" w:space="0" w:color="auto"/>
+                        </w:tcBorders>
+                      </w:tcPr>
+                      <w:bookmarkStart w:id="4" w:name="OLE_LINK1"/>
+                      <w:bookmarkStart w:id="5" w:name="OLE_LINK2"/>
+                      <w:p>
+                        <w:pPr>
+                          <w:jc w:val="center"/>
+                          <w:rPr>
+                            <w:rFonts w:eastAsia="Times New Roman" w:cs="Times New Roman"/>
+                            <w:sz w:val="18"/>
+                            <w:szCs w:val="18"/>
+                          </w:rPr>
+                        </w:pPr>
+                        <w:r>
+                          <w:rPr>
+                            <w:rFonts w:eastAsia="Times New Roman" w:cs="Times New Roman"/>
+                            <w:sz w:val="18"/>
+                            <w:szCs w:val="18"/>
+                          </w:rPr>
+                          <w:fldChar w:fldCharType="begin"/>
+                        </w:r>
+                        <w:r>
+                          <w:rPr>
+                            <w:rFonts w:eastAsia="Times New Roman" w:cs="Times New Roman"/>
+                            <w:sz w:val="18"/>
+                            <w:szCs w:val="18"/>
+                          </w:rPr>
+                          <w:instrText xml:space="preserve"> MERGEFIELD  AffFooter  \* MERGEFORMAT </w:instrText>
+                        </w:r>
+                        <w:r>
+                          <w:rPr>
+                            <w:rFonts w:eastAsia="Times New Roman" w:cs="Times New Roman"/>
+                            <w:sz w:val="18"/>
+                            <w:szCs w:val="18"/>
+                          </w:rPr>
+                          <w:fldChar w:fldCharType="separate"/>
+                        </w:r>
+                        <w:r>
+                          <w:rPr>
+                            <w:rFonts w:eastAsia="Times New Roman" w:cs="Times New Roman"/>
+                            <w:noProof/>
+                            <w:sz w:val="18"/>
+                            <w:szCs w:val="18"/>
+                          </w:rPr>
+                          <w:t>«AffFooter»</w:t>
+                        </w:r>
+                        <w:r>
+                          <w:rPr>
+                            <w:rFonts w:eastAsia="Times New Roman" w:cs="Times New Roman"/>
+                            <w:sz w:val="18"/>
+                            <w:szCs w:val="18"/>
+                          </w:rPr>
+                          <w:fldChar w:fldCharType="end"/>
+                        </w:r>
+                        <w:bookmarkEnd w:id="4"/>
+                        <w:bookmarkEnd w:id="5"/>
+                      </w:p>
+                    </w:tc>
+                    <w:tc>
+                      <w:tcPr>
+                        <w:tcW w:w="4298" w:type="dxa"/>
+                        <w:tcBorders>
+                          <w:top w:val="single" w:sz="4" w:space="0" w:color="auto"/>
+                          <w:left w:val="single" w:sz="4" w:space="0" w:color="auto"/>
+                          <w:bottom w:val="single" w:sz="4" w:space="0" w:color="auto"/>
+                          <w:right w:val="single" w:sz="4" w:space="0" w:color="auto"/>
+                        </w:tcBorders>
+                      </w:tcPr>
+                      <w:p>
+                        <w:pPr>
+                          <w:jc w:val="center"/>
+                          <w:rPr>
+                            <w:rFonts w:eastAsia="Times New Roman" w:cs="Times New Roman"/>
+                            <w:sz w:val="18"/>
+                            <w:szCs w:val="18"/>
+                          </w:rPr>
+                        </w:pPr>
+                        <w:r>
+                          <w:rPr>
+                            <w:rFonts w:eastAsia="Times New Roman" w:cs="Times New Roman"/>
+                            <w:sz w:val="18"/>
+                            <w:szCs w:val="18"/>
+                          </w:rPr>
+                          <w:fldChar w:fldCharType="begin"/>
+                        </w:r>
+                        <w:r>
+                          <w:rPr>
+                            <w:rFonts w:eastAsia="Times New Roman" w:cs="Times New Roman"/>
+                            <w:sz w:val="18"/>
+                            <w:szCs w:val="18"/>
+                          </w:rPr>
+                          <w:instrText xml:space="preserve"> MERGEFIELD  SupportEmail  \* MERGEFORMAT </w:instrText>
+                        </w:r>
+                        <w:r>
+                          <w:rPr>
+                            <w:rFonts w:eastAsia="Times New Roman" w:cs="Times New Roman"/>
+                            <w:sz w:val="18"/>
+                            <w:szCs w:val="18"/>
+                          </w:rPr>
+                          <w:fldChar w:fldCharType="separate"/>
+                        </w:r>
+                        <w:r>
+                          <w:rPr>
+                            <w:rFonts w:eastAsia="Times New Roman" w:cs="Times New Roman"/>
+                            <w:noProof/>
+                            <w:sz w:val="18"/>
+                            <w:szCs w:val="18"/>
+                          </w:rPr>
+                          <w:t>«SupportEmail»</w:t>
+                        </w:r>
+                        <w:r>
+                          <w:rPr>
+                            <w:rFonts w:eastAsia="Times New Roman" w:cs="Times New Roman"/>
+                            <w:sz w:val="18"/>
+                            <w:szCs w:val="18"/>
+                          </w:rPr>
+                          <w:fldChar w:fldCharType="end"/>
+                        </w:r>
+                      </w:p>
+                      <w:p>
+                        <w:pPr>
+                          <w:jc w:val="center"/>
+                          <w:rPr>
+                            <w:rFonts w:eastAsia="Times New Roman" w:cs="Times New Roman"/>
+                            <w:sz w:val="18"/>
+                            <w:szCs w:val="18"/>
+                          </w:rPr>
+                        </w:pPr>
+                        <w:r>
+                          <w:rPr>
+                            <w:rFonts w:eastAsia="Times New Roman" w:cs="Times New Roman"/>
+                            <w:sz w:val="18"/>
+                            <w:szCs w:val="18"/>
+                          </w:rPr>
+                          <w:t xml:space="preserve">800-831-0678 </w:t>
+                        </w:r>
+                      </w:p>
+                    </w:tc>
+                  </w:tr>
+                  <w:tr>
+                    <w:tc>
+                      <w:tcPr>
+                        <w:tcW w:w="8595" w:type="dxa"/>
+                        <w:gridSpan w:val="2"/>
+                        <w:tcBorders>
+                          <w:top w:val="single" w:sz="4" w:space="0" w:color="auto"/>
+                          <w:left w:val="single" w:sz="4" w:space="0" w:color="auto"/>
+                          <w:bottom w:val="single" w:sz="4" w:space="0" w:color="auto"/>
+                          <w:right w:val="single" w:sz="4" w:space="0" w:color="auto"/>
+                        </w:tcBorders>
+                      </w:tcPr>
+                      <w:p>
+                        <w:pPr>
+                          <w:jc w:val="center"/>
+                          <w:rPr>
+                            <w:rFonts w:eastAsia="Times New Roman" w:cs="Times New Roman"/>
+                            <w:sz w:val="18"/>
+                            <w:szCs w:val="18"/>
+                          </w:rPr>
+                        </w:pPr>
+                        <w:r>
+                          <w:rPr>
+                            <w:rFonts w:eastAsia="Times New Roman" w:cs="Times New Roman"/>
+                            <w:sz w:val="18"/>
+                            <w:szCs w:val="18"/>
+                          </w:rPr>
+                          <w:fldChar w:fldCharType="begin"/>
+                        </w:r>
+                        <w:r>
+                          <w:rPr>
+                            <w:rFonts w:eastAsia="Times New Roman" w:cs="Times New Roman"/>
+                            <w:sz w:val="18"/>
+                            <w:szCs w:val="18"/>
+                          </w:rPr>
+                          <w:instrText xml:space="preserve"> MERGEFIELD  ServiceNote  \* MERGEFORMAT </w:instrText>
+                        </w:r>
+                        <w:r>
+                          <w:rPr>
+                            <w:rFonts w:eastAsia="Times New Roman" w:cs="Times New Roman"/>
+                            <w:sz w:val="18"/>
+                            <w:szCs w:val="18"/>
+                          </w:rPr>
+                          <w:fldChar w:fldCharType="separate"/>
+                        </w:r>
+                        <w:r>
+                          <w:rPr>
+                            <w:rFonts w:eastAsia="Times New Roman" w:cs="Times New Roman"/>
+                            <w:noProof/>
+                            <w:sz w:val="18"/>
+                            <w:szCs w:val="18"/>
+                          </w:rPr>
+                          <w:t>«ServiceNote»</w:t>
+                        </w:r>
+                        <w:r>
+                          <w:rPr>
+                            <w:rFonts w:eastAsia="Times New Roman" w:cs="Times New Roman"/>
+                            <w:sz w:val="18"/>
+                            <w:szCs w:val="18"/>
+                          </w:rPr>
+                          <w:fldChar w:fldCharType="end"/>
+                        </w:r>
+                      </w:p>
+                    </w:tc>
+                  </w:tr>
+                </w:tbl>
+                <w:p>
+                  <w:pPr>
                     <w:rPr>
-                      <w:sz w:val="18"/>
-                      <w:szCs w:val="18"/>
+                      <w:rFonts w:eastAsia="Times New Roman" w:cs="Times New Roman"/>
                     </w:rPr>
-                    <w:fldChar w:fldCharType="begin"/>
-                  </w:r>
-                  <w:r>
-                    <w:rPr>
-                      <w:sz w:val="18"/>
-                      <w:szCs w:val="18"/>
-                    </w:rPr>
-                    <w:instrText xml:space="preserve"> MERGEFIELD  AffFooter  \* MERGEFORMAT </w:instrText>
-                  </w:r>
-                  <w:r>
-                    <w:rPr>
-                      <w:sz w:val="18"/>
-                      <w:szCs w:val="18"/>
-                    </w:rPr>
-                    <w:fldChar w:fldCharType="separate"/>
-                  </w:r>
-                  <w:r>
-                    <w:rPr>
-                      <w:noProof/>
-                      <w:sz w:val="18"/>
-                      <w:szCs w:val="18"/>
-                    </w:rPr>
-                    <w:t>«AffFooter»</w:t>
-                  </w:r>
-                  <w:r>
-                    <w:rPr>
-                      <w:sz w:val="18"/>
-                      <w:szCs w:val="18"/>
-                    </w:rPr>
-                    <w:fldChar w:fldCharType="end"/>
-                  </w:r>
+                  </w:pPr>
                 </w:p>
               </w:tc>
+            </w:tr>
+            <w:tr>
               <w:tc>
                 <w:tcPr>
-                  <w:tcW w:w="4305" w:type="dxa"/>
+                  <w:tcW w:w="8821" w:type="dxa"/>
+                  <w:shd w:val="clear" w:color="auto" w:fill="000000" w:themeFill="text1"/>
                 </w:tcPr>
                 <w:p>
                   <w:pPr>
-                    <w:jc w:val="center"/>
                     <w:rPr>
-                      <w:sz w:val="18"/>
-                      <w:szCs w:val="18"/>
-                    </w:rPr>
-                  </w:pPr>
-                  <w:r>
-                    <w:rPr>
-                      <w:sz w:val="18"/>
-                      <w:szCs w:val="18"/>
-                    </w:rPr>
-                    <w:t xml:space="preserve">800-831-0678 </w:t>
-                  </w:r>
-                  <w:proofErr w:type="spellStart"/>
-                  <w:r>
-                    <w:rPr>
-                      <w:sz w:val="18"/>
-                      <w:szCs w:val="18"/>
-                    </w:rPr>
-                    <w:t>ext</w:t>
-                  </w:r>
-                  <w:proofErr w:type="spellEnd"/>
-                  <w:r>
-                    <w:rPr>
-                      <w:sz w:val="18"/>
-                      <w:szCs w:val="18"/>
-                    </w:rPr>
-                    <w:t xml:space="preserve"> 6</w:t>
-                  </w:r>
-                </w:p>
-                <w:p>
-                  <w:pPr>
-                    <w:jc w:val="center"/>
-                    <w:rPr>
-                      <w:sz w:val="18"/>
-                      <w:szCs w:val="18"/>
-                    </w:rPr>
-                  </w:pPr>
-                  <w:r>
-                    <w:rPr>
-                      <w:sz w:val="18"/>
-                      <w:szCs w:val="18"/>
-                    </w:rPr>
-                    <w:fldChar w:fldCharType="begin"/>
-                  </w:r>
-                  <w:r>
-                    <w:rPr>
-                      <w:sz w:val="18"/>
-                      <w:szCs w:val="18"/>
-                    </w:rPr>
-                    <w:instrText xml:space="preserve"> MERGEFIELD  SupportEmail  \* MERGEFORMAT </w:instrText>
-                  </w:r>
-                  <w:r>
-                    <w:rPr>
-                      <w:sz w:val="18"/>
-                      <w:szCs w:val="18"/>
-                    </w:rPr>
-                    <w:fldChar w:fldCharType="separate"/>
-                  </w:r>
-                  <w:r>
-                    <w:rPr>
-                      <w:noProof/>
-                      <w:sz w:val="18"/>
-                      <w:szCs w:val="18"/>
-                    </w:rPr>
-                    <w:t>«SupportEmail»</w:t>
-                  </w:r>
-                  <w:r>
-                    <w:rPr>
-                      <w:sz w:val="18"/>
-                      <w:szCs w:val="18"/>
-                    </w:rPr>
-                    <w:fldChar w:fldCharType="end"/>
-                  </w:r>
-                </w:p>
-                <w:p>
-                  <w:pPr>
-                    <w:jc w:val="center"/>
-                    <w:rPr>
-                      <w:sz w:val="18"/>
-                      <w:szCs w:val="18"/>
+                      <w:rFonts w:eastAsia="Times New Roman" w:cs="Times New Roman"/>
                     </w:rPr>
                   </w:pPr>
                 </w:p>
@@ -2556,7 +2666,7 @@
 </file>
 
 <file path=customXml/itemProps1.xml><?xml version="1.0" encoding="utf-8"?>
-<ds:datastoreItem xmlns:ds="http://schemas.openxmlformats.org/officeDocument/2006/customXml" ds:itemID="{392C4052-1DF3-468A-A674-729C95ECD593}">
+<ds:datastoreItem xmlns:ds="http://schemas.openxmlformats.org/officeDocument/2006/customXml" ds:itemID="{69452033-B94C-40E2-B444-45D68F295C56}">
   <ds:schemaRefs>
     <ds:schemaRef ds:uri="http://schemas.openxmlformats.org/officeDocument/2006/bibliography"/>
   </ds:schemaRefs>

--- a/CUWebinars.Web/App_Data/mergeTemplates/ConnectionInfo2AddLoc.docx
+++ b/CUWebinars.Web/App_Data/mergeTemplates/ConnectionInfo2AddLoc.docx
@@ -1,6 +1,6 @@
 
 <file path=word/document.xml><?xml version="1.0" encoding="utf-8"?>
-<w:document xmlns:wpc="http://schemas.microsoft.com/office/word/2010/wordprocessingCanvas" xmlns:cx="http://schemas.microsoft.com/office/drawing/2014/chartex" xmlns:cx1="http://schemas.microsoft.com/office/drawing/2015/9/8/chartex" xmlns:cx2="http://schemas.microsoft.com/office/drawing/2015/10/21/chartex" xmlns:cx3="http://schemas.microsoft.com/office/drawing/2016/5/9/chartex" xmlns:cx4="http://schemas.microsoft.com/office/drawing/2016/5/10/chartex" xmlns:cx5="http://schemas.microsoft.com/office/drawing/2016/5/11/chartex" xmlns:mc="http://schemas.openxmlformats.org/markup-compatibility/2006" xmlns:o="urn:schemas-microsoft-com:office:office" xmlns:r="http://schemas.openxmlformats.org/officeDocument/2006/relationships" xmlns:m="http://schemas.openxmlformats.org/officeDocument/2006/math" xmlns:v="urn:schemas-microsoft-com:vml" xmlns:wp14="http://schemas.microsoft.com/office/word/2010/wordprocessingDrawing" xmlns:wp="http://schemas.openxmlformats.org/drawingml/2006/wordprocessingDrawing" xmlns:w10="urn:schemas-microsoft-com:office:word" xmlns:w="http://schemas.openxmlformats.org/wordprocessingml/2006/main" xmlns:w14="http://schemas.microsoft.com/office/word/2010/wordml" xmlns:w15="http://schemas.microsoft.com/office/word/2012/wordml" xmlns:w16se="http://schemas.microsoft.com/office/word/2015/wordml/symex" xmlns:wpg="http://schemas.microsoft.com/office/word/2010/wordprocessingGroup" xmlns:wpi="http://schemas.microsoft.com/office/word/2010/wordprocessingInk" xmlns:wne="http://schemas.microsoft.com/office/word/2006/wordml" xmlns:wps="http://schemas.microsoft.com/office/word/2010/wordprocessingShape" mc:Ignorable="w14 w15 w16se wp14">
+<w:document xmlns:wpc="http://schemas.microsoft.com/office/word/2010/wordprocessingCanvas" xmlns:cx="http://schemas.microsoft.com/office/drawing/2014/chartex" xmlns:cx1="http://schemas.microsoft.com/office/drawing/2015/9/8/chartex" xmlns:cx2="http://schemas.microsoft.com/office/drawing/2015/10/21/chartex" xmlns:cx3="http://schemas.microsoft.com/office/drawing/2016/5/9/chartex" xmlns:cx4="http://schemas.microsoft.com/office/drawing/2016/5/10/chartex" xmlns:cx5="http://schemas.microsoft.com/office/drawing/2016/5/11/chartex" xmlns:cx6="http://schemas.microsoft.com/office/drawing/2016/5/12/chartex" xmlns:cx7="http://schemas.microsoft.com/office/drawing/2016/5/13/chartex" xmlns:cx8="http://schemas.microsoft.com/office/drawing/2016/5/14/chartex" xmlns:mc="http://schemas.openxmlformats.org/markup-compatibility/2006" xmlns:o="urn:schemas-microsoft-com:office:office" xmlns:r="http://schemas.openxmlformats.org/officeDocument/2006/relationships" xmlns:m="http://schemas.openxmlformats.org/officeDocument/2006/math" xmlns:v="urn:schemas-microsoft-com:vml" xmlns:wp14="http://schemas.microsoft.com/office/word/2010/wordprocessingDrawing" xmlns:wp="http://schemas.openxmlformats.org/drawingml/2006/wordprocessingDrawing" xmlns:w10="urn:schemas-microsoft-com:office:word" xmlns:w="http://schemas.openxmlformats.org/wordprocessingml/2006/main" xmlns:w14="http://schemas.microsoft.com/office/word/2010/wordml" xmlns:w15="http://schemas.microsoft.com/office/word/2012/wordml" xmlns:w16se="http://schemas.microsoft.com/office/word/2015/wordml/symex" xmlns:wpg="http://schemas.microsoft.com/office/word/2010/wordprocessingGroup" xmlns:wpi="http://schemas.microsoft.com/office/word/2010/wordprocessingInk" xmlns:wne="http://schemas.microsoft.com/office/word/2006/wordml" xmlns:wps="http://schemas.microsoft.com/office/word/2010/wordprocessingShape" mc:Ignorable="w14 w15 w16se wp14">
   <w:body>
     <w:tbl>
       <w:tblPr>
@@ -17,10 +17,10 @@
         <w:tblLook w:val="04A0" w:firstRow="1" w:lastRow="0" w:firstColumn="1" w:lastColumn="0" w:noHBand="0" w:noVBand="1"/>
       </w:tblPr>
       <w:tblGrid>
-        <w:gridCol w:w="262"/>
-        <w:gridCol w:w="6000"/>
-        <w:gridCol w:w="2835"/>
-        <w:gridCol w:w="263"/>
+        <w:gridCol w:w="264"/>
+        <w:gridCol w:w="6242"/>
+        <w:gridCol w:w="2589"/>
+        <w:gridCol w:w="265"/>
       </w:tblGrid>
       <w:tr>
         <w:tc>
@@ -147,7 +147,7 @@
             </w:tblPr>
             <w:tblGrid>
               <w:gridCol w:w="1115"/>
-              <w:gridCol w:w="1504"/>
+              <w:gridCol w:w="1258"/>
             </w:tblGrid>
             <w:tr>
               <w:tc>
@@ -321,14 +321,6 @@
                       <w:szCs w:val="18"/>
                     </w:rPr>
                   </w:pPr>
-                  <w:r>
-                    <w:rPr>
-                      <w:color w:val="7F7F7F" w:themeColor="text1" w:themeTint="80"/>
-                      <w:sz w:val="18"/>
-                      <w:szCs w:val="18"/>
-                    </w:rPr>
-                    <w:t>Status:</w:t>
-                  </w:r>
                 </w:p>
               </w:tc>
               <w:tc>
@@ -344,42 +336,6 @@
                       <w:szCs w:val="18"/>
                     </w:rPr>
                   </w:pPr>
-                  <w:r>
-                    <w:rPr>
-                      <w:sz w:val="18"/>
-                      <w:szCs w:val="18"/>
-                    </w:rPr>
-                    <w:fldChar w:fldCharType="begin"/>
-                  </w:r>
-                  <w:r>
-                    <w:rPr>
-                      <w:sz w:val="18"/>
-                      <w:szCs w:val="18"/>
-                    </w:rPr>
-                    <w:instrText xml:space="preserve"> MERGEFIELD  PaymentStatus  \* MERGEFORMAT </w:instrText>
-                  </w:r>
-                  <w:r>
-                    <w:rPr>
-                      <w:sz w:val="18"/>
-                      <w:szCs w:val="18"/>
-                    </w:rPr>
-                    <w:fldChar w:fldCharType="separate"/>
-                  </w:r>
-                  <w:r>
-                    <w:rPr>
-                      <w:noProof/>
-                      <w:sz w:val="18"/>
-                      <w:szCs w:val="18"/>
-                    </w:rPr>
-                    <w:t>«PaymentStatus»</w:t>
-                  </w:r>
-                  <w:r>
-                    <w:rPr>
-                      <w:sz w:val="18"/>
-                      <w:szCs w:val="18"/>
-                    </w:rPr>
-                    <w:fldChar w:fldCharType="end"/>
-                  </w:r>
                 </w:p>
               </w:tc>
             </w:tr>
@@ -564,28 +520,41 @@
             <w:r>
               <w:t xml:space="preserve"> </w:t>
             </w:r>
-            <w:fldSimple w:instr=" MERGEFIELD  DisplayDate  \* MERGEFORMAT ">
+            <w:r>
+              <w:fldChar w:fldCharType="begin"/>
+            </w:r>
+            <w:r>
+              <w:instrText xml:space="preserve"> MERGEFIELD  DisplayDate  \* MERGEFORMAT </w:instrText>
+            </w:r>
+            <w:r>
+              <w:fldChar w:fldCharType="separate"/>
+            </w:r>
+            <w:r>
+              <w:rPr>
+                <w:noProof/>
+              </w:rPr>
+              <w:t>«DisplayDate»</w:t>
+            </w:r>
+            <w:r>
+              <w:rPr>
+                <w:noProof/>
+              </w:rPr>
+              <w:fldChar w:fldCharType="end"/>
+            </w:r>
+          </w:p>
+          <w:p>
+            <w:r>
+              <w:t>Your Link:</w:t>
+            </w:r>
+            <w:r>
+              <w:t xml:space="preserve"> </w:t>
+            </w:r>
+            <w:fldSimple w:instr=" MERGEFIELD  ClickToJoinAddLocLink  \* MERGEFORMAT ">
               <w:r>
                 <w:rPr>
                   <w:noProof/>
                 </w:rPr>
-                <w:t>«DisplayDate»</w:t>
-              </w:r>
-            </w:fldSimple>
-          </w:p>
-          <w:p>
-            <w:r>
-              <w:t>Your Link:</w:t>
-            </w:r>
-            <w:r>
-              <w:t xml:space="preserve"> </w:t>
-            </w:r>
-            <w:fldSimple w:instr=" MERGEFIELD  ClickToJoinLink  \* MERGEFORMAT ">
-              <w:r>
-                <w:rPr>
-                  <w:noProof/>
-                </w:rPr>
-                <w:t>«ClickToJoinLink»</w:t>
+                <w:t>«ClickToJoinAddLocLink»</w:t>
               </w:r>
             </w:fldSimple>
           </w:p>
@@ -595,27 +564,14 @@
                 <w:noProof/>
               </w:rPr>
             </w:pPr>
-            <w:r>
-              <w:fldChar w:fldCharType="begin"/>
-            </w:r>
-            <w:r>
-              <w:instrText xml:space="preserve"> MERGEFIELD  AddReminder  \* MERGEFORMAT </w:instrText>
-            </w:r>
-            <w:r>
-              <w:fldChar w:fldCharType="separate"/>
-            </w:r>
-            <w:r>
-              <w:rPr>
-                <w:noProof/>
-              </w:rPr>
-              <w:t>«AddReminder»</w:t>
-            </w:r>
-            <w:r>
-              <w:rPr>
-                <w:noProof/>
-              </w:rPr>
-              <w:fldChar w:fldCharType="end"/>
-            </w:r>
+            <w:fldSimple w:instr=" MERGEFIELD  AddReminder  \* MERGEFORMAT ">
+              <w:r>
+                <w:rPr>
+                  <w:noProof/>
+                </w:rPr>
+                <w:t>«AddReminder»</w:t>
+              </w:r>
+            </w:fldSimple>
           </w:p>
           <w:p/>
           <w:p>
@@ -629,103 +585,29 @@
               <w:t xml:space="preserve">1. </w:t>
             </w:r>
             <w:r>
-              <w:t xml:space="preserve">Click the link to join: </w:t>
-            </w:r>
-            <w:r>
-              <w:fldChar w:fldCharType="begin"/>
-            </w:r>
-            <w:r>
-              <w:instrText xml:space="preserve"> MERGEFIELD  ClickToJoinLink  \* MERGEFORMAT </w:instrText>
-            </w:r>
-            <w:r>
-              <w:fldChar w:fldCharType="separate"/>
-            </w:r>
-            <w:r>
-              <w:rPr>
-                <w:noProof/>
-              </w:rPr>
-              <w:t>«ClickToJoinLink»</w:t>
-            </w:r>
-            <w:r>
-              <w:rPr>
-                <w:noProof/>
-              </w:rPr>
-              <w:fldChar w:fldCharType="end"/>
-            </w:r>
-            <w:r>
-              <w:rPr>
-                <w:noProof/>
-              </w:rPr>
-              <w:t>.</w:t>
-            </w:r>
-            <w:r>
-              <w:rPr>
-                <w:noProof/>
-              </w:rPr>
-              <w:t xml:space="preserve"> </w:t>
-            </w:r>
-            <w:r>
-              <w:rPr>
-                <w:noProof/>
-                <w:sz w:val="20"/>
-                <w:szCs w:val="20"/>
-              </w:rPr>
-              <w:t>(Valid for one location only.)</w:t>
-            </w:r>
-            <w:r>
-              <w:rPr>
-                <w:sz w:val="20"/>
-                <w:szCs w:val="20"/>
-              </w:rPr>
-              <w:t xml:space="preserve"> </w:t>
-            </w:r>
-            <w:fldSimple w:instr=" MERGEFIELD  CCCaption  \* MERGEFORMAT ">
+              <w:t xml:space="preserve">Click the link </w:t>
+            </w:r>
+            <w:r>
+              <w:t>10-15 minutes prior to start time</w:t>
+            </w:r>
+            <w:bookmarkStart w:id="1" w:name="_GoBack"/>
+            <w:bookmarkEnd w:id="1"/>
+            <w:r>
+              <w:t xml:space="preserve">: </w:t>
+            </w:r>
+            <w:fldSimple w:instr=" MERGEFIELD  ClickToJoinAddLocLink  \* MERGEFORMAT ">
               <w:r>
                 <w:rPr>
                   <w:noProof/>
                 </w:rPr>
-                <w:t>«CCCaption»</w:t>
+                <w:t>«ClickToJoinAddLocLink»</w:t>
               </w:r>
             </w:fldSimple>
-            <w:fldSimple w:instr=" MERGEFIELD  ExistingAddLocs  \* MERGEFORMAT ">
-              <w:r>
-                <w:rPr>
-                  <w:noProof/>
-                </w:rPr>
-                <w:t>«ExistingAddLocs»</w:t>
-              </w:r>
-            </w:fldSimple>
-            <w:r>
-              <w:t xml:space="preserve"> </w:t>
-            </w:r>
-            <w:r>
-              <w:fldChar w:fldCharType="begin"/>
-            </w:r>
-            <w:r>
-              <w:instrText xml:space="preserve"> MERGEFIELD  AddLocsCost  \* MERGEFORMAT </w:instrText>
-            </w:r>
-            <w:r>
-              <w:fldChar w:fldCharType="separate"/>
-            </w:r>
-            <w:r>
-              <w:rPr>
-                <w:noProof/>
-              </w:rPr>
-              <w:t>«AddLocsCost»</w:t>
-            </w:r>
-            <w:r>
-              <w:rPr>
-                <w:noProof/>
-              </w:rPr>
-              <w:fldChar w:fldCharType="end"/>
-            </w:r>
           </w:p>
           <w:p>
             <w:pPr>
               <w:ind w:left="532" w:hanging="532"/>
             </w:pPr>
-            <w:bookmarkStart w:id="1" w:name="_GoBack"/>
-            <w:bookmarkEnd w:id="1"/>
           </w:p>
           <w:p>
             <w:pPr>
@@ -745,27 +627,14 @@
             <w:pPr>
               <w:ind w:left="532" w:hanging="532"/>
             </w:pPr>
-            <w:r>
-              <w:fldChar w:fldCharType="begin"/>
-            </w:r>
-            <w:r>
-              <w:instrText xml:space="preserve"> MERGEFIELD  PresenterMaterials  \* MERGEFORMAT </w:instrText>
-            </w:r>
-            <w:r>
-              <w:fldChar w:fldCharType="separate"/>
-            </w:r>
-            <w:r>
-              <w:rPr>
-                <w:noProof/>
-              </w:rPr>
-              <w:t>«PresenterMaterials»</w:t>
-            </w:r>
-            <w:r>
-              <w:rPr>
-                <w:noProof/>
-              </w:rPr>
-              <w:fldChar w:fldCharType="end"/>
-            </w:r>
+            <w:fldSimple w:instr=" MERGEFIELD  PresenterMaterials  \* MERGEFORMAT ">
+              <w:r>
+                <w:rPr>
+                  <w:noProof/>
+                </w:rPr>
+                <w:t>«PresenterMaterials»</w:t>
+              </w:r>
+            </w:fldSimple>
           </w:p>
           <w:p>
             <w:pPr>
@@ -1112,27 +981,32 @@
               <w:t xml:space="preserve"> our notifications to use</w:t>
             </w:r>
             <w:r>
-              <w:t xml:space="preserve"> a different </w:t>
-            </w:r>
-            <w:proofErr w:type="spellStart"/>
-            <w:r>
-              <w:t>timezone</w:t>
-            </w:r>
-            <w:proofErr w:type="spellEnd"/>
-            <w:r>
-              <w:t xml:space="preserve"> please</w:t>
+              <w:t xml:space="preserve"> a different timezone please</w:t>
             </w:r>
             <w:r>
               <w:t xml:space="preserve"> </w:t>
             </w:r>
-            <w:fldSimple w:instr=" MERGEFIELD  ChangeTimeZoneLink  \* MERGEFORMAT ">
-              <w:r>
-                <w:rPr>
-                  <w:noProof/>
-                </w:rPr>
-                <w:t>«ChangeTimeZoneLink»</w:t>
-              </w:r>
-            </w:fldSimple>
+            <w:r>
+              <w:fldChar w:fldCharType="begin"/>
+            </w:r>
+            <w:r>
+              <w:instrText xml:space="preserve"> MERGEFIELD  ChangeTimeZoneLink  \* MERGEFORMAT </w:instrText>
+            </w:r>
+            <w:r>
+              <w:fldChar w:fldCharType="separate"/>
+            </w:r>
+            <w:r>
+              <w:rPr>
+                <w:noProof/>
+              </w:rPr>
+              <w:t>«ChangeTimeZoneLink»</w:t>
+            </w:r>
+            <w:r>
+              <w:rPr>
+                <w:noProof/>
+              </w:rPr>
+              <w:fldChar w:fldCharType="end"/>
+            </w:r>
           </w:p>
           <w:p/>
           <w:p>
@@ -1146,14 +1020,27 @@
             <w:r>
               <w:t xml:space="preserve"> (including a chance to test your computer’s readiness) can be viewed at </w:t>
             </w:r>
-            <w:fldSimple w:instr=" MERGEFIELD  DetailedConnectionInfoLink  \* MERGEFORMAT ">
-              <w:r>
-                <w:rPr>
-                  <w:noProof/>
-                </w:rPr>
-                <w:t>«DetailedConnectionInfoLink»</w:t>
-              </w:r>
-            </w:fldSimple>
+            <w:r>
+              <w:fldChar w:fldCharType="begin"/>
+            </w:r>
+            <w:r>
+              <w:instrText xml:space="preserve"> MERGEFIELD  DetailedConnectionInfoLink  \* MERGEFORMAT </w:instrText>
+            </w:r>
+            <w:r>
+              <w:fldChar w:fldCharType="separate"/>
+            </w:r>
+            <w:r>
+              <w:rPr>
+                <w:noProof/>
+              </w:rPr>
+              <w:t>«DetailedConnectionInfoLink»</w:t>
+            </w:r>
+            <w:r>
+              <w:rPr>
+                <w:noProof/>
+              </w:rPr>
+              <w:fldChar w:fldCharType="end"/>
+            </w:r>
             <w:r>
               <w:t xml:space="preserve">. </w:t>
             </w:r>
@@ -1200,7 +1087,7 @@
               <w:tblLook w:val="04A0" w:firstRow="1" w:lastRow="0" w:firstColumn="1" w:lastColumn="0" w:noHBand="0" w:noVBand="1"/>
             </w:tblPr>
             <w:tblGrid>
-              <w:gridCol w:w="8619"/>
+              <w:gridCol w:w="8615"/>
             </w:tblGrid>
             <w:tr>
               <w:tc>
@@ -1222,8 +1109,8 @@
                     <w:tblLook w:val="04A0" w:firstRow="1" w:lastRow="0" w:firstColumn="1" w:lastColumn="0" w:noHBand="0" w:noVBand="1"/>
                   </w:tblPr>
                   <w:tblGrid>
-                    <w:gridCol w:w="4191"/>
-                    <w:gridCol w:w="4202"/>
+                    <w:gridCol w:w="4189"/>
+                    <w:gridCol w:w="4200"/>
                   </w:tblGrid>
                   <w:tr>
                     <w:tc>
@@ -1498,7 +1385,7 @@
 </file>
 
 <file path=word/numbering.xml><?xml version="1.0" encoding="utf-8"?>
-<w:numbering xmlns:wpc="http://schemas.microsoft.com/office/word/2010/wordprocessingCanvas" xmlns:cx="http://schemas.microsoft.com/office/drawing/2014/chartex" xmlns:cx1="http://schemas.microsoft.com/office/drawing/2015/9/8/chartex" xmlns:cx2="http://schemas.microsoft.com/office/drawing/2015/10/21/chartex" xmlns:cx3="http://schemas.microsoft.com/office/drawing/2016/5/9/chartex" xmlns:cx4="http://schemas.microsoft.com/office/drawing/2016/5/10/chartex" xmlns:cx5="http://schemas.microsoft.com/office/drawing/2016/5/11/chartex" xmlns:mc="http://schemas.openxmlformats.org/markup-compatibility/2006" xmlns:o="urn:schemas-microsoft-com:office:office" xmlns:r="http://schemas.openxmlformats.org/officeDocument/2006/relationships" xmlns:m="http://schemas.openxmlformats.org/officeDocument/2006/math" xmlns:v="urn:schemas-microsoft-com:vml" xmlns:wp14="http://schemas.microsoft.com/office/word/2010/wordprocessingDrawing" xmlns:wp="http://schemas.openxmlformats.org/drawingml/2006/wordprocessingDrawing" xmlns:w10="urn:schemas-microsoft-com:office:word" xmlns:w="http://schemas.openxmlformats.org/wordprocessingml/2006/main" xmlns:w14="http://schemas.microsoft.com/office/word/2010/wordml" xmlns:w15="http://schemas.microsoft.com/office/word/2012/wordml" xmlns:w16se="http://schemas.microsoft.com/office/word/2015/wordml/symex" xmlns:wpg="http://schemas.microsoft.com/office/word/2010/wordprocessingGroup" xmlns:wpi="http://schemas.microsoft.com/office/word/2010/wordprocessingInk" xmlns:wne="http://schemas.microsoft.com/office/word/2006/wordml" xmlns:wps="http://schemas.microsoft.com/office/word/2010/wordprocessingShape" mc:Ignorable="w14 w15 w16se wp14">
+<w:numbering xmlns:wpc="http://schemas.microsoft.com/office/word/2010/wordprocessingCanvas" xmlns:cx="http://schemas.microsoft.com/office/drawing/2014/chartex" xmlns:cx1="http://schemas.microsoft.com/office/drawing/2015/9/8/chartex" xmlns:cx2="http://schemas.microsoft.com/office/drawing/2015/10/21/chartex" xmlns:cx3="http://schemas.microsoft.com/office/drawing/2016/5/9/chartex" xmlns:cx4="http://schemas.microsoft.com/office/drawing/2016/5/10/chartex" xmlns:cx5="http://schemas.microsoft.com/office/drawing/2016/5/11/chartex" xmlns:cx6="http://schemas.microsoft.com/office/drawing/2016/5/12/chartex" xmlns:cx7="http://schemas.microsoft.com/office/drawing/2016/5/13/chartex" xmlns:cx8="http://schemas.microsoft.com/office/drawing/2016/5/14/chartex" xmlns:mc="http://schemas.openxmlformats.org/markup-compatibility/2006" xmlns:o="urn:schemas-microsoft-com:office:office" xmlns:r="http://schemas.openxmlformats.org/officeDocument/2006/relationships" xmlns:m="http://schemas.openxmlformats.org/officeDocument/2006/math" xmlns:v="urn:schemas-microsoft-com:vml" xmlns:wp14="http://schemas.microsoft.com/office/word/2010/wordprocessingDrawing" xmlns:wp="http://schemas.openxmlformats.org/drawingml/2006/wordprocessingDrawing" xmlns:w10="urn:schemas-microsoft-com:office:word" xmlns:w="http://schemas.openxmlformats.org/wordprocessingml/2006/main" xmlns:w14="http://schemas.microsoft.com/office/word/2010/wordml" xmlns:w15="http://schemas.microsoft.com/office/word/2012/wordml" xmlns:w16se="http://schemas.microsoft.com/office/word/2015/wordml/symex" xmlns:wpg="http://schemas.microsoft.com/office/word/2010/wordprocessingGroup" xmlns:wpi="http://schemas.microsoft.com/office/word/2010/wordprocessingInk" xmlns:wne="http://schemas.microsoft.com/office/word/2006/wordml" xmlns:wps="http://schemas.microsoft.com/office/word/2010/wordprocessingShape" mc:Ignorable="w14 w15 w16se wp14">
   <w:abstractNum w:abstractNumId="0" w15:restartNumberingAfterBreak="0">
     <w:nsid w:val="0DED66E9"/>
     <w:multiLevelType w:val="hybridMultilevel"/>
@@ -2666,7 +2553,7 @@
 </file>
 
 <file path=customXml/itemProps1.xml><?xml version="1.0" encoding="utf-8"?>
-<ds:datastoreItem xmlns:ds="http://schemas.openxmlformats.org/officeDocument/2006/customXml" ds:itemID="{69452033-B94C-40E2-B444-45D68F295C56}">
+<ds:datastoreItem xmlns:ds="http://schemas.openxmlformats.org/officeDocument/2006/customXml" ds:itemID="{CEFC41DF-1D55-4887-99AE-7B122636FDE5}">
   <ds:schemaRefs>
     <ds:schemaRef ds:uri="http://schemas.openxmlformats.org/officeDocument/2006/bibliography"/>
   </ds:schemaRefs>

--- a/CUWebinars.Web/App_Data/mergeTemplates/ConnectionInfo2AddLoc.docx
+++ b/CUWebinars.Web/App_Data/mergeTemplates/ConnectionInfo2AddLoc.docx
@@ -520,58 +520,71 @@
             <w:r>
               <w:t xml:space="preserve"> </w:t>
             </w:r>
-            <w:r>
-              <w:fldChar w:fldCharType="begin"/>
-            </w:r>
-            <w:r>
-              <w:instrText xml:space="preserve"> MERGEFIELD  DisplayDate  \* MERGEFORMAT </w:instrText>
-            </w:r>
-            <w:r>
-              <w:fldChar w:fldCharType="separate"/>
-            </w:r>
-            <w:r>
-              <w:rPr>
-                <w:noProof/>
-              </w:rPr>
-              <w:t>«DisplayDate»</w:t>
-            </w:r>
-            <w:r>
-              <w:rPr>
-                <w:noProof/>
-              </w:rPr>
-              <w:fldChar w:fldCharType="end"/>
-            </w:r>
-          </w:p>
-          <w:p>
-            <w:r>
-              <w:t>Your Link:</w:t>
-            </w:r>
-            <w:r>
-              <w:t xml:space="preserve"> </w:t>
-            </w:r>
-            <w:fldSimple w:instr=" MERGEFIELD  ClickToJoinAddLocLink  \* MERGEFORMAT ">
+            <w:fldSimple w:instr=" MERGEFIELD  DisplayDate  \* MERGEFORMAT ">
               <w:r>
                 <w:rPr>
                   <w:noProof/>
                 </w:rPr>
-                <w:t>«ClickToJoinAddLocLink»</w:t>
+                <w:t>«DisplayDate»</w:t>
               </w:r>
             </w:fldSimple>
           </w:p>
           <w:p>
+            <w:r>
+              <w:t>Your Link:</w:t>
+            </w:r>
+            <w:r>
+              <w:t xml:space="preserve"> </w:t>
+            </w:r>
+            <w:r>
+              <w:fldChar w:fldCharType="begin"/>
+            </w:r>
+            <w:r>
+              <w:instrText xml:space="preserve"> MERGEFIELD  ClickToJoinAddLocLink  \* MERGEFORMAT </w:instrText>
+            </w:r>
+            <w:r>
+              <w:fldChar w:fldCharType="separate"/>
+            </w:r>
+            <w:r>
+              <w:rPr>
+                <w:noProof/>
+              </w:rPr>
+              <w:t>«ClickToJoinAddLocLink»</w:t>
+            </w:r>
+            <w:r>
+              <w:rPr>
+                <w:noProof/>
+              </w:rPr>
+              <w:fldChar w:fldCharType="end"/>
+            </w:r>
+          </w:p>
+          <w:p>
             <w:pPr>
               <w:rPr>
                 <w:noProof/>
               </w:rPr>
             </w:pPr>
-            <w:fldSimple w:instr=" MERGEFIELD  AddReminder  \* MERGEFORMAT ">
-              <w:r>
-                <w:rPr>
-                  <w:noProof/>
-                </w:rPr>
-                <w:t>«AddReminder»</w:t>
-              </w:r>
-            </w:fldSimple>
+            <w:r>
+              <w:fldChar w:fldCharType="begin"/>
+            </w:r>
+            <w:r>
+              <w:instrText xml:space="preserve"> MERGEFIELD  AddReminder  \* MERGEFORMAT </w:instrText>
+            </w:r>
+            <w:r>
+              <w:fldChar w:fldCharType="separate"/>
+            </w:r>
+            <w:r>
+              <w:rPr>
+                <w:noProof/>
+              </w:rPr>
+              <w:t>«AddReminder»</w:t>
+            </w:r>
+            <w:r>
+              <w:rPr>
+                <w:noProof/>
+              </w:rPr>
+              <w:fldChar w:fldCharType="end"/>
+            </w:r>
           </w:p>
           <w:p/>
           <w:p>
@@ -590,19 +603,70 @@
             <w:r>
               <w:t>10-15 minutes prior to start time</w:t>
             </w:r>
-            <w:bookmarkStart w:id="1" w:name="_GoBack"/>
+            <w:r>
+              <w:t xml:space="preserve">: </w:t>
+            </w:r>
+            <w:r>
+              <w:fldChar w:fldCharType="begin"/>
+            </w:r>
+            <w:r>
+              <w:instrText xml:space="preserve"> MERGEFIELD  ClickToJoinAddLocLink  \* MERGEFORMAT </w:instrText>
+            </w:r>
+            <w:r>
+              <w:fldChar w:fldCharType="separate"/>
+            </w:r>
+            <w:r>
+              <w:rPr>
+                <w:noProof/>
+              </w:rPr>
+              <w:t>«</w:t>
+            </w:r>
+            <w:bookmarkStart w:id="1" w:name="OLE_LINK3"/>
+            <w:bookmarkStart w:id="2" w:name="OLE_LINK7"/>
+            <w:bookmarkStart w:id="3" w:name="OLE_LINK8"/>
+            <w:bookmarkStart w:id="4" w:name="OLE_LINK9"/>
+            <w:bookmarkStart w:id="5" w:name="OLE_LINK10"/>
+            <w:bookmarkStart w:id="6" w:name="OLE_LINK11"/>
+            <w:bookmarkStart w:id="7" w:name="OLE_LINK12"/>
+            <w:bookmarkStart w:id="8" w:name="OLE_LINK13"/>
+            <w:bookmarkStart w:id="9" w:name="OLE_LINK14"/>
+            <w:bookmarkStart w:id="10" w:name="OLE_LINK15"/>
+            <w:bookmarkStart w:id="11" w:name="OLE_LINK16"/>
+            <w:bookmarkStart w:id="12" w:name="OLE_LINK17"/>
+            <w:bookmarkStart w:id="13" w:name="OLE_LINK18"/>
+            <w:bookmarkStart w:id="14" w:name="_GoBack"/>
+            <w:r>
+              <w:rPr>
+                <w:noProof/>
+              </w:rPr>
+              <w:t>ClickToJoinAddLocLink</w:t>
+            </w:r>
             <w:bookmarkEnd w:id="1"/>
-            <w:r>
-              <w:t xml:space="preserve">: </w:t>
-            </w:r>
-            <w:fldSimple w:instr=" MERGEFIELD  ClickToJoinAddLocLink  \* MERGEFORMAT ">
-              <w:r>
-                <w:rPr>
-                  <w:noProof/>
-                </w:rPr>
-                <w:t>«ClickToJoinAddLocLink»</w:t>
-              </w:r>
-            </w:fldSimple>
+            <w:bookmarkEnd w:id="2"/>
+            <w:bookmarkEnd w:id="3"/>
+            <w:bookmarkEnd w:id="4"/>
+            <w:bookmarkEnd w:id="5"/>
+            <w:bookmarkEnd w:id="6"/>
+            <w:bookmarkEnd w:id="7"/>
+            <w:bookmarkEnd w:id="8"/>
+            <w:bookmarkEnd w:id="9"/>
+            <w:bookmarkEnd w:id="10"/>
+            <w:bookmarkEnd w:id="11"/>
+            <w:bookmarkEnd w:id="12"/>
+            <w:bookmarkEnd w:id="13"/>
+            <w:bookmarkEnd w:id="14"/>
+            <w:r>
+              <w:rPr>
+                <w:noProof/>
+              </w:rPr>
+              <w:t>»</w:t>
+            </w:r>
+            <w:r>
+              <w:rPr>
+                <w:noProof/>
+              </w:rPr>
+              <w:fldChar w:fldCharType="end"/>
+            </w:r>
           </w:p>
           <w:p>
             <w:pPr>
@@ -627,14 +691,27 @@
             <w:pPr>
               <w:ind w:left="532" w:hanging="532"/>
             </w:pPr>
-            <w:fldSimple w:instr=" MERGEFIELD  PresenterMaterials  \* MERGEFORMAT ">
-              <w:r>
-                <w:rPr>
-                  <w:noProof/>
-                </w:rPr>
-                <w:t>«PresenterMaterials»</w:t>
-              </w:r>
-            </w:fldSimple>
+            <w:r>
+              <w:fldChar w:fldCharType="begin"/>
+            </w:r>
+            <w:r>
+              <w:instrText xml:space="preserve"> MERGEFIELD  PresenterMaterials  \* MERGEFORMAT </w:instrText>
+            </w:r>
+            <w:r>
+              <w:fldChar w:fldCharType="separate"/>
+            </w:r>
+            <w:r>
+              <w:rPr>
+                <w:noProof/>
+              </w:rPr>
+              <w:t>«PresenterMaterials»</w:t>
+            </w:r>
+            <w:r>
+              <w:rPr>
+                <w:noProof/>
+              </w:rPr>
+              <w:fldChar w:fldCharType="end"/>
+            </w:r>
           </w:p>
           <w:p>
             <w:pPr>
@@ -884,8 +961,9 @@
               </w:rPr>
               <w:t>«</w:t>
             </w:r>
-            <w:bookmarkStart w:id="2" w:name="OLE_LINK4"/>
-            <w:bookmarkStart w:id="3" w:name="OLE_LINK5"/>
+            <w:bookmarkStart w:id="15" w:name="OLE_LINK4"/>
+            <w:bookmarkStart w:id="16" w:name="OLE_LINK5"/>
+            <w:proofErr w:type="spellStart"/>
             <w:r>
               <w:rPr>
                 <w:b/>
@@ -893,8 +971,9 @@
               </w:rPr>
               <w:t>ShowStartTime</w:t>
             </w:r>
-            <w:bookmarkEnd w:id="2"/>
-            <w:bookmarkEnd w:id="3"/>
+            <w:bookmarkEnd w:id="15"/>
+            <w:bookmarkEnd w:id="16"/>
+            <w:proofErr w:type="spellEnd"/>
             <w:r>
               <w:rPr>
                 <w:b/>
@@ -981,32 +1060,27 @@
               <w:t xml:space="preserve"> our notifications to use</w:t>
             </w:r>
             <w:r>
-              <w:t xml:space="preserve"> a different timezone please</w:t>
+              <w:t xml:space="preserve"> a different </w:t>
+            </w:r>
+            <w:proofErr w:type="spellStart"/>
+            <w:r>
+              <w:t>timezone</w:t>
+            </w:r>
+            <w:proofErr w:type="spellEnd"/>
+            <w:r>
+              <w:t xml:space="preserve"> please</w:t>
             </w:r>
             <w:r>
               <w:t xml:space="preserve"> </w:t>
             </w:r>
-            <w:r>
-              <w:fldChar w:fldCharType="begin"/>
-            </w:r>
-            <w:r>
-              <w:instrText xml:space="preserve"> MERGEFIELD  ChangeTimeZoneLink  \* MERGEFORMAT </w:instrText>
-            </w:r>
-            <w:r>
-              <w:fldChar w:fldCharType="separate"/>
-            </w:r>
-            <w:r>
-              <w:rPr>
-                <w:noProof/>
-              </w:rPr>
-              <w:t>«ChangeTimeZoneLink»</w:t>
-            </w:r>
-            <w:r>
-              <w:rPr>
-                <w:noProof/>
-              </w:rPr>
-              <w:fldChar w:fldCharType="end"/>
-            </w:r>
+            <w:fldSimple w:instr=" MERGEFIELD  ChangeTimeZoneLink  \* MERGEFORMAT ">
+              <w:r>
+                <w:rPr>
+                  <w:noProof/>
+                </w:rPr>
+                <w:t>«ChangeTimeZoneLink»</w:t>
+              </w:r>
+            </w:fldSimple>
           </w:p>
           <w:p/>
           <w:p>
@@ -1020,27 +1094,14 @@
             <w:r>
               <w:t xml:space="preserve"> (including a chance to test your computer’s readiness) can be viewed at </w:t>
             </w:r>
-            <w:r>
-              <w:fldChar w:fldCharType="begin"/>
-            </w:r>
-            <w:r>
-              <w:instrText xml:space="preserve"> MERGEFIELD  DetailedConnectionInfoLink  \* MERGEFORMAT </w:instrText>
-            </w:r>
-            <w:r>
-              <w:fldChar w:fldCharType="separate"/>
-            </w:r>
-            <w:r>
-              <w:rPr>
-                <w:noProof/>
-              </w:rPr>
-              <w:t>«DetailedConnectionInfoLink»</w:t>
-            </w:r>
-            <w:r>
-              <w:rPr>
-                <w:noProof/>
-              </w:rPr>
-              <w:fldChar w:fldCharType="end"/>
-            </w:r>
+            <w:fldSimple w:instr=" MERGEFIELD  DetailedConnectionInfoLink  \* MERGEFORMAT ">
+              <w:r>
+                <w:rPr>
+                  <w:noProof/>
+                </w:rPr>
+                <w:t>«DetailedConnectionInfoLink»</w:t>
+              </w:r>
+            </w:fldSimple>
             <w:r>
               <w:t xml:space="preserve">. </w:t>
             </w:r>
@@ -1123,8 +1184,8 @@
                           <w:right w:val="single" w:sz="4" w:space="0" w:color="auto"/>
                         </w:tcBorders>
                       </w:tcPr>
-                      <w:bookmarkStart w:id="4" w:name="OLE_LINK1"/>
-                      <w:bookmarkStart w:id="5" w:name="OLE_LINK2"/>
+                      <w:bookmarkStart w:id="17" w:name="OLE_LINK1"/>
+                      <w:bookmarkStart w:id="18" w:name="OLE_LINK2"/>
                       <w:p>
                         <w:pPr>
                           <w:jc w:val="center"/>
@@ -1175,8 +1236,8 @@
                           </w:rPr>
                           <w:fldChar w:fldCharType="end"/>
                         </w:r>
-                        <w:bookmarkEnd w:id="4"/>
-                        <w:bookmarkEnd w:id="5"/>
+                        <w:bookmarkEnd w:id="17"/>
+                        <w:bookmarkEnd w:id="18"/>
                       </w:p>
                     </w:tc>
                     <w:tc>
@@ -2553,7 +2614,7 @@
 </file>
 
 <file path=customXml/itemProps1.xml><?xml version="1.0" encoding="utf-8"?>
-<ds:datastoreItem xmlns:ds="http://schemas.openxmlformats.org/officeDocument/2006/customXml" ds:itemID="{CEFC41DF-1D55-4887-99AE-7B122636FDE5}">
+<ds:datastoreItem xmlns:ds="http://schemas.openxmlformats.org/officeDocument/2006/customXml" ds:itemID="{07E4A0BB-9323-4980-8BAA-DB99294B12B0}">
   <ds:schemaRefs>
     <ds:schemaRef ds:uri="http://schemas.openxmlformats.org/officeDocument/2006/bibliography"/>
   </ds:schemaRefs>

--- a/CUWebinars.Web/App_Data/mergeTemplates/ConnectionInfo2AddLoc.docx
+++ b/CUWebinars.Web/App_Data/mergeTemplates/ConnectionInfo2AddLoc.docx
@@ -1,6 +1,6 @@
 
 <file path=word/document.xml><?xml version="1.0" encoding="utf-8"?>
-<w:document xmlns:wpc="http://schemas.microsoft.com/office/word/2010/wordprocessingCanvas" xmlns:cx="http://schemas.microsoft.com/office/drawing/2014/chartex" xmlns:cx1="http://schemas.microsoft.com/office/drawing/2015/9/8/chartex" xmlns:cx2="http://schemas.microsoft.com/office/drawing/2015/10/21/chartex" xmlns:cx3="http://schemas.microsoft.com/office/drawing/2016/5/9/chartex" xmlns:cx4="http://schemas.microsoft.com/office/drawing/2016/5/10/chartex" xmlns:cx5="http://schemas.microsoft.com/office/drawing/2016/5/11/chartex" xmlns:cx6="http://schemas.microsoft.com/office/drawing/2016/5/12/chartex" xmlns:cx7="http://schemas.microsoft.com/office/drawing/2016/5/13/chartex" xmlns:cx8="http://schemas.microsoft.com/office/drawing/2016/5/14/chartex" xmlns:mc="http://schemas.openxmlformats.org/markup-compatibility/2006" xmlns:o="urn:schemas-microsoft-com:office:office" xmlns:r="http://schemas.openxmlformats.org/officeDocument/2006/relationships" xmlns:m="http://schemas.openxmlformats.org/officeDocument/2006/math" xmlns:v="urn:schemas-microsoft-com:vml" xmlns:wp14="http://schemas.microsoft.com/office/word/2010/wordprocessingDrawing" xmlns:wp="http://schemas.openxmlformats.org/drawingml/2006/wordprocessingDrawing" xmlns:w10="urn:schemas-microsoft-com:office:word" xmlns:w="http://schemas.openxmlformats.org/wordprocessingml/2006/main" xmlns:w14="http://schemas.microsoft.com/office/word/2010/wordml" xmlns:w15="http://schemas.microsoft.com/office/word/2012/wordml" xmlns:w16se="http://schemas.microsoft.com/office/word/2015/wordml/symex" xmlns:wpg="http://schemas.microsoft.com/office/word/2010/wordprocessingGroup" xmlns:wpi="http://schemas.microsoft.com/office/word/2010/wordprocessingInk" xmlns:wne="http://schemas.microsoft.com/office/word/2006/wordml" xmlns:wps="http://schemas.microsoft.com/office/word/2010/wordprocessingShape" mc:Ignorable="w14 w15 w16se wp14">
+<w:document xmlns:wpc="http://schemas.microsoft.com/office/word/2010/wordprocessingCanvas" xmlns:cx="http://schemas.microsoft.com/office/drawing/2014/chartex" xmlns:cx1="http://schemas.microsoft.com/office/drawing/2015/9/8/chartex" xmlns:cx2="http://schemas.microsoft.com/office/drawing/2015/10/21/chartex" xmlns:cx3="http://schemas.microsoft.com/office/drawing/2016/5/9/chartex" xmlns:cx4="http://schemas.microsoft.com/office/drawing/2016/5/10/chartex" xmlns:cx5="http://schemas.microsoft.com/office/drawing/2016/5/11/chartex" xmlns:cx6="http://schemas.microsoft.com/office/drawing/2016/5/12/chartex" xmlns:cx7="http://schemas.microsoft.com/office/drawing/2016/5/13/chartex" xmlns:cx8="http://schemas.microsoft.com/office/drawing/2016/5/14/chartex" xmlns:mc="http://schemas.openxmlformats.org/markup-compatibility/2006" xmlns:aink="http://schemas.microsoft.com/office/drawing/2016/ink" xmlns:am3d="http://schemas.microsoft.com/office/drawing/2017/model3d" xmlns:o="urn:schemas-microsoft-com:office:office" xmlns:r="http://schemas.openxmlformats.org/officeDocument/2006/relationships" xmlns:m="http://schemas.openxmlformats.org/officeDocument/2006/math" xmlns:v="urn:schemas-microsoft-com:vml" xmlns:wp14="http://schemas.microsoft.com/office/word/2010/wordprocessingDrawing" xmlns:wp="http://schemas.openxmlformats.org/drawingml/2006/wordprocessingDrawing" xmlns:w10="urn:schemas-microsoft-com:office:word" xmlns:w="http://schemas.openxmlformats.org/wordprocessingml/2006/main" xmlns:w14="http://schemas.microsoft.com/office/word/2010/wordml" xmlns:w15="http://schemas.microsoft.com/office/word/2012/wordml" xmlns:w16cid="http://schemas.microsoft.com/office/word/2016/wordml/cid" xmlns:w16se="http://schemas.microsoft.com/office/word/2015/wordml/symex" xmlns:wpg="http://schemas.microsoft.com/office/word/2010/wordprocessingGroup" xmlns:wpi="http://schemas.microsoft.com/office/word/2010/wordprocessingInk" xmlns:wne="http://schemas.microsoft.com/office/word/2006/wordml" xmlns:wps="http://schemas.microsoft.com/office/word/2010/wordprocessingShape" mc:Ignorable="w14 w15 w16se w16cid wp14">
   <w:body>
     <w:tbl>
       <w:tblPr>
@@ -470,48 +470,10 @@
           <w:p/>
           <w:p>
             <w:r>
-              <w:t xml:space="preserve">It’s time to get ready for the </w:t>
-            </w:r>
-            <w:r>
-              <w:rPr>
-                <w:i/>
-              </w:rPr>
-              <w:fldChar w:fldCharType="begin"/>
-            </w:r>
-            <w:r>
-              <w:rPr>
-                <w:i/>
-              </w:rPr>
-              <w:instrText xml:space="preserve"> MERGEFIELD  WebinarTitle  \* MERGEFORMAT </w:instrText>
-            </w:r>
-            <w:r>
-              <w:rPr>
-                <w:i/>
-              </w:rPr>
-              <w:fldChar w:fldCharType="separate"/>
-            </w:r>
-            <w:r>
-              <w:rPr>
-                <w:i/>
-                <w:noProof/>
-              </w:rPr>
-              <w:t>«WebinarTitle»</w:t>
-            </w:r>
-            <w:r>
-              <w:rPr>
-                <w:i/>
-              </w:rPr>
-              <w:fldChar w:fldCharType="end"/>
-            </w:r>
-            <w:r>
-              <w:rPr>
-                <w:i/>
-              </w:rPr>
-              <w:t xml:space="preserve"> </w:t>
-            </w:r>
-            <w:r>
-              <w:t xml:space="preserve">webinar. </w:t>
-            </w:r>
+              <w:t>[OpeningMessage]</w:t>
+            </w:r>
+            <w:bookmarkStart w:id="1" w:name="_GoBack"/>
+            <w:bookmarkEnd w:id="1"/>
           </w:p>
           <w:p>
             <w:r>
@@ -520,71 +482,58 @@
             <w:r>
               <w:t xml:space="preserve"> </w:t>
             </w:r>
-            <w:fldSimple w:instr=" MERGEFIELD  DisplayDate  \* MERGEFORMAT ">
+            <w:r>
+              <w:fldChar w:fldCharType="begin"/>
+            </w:r>
+            <w:r>
+              <w:instrText xml:space="preserve"> MERGEFIELD  DisplayDate  \* MERGEFORMAT </w:instrText>
+            </w:r>
+            <w:r>
+              <w:fldChar w:fldCharType="separate"/>
+            </w:r>
+            <w:r>
+              <w:rPr>
+                <w:noProof/>
+              </w:rPr>
+              <w:t>«DisplayDate»</w:t>
+            </w:r>
+            <w:r>
+              <w:rPr>
+                <w:noProof/>
+              </w:rPr>
+              <w:fldChar w:fldCharType="end"/>
+            </w:r>
+          </w:p>
+          <w:p>
+            <w:r>
+              <w:t>Your Link:</w:t>
+            </w:r>
+            <w:r>
+              <w:t xml:space="preserve"> </w:t>
+            </w:r>
+            <w:fldSimple w:instr=" MERGEFIELD  ClickToJoinAddLocLink  \* MERGEFORMAT ">
               <w:r>
                 <w:rPr>
                   <w:noProof/>
                 </w:rPr>
-                <w:t>«DisplayDate»</w:t>
+                <w:t>«ClickToJoinAddLocLink»</w:t>
               </w:r>
             </w:fldSimple>
           </w:p>
           <w:p>
-            <w:r>
-              <w:t>Your Link:</w:t>
-            </w:r>
-            <w:r>
-              <w:t xml:space="preserve"> </w:t>
-            </w:r>
-            <w:r>
-              <w:fldChar w:fldCharType="begin"/>
-            </w:r>
-            <w:r>
-              <w:instrText xml:space="preserve"> MERGEFIELD  ClickToJoinAddLocLink  \* MERGEFORMAT </w:instrText>
-            </w:r>
-            <w:r>
-              <w:fldChar w:fldCharType="separate"/>
-            </w:r>
-            <w:r>
+            <w:pPr>
               <w:rPr>
                 <w:noProof/>
               </w:rPr>
-              <w:t>«ClickToJoinAddLocLink»</w:t>
-            </w:r>
-            <w:r>
-              <w:rPr>
-                <w:noProof/>
-              </w:rPr>
-              <w:fldChar w:fldCharType="end"/>
-            </w:r>
-          </w:p>
-          <w:p>
-            <w:pPr>
-              <w:rPr>
-                <w:noProof/>
-              </w:rPr>
             </w:pPr>
-            <w:r>
-              <w:fldChar w:fldCharType="begin"/>
-            </w:r>
-            <w:r>
-              <w:instrText xml:space="preserve"> MERGEFIELD  AddReminder  \* MERGEFORMAT </w:instrText>
-            </w:r>
-            <w:r>
-              <w:fldChar w:fldCharType="separate"/>
-            </w:r>
-            <w:r>
-              <w:rPr>
-                <w:noProof/>
-              </w:rPr>
-              <w:t>«AddReminder»</w:t>
-            </w:r>
-            <w:r>
-              <w:rPr>
-                <w:noProof/>
-              </w:rPr>
-              <w:fldChar w:fldCharType="end"/>
-            </w:r>
+            <w:fldSimple w:instr=" MERGEFIELD  AddReminder  \* MERGEFORMAT ">
+              <w:r>
+                <w:rPr>
+                  <w:noProof/>
+                </w:rPr>
+                <w:t>«AddReminder»</w:t>
+              </w:r>
+            </w:fldSimple>
           </w:p>
           <w:p/>
           <w:p>
@@ -606,67 +555,52 @@
             <w:r>
               <w:t xml:space="preserve">: </w:t>
             </w:r>
-            <w:r>
-              <w:fldChar w:fldCharType="begin"/>
-            </w:r>
-            <w:r>
-              <w:instrText xml:space="preserve"> MERGEFIELD  ClickToJoinAddLocLink  \* MERGEFORMAT </w:instrText>
-            </w:r>
-            <w:r>
-              <w:fldChar w:fldCharType="separate"/>
-            </w:r>
-            <w:r>
-              <w:rPr>
-                <w:noProof/>
-              </w:rPr>
-              <w:t>«</w:t>
-            </w:r>
-            <w:bookmarkStart w:id="1" w:name="OLE_LINK3"/>
-            <w:bookmarkStart w:id="2" w:name="OLE_LINK7"/>
-            <w:bookmarkStart w:id="3" w:name="OLE_LINK8"/>
-            <w:bookmarkStart w:id="4" w:name="OLE_LINK9"/>
-            <w:bookmarkStart w:id="5" w:name="OLE_LINK10"/>
-            <w:bookmarkStart w:id="6" w:name="OLE_LINK11"/>
-            <w:bookmarkStart w:id="7" w:name="OLE_LINK12"/>
-            <w:bookmarkStart w:id="8" w:name="OLE_LINK13"/>
-            <w:bookmarkStart w:id="9" w:name="OLE_LINK14"/>
-            <w:bookmarkStart w:id="10" w:name="OLE_LINK15"/>
-            <w:bookmarkStart w:id="11" w:name="OLE_LINK16"/>
-            <w:bookmarkStart w:id="12" w:name="OLE_LINK17"/>
-            <w:bookmarkStart w:id="13" w:name="OLE_LINK18"/>
-            <w:bookmarkStart w:id="14" w:name="_GoBack"/>
-            <w:r>
-              <w:rPr>
-                <w:noProof/>
-              </w:rPr>
-              <w:t>ClickToJoinAddLocLink</w:t>
-            </w:r>
-            <w:bookmarkEnd w:id="1"/>
-            <w:bookmarkEnd w:id="2"/>
-            <w:bookmarkEnd w:id="3"/>
-            <w:bookmarkEnd w:id="4"/>
-            <w:bookmarkEnd w:id="5"/>
-            <w:bookmarkEnd w:id="6"/>
-            <w:bookmarkEnd w:id="7"/>
-            <w:bookmarkEnd w:id="8"/>
-            <w:bookmarkEnd w:id="9"/>
-            <w:bookmarkEnd w:id="10"/>
-            <w:bookmarkEnd w:id="11"/>
-            <w:bookmarkEnd w:id="12"/>
-            <w:bookmarkEnd w:id="13"/>
-            <w:bookmarkEnd w:id="14"/>
-            <w:r>
-              <w:rPr>
-                <w:noProof/>
-              </w:rPr>
-              <w:t>»</w:t>
-            </w:r>
-            <w:r>
-              <w:rPr>
-                <w:noProof/>
-              </w:rPr>
-              <w:fldChar w:fldCharType="end"/>
-            </w:r>
+            <w:fldSimple w:instr=" MERGEFIELD  ClickToJoinAddLocLink  \* MERGEFORMAT ">
+              <w:r>
+                <w:rPr>
+                  <w:noProof/>
+                </w:rPr>
+                <w:t>«</w:t>
+              </w:r>
+              <w:bookmarkStart w:id="2" w:name="OLE_LINK3"/>
+              <w:bookmarkStart w:id="3" w:name="OLE_LINK7"/>
+              <w:bookmarkStart w:id="4" w:name="OLE_LINK8"/>
+              <w:bookmarkStart w:id="5" w:name="OLE_LINK9"/>
+              <w:bookmarkStart w:id="6" w:name="OLE_LINK10"/>
+              <w:bookmarkStart w:id="7" w:name="OLE_LINK11"/>
+              <w:bookmarkStart w:id="8" w:name="OLE_LINK12"/>
+              <w:bookmarkStart w:id="9" w:name="OLE_LINK13"/>
+              <w:bookmarkStart w:id="10" w:name="OLE_LINK14"/>
+              <w:bookmarkStart w:id="11" w:name="OLE_LINK15"/>
+              <w:bookmarkStart w:id="12" w:name="OLE_LINK16"/>
+              <w:bookmarkStart w:id="13" w:name="OLE_LINK17"/>
+              <w:bookmarkStart w:id="14" w:name="OLE_LINK18"/>
+              <w:r>
+                <w:rPr>
+                  <w:noProof/>
+                </w:rPr>
+                <w:t>ClickToJoinAddLocLink</w:t>
+              </w:r>
+              <w:bookmarkEnd w:id="2"/>
+              <w:bookmarkEnd w:id="3"/>
+              <w:bookmarkEnd w:id="4"/>
+              <w:bookmarkEnd w:id="5"/>
+              <w:bookmarkEnd w:id="6"/>
+              <w:bookmarkEnd w:id="7"/>
+              <w:bookmarkEnd w:id="8"/>
+              <w:bookmarkEnd w:id="9"/>
+              <w:bookmarkEnd w:id="10"/>
+              <w:bookmarkEnd w:id="11"/>
+              <w:bookmarkEnd w:id="12"/>
+              <w:bookmarkEnd w:id="13"/>
+              <w:bookmarkEnd w:id="14"/>
+              <w:r>
+                <w:rPr>
+                  <w:noProof/>
+                </w:rPr>
+                <w:t>»</w:t>
+              </w:r>
+            </w:fldSimple>
           </w:p>
           <w:p>
             <w:pPr>
@@ -691,27 +625,14 @@
             <w:pPr>
               <w:ind w:left="532" w:hanging="532"/>
             </w:pPr>
-            <w:r>
-              <w:fldChar w:fldCharType="begin"/>
-            </w:r>
-            <w:r>
-              <w:instrText xml:space="preserve"> MERGEFIELD  PresenterMaterials  \* MERGEFORMAT </w:instrText>
-            </w:r>
-            <w:r>
-              <w:fldChar w:fldCharType="separate"/>
-            </w:r>
-            <w:r>
-              <w:rPr>
-                <w:noProof/>
-              </w:rPr>
-              <w:t>«PresenterMaterials»</w:t>
-            </w:r>
-            <w:r>
-              <w:rPr>
-                <w:noProof/>
-              </w:rPr>
-              <w:fldChar w:fldCharType="end"/>
-            </w:r>
+            <w:fldSimple w:instr=" MERGEFIELD  PresenterMaterials  \* MERGEFORMAT ">
+              <w:r>
+                <w:rPr>
+                  <w:noProof/>
+                </w:rPr>
+                <w:t>«PresenterMaterials»</w:t>
+              </w:r>
+            </w:fldSimple>
           </w:p>
           <w:p>
             <w:pPr>
@@ -963,7 +884,6 @@
             </w:r>
             <w:bookmarkStart w:id="15" w:name="OLE_LINK4"/>
             <w:bookmarkStart w:id="16" w:name="OLE_LINK5"/>
-            <w:proofErr w:type="spellStart"/>
             <w:r>
               <w:rPr>
                 <w:b/>
@@ -973,7 +893,6 @@
             </w:r>
             <w:bookmarkEnd w:id="15"/>
             <w:bookmarkEnd w:id="16"/>
-            <w:proofErr w:type="spellEnd"/>
             <w:r>
               <w:rPr>
                 <w:b/>
@@ -1073,14 +992,27 @@
             <w:r>
               <w:t xml:space="preserve"> </w:t>
             </w:r>
-            <w:fldSimple w:instr=" MERGEFIELD  ChangeTimeZoneLink  \* MERGEFORMAT ">
-              <w:r>
-                <w:rPr>
-                  <w:noProof/>
-                </w:rPr>
-                <w:t>«ChangeTimeZoneLink»</w:t>
-              </w:r>
-            </w:fldSimple>
+            <w:r>
+              <w:fldChar w:fldCharType="begin"/>
+            </w:r>
+            <w:r>
+              <w:instrText xml:space="preserve"> MERGEFIELD  ChangeTimeZoneLink  \* MERGEFORMAT </w:instrText>
+            </w:r>
+            <w:r>
+              <w:fldChar w:fldCharType="separate"/>
+            </w:r>
+            <w:r>
+              <w:rPr>
+                <w:noProof/>
+              </w:rPr>
+              <w:t>«ChangeTimeZoneLink»</w:t>
+            </w:r>
+            <w:r>
+              <w:rPr>
+                <w:noProof/>
+              </w:rPr>
+              <w:fldChar w:fldCharType="end"/>
+            </w:r>
           </w:p>
           <w:p/>
           <w:p>
@@ -1094,14 +1026,27 @@
             <w:r>
               <w:t xml:space="preserve"> (including a chance to test your computer’s readiness) can be viewed at </w:t>
             </w:r>
-            <w:fldSimple w:instr=" MERGEFIELD  DetailedConnectionInfoLink  \* MERGEFORMAT ">
-              <w:r>
-                <w:rPr>
-                  <w:noProof/>
-                </w:rPr>
-                <w:t>«DetailedConnectionInfoLink»</w:t>
-              </w:r>
-            </w:fldSimple>
+            <w:r>
+              <w:fldChar w:fldCharType="begin"/>
+            </w:r>
+            <w:r>
+              <w:instrText xml:space="preserve"> MERGEFIELD  DetailedConnectionInfoLink  \* MERGEFORMAT </w:instrText>
+            </w:r>
+            <w:r>
+              <w:fldChar w:fldCharType="separate"/>
+            </w:r>
+            <w:r>
+              <w:rPr>
+                <w:noProof/>
+              </w:rPr>
+              <w:t>«DetailedConnectionInfoLink»</w:t>
+            </w:r>
+            <w:r>
+              <w:rPr>
+                <w:noProof/>
+              </w:rPr>
+              <w:fldChar w:fldCharType="end"/>
+            </w:r>
             <w:r>
               <w:t xml:space="preserve">. </w:t>
             </w:r>
@@ -1446,7 +1391,7 @@
 </file>
 
 <file path=word/numbering.xml><?xml version="1.0" encoding="utf-8"?>
-<w:numbering xmlns:wpc="http://schemas.microsoft.com/office/word/2010/wordprocessingCanvas" xmlns:cx="http://schemas.microsoft.com/office/drawing/2014/chartex" xmlns:cx1="http://schemas.microsoft.com/office/drawing/2015/9/8/chartex" xmlns:cx2="http://schemas.microsoft.com/office/drawing/2015/10/21/chartex" xmlns:cx3="http://schemas.microsoft.com/office/drawing/2016/5/9/chartex" xmlns:cx4="http://schemas.microsoft.com/office/drawing/2016/5/10/chartex" xmlns:cx5="http://schemas.microsoft.com/office/drawing/2016/5/11/chartex" xmlns:cx6="http://schemas.microsoft.com/office/drawing/2016/5/12/chartex" xmlns:cx7="http://schemas.microsoft.com/office/drawing/2016/5/13/chartex" xmlns:cx8="http://schemas.microsoft.com/office/drawing/2016/5/14/chartex" xmlns:mc="http://schemas.openxmlformats.org/markup-compatibility/2006" xmlns:o="urn:schemas-microsoft-com:office:office" xmlns:r="http://schemas.openxmlformats.org/officeDocument/2006/relationships" xmlns:m="http://schemas.openxmlformats.org/officeDocument/2006/math" xmlns:v="urn:schemas-microsoft-com:vml" xmlns:wp14="http://schemas.microsoft.com/office/word/2010/wordprocessingDrawing" xmlns:wp="http://schemas.openxmlformats.org/drawingml/2006/wordprocessingDrawing" xmlns:w10="urn:schemas-microsoft-com:office:word" xmlns:w="http://schemas.openxmlformats.org/wordprocessingml/2006/main" xmlns:w14="http://schemas.microsoft.com/office/word/2010/wordml" xmlns:w15="http://schemas.microsoft.com/office/word/2012/wordml" xmlns:w16se="http://schemas.microsoft.com/office/word/2015/wordml/symex" xmlns:wpg="http://schemas.microsoft.com/office/word/2010/wordprocessingGroup" xmlns:wpi="http://schemas.microsoft.com/office/word/2010/wordprocessingInk" xmlns:wne="http://schemas.microsoft.com/office/word/2006/wordml" xmlns:wps="http://schemas.microsoft.com/office/word/2010/wordprocessingShape" mc:Ignorable="w14 w15 w16se wp14">
+<w:numbering xmlns:wpc="http://schemas.microsoft.com/office/word/2010/wordprocessingCanvas" xmlns:cx="http://schemas.microsoft.com/office/drawing/2014/chartex" xmlns:cx1="http://schemas.microsoft.com/office/drawing/2015/9/8/chartex" xmlns:cx2="http://schemas.microsoft.com/office/drawing/2015/10/21/chartex" xmlns:cx3="http://schemas.microsoft.com/office/drawing/2016/5/9/chartex" xmlns:cx4="http://schemas.microsoft.com/office/drawing/2016/5/10/chartex" xmlns:cx5="http://schemas.microsoft.com/office/drawing/2016/5/11/chartex" xmlns:cx6="http://schemas.microsoft.com/office/drawing/2016/5/12/chartex" xmlns:cx7="http://schemas.microsoft.com/office/drawing/2016/5/13/chartex" xmlns:cx8="http://schemas.microsoft.com/office/drawing/2016/5/14/chartex" xmlns:mc="http://schemas.openxmlformats.org/markup-compatibility/2006" xmlns:aink="http://schemas.microsoft.com/office/drawing/2016/ink" xmlns:am3d="http://schemas.microsoft.com/office/drawing/2017/model3d" xmlns:o="urn:schemas-microsoft-com:office:office" xmlns:r="http://schemas.openxmlformats.org/officeDocument/2006/relationships" xmlns:m="http://schemas.openxmlformats.org/officeDocument/2006/math" xmlns:v="urn:schemas-microsoft-com:vml" xmlns:wp14="http://schemas.microsoft.com/office/word/2010/wordprocessingDrawing" xmlns:wp="http://schemas.openxmlformats.org/drawingml/2006/wordprocessingDrawing" xmlns:w10="urn:schemas-microsoft-com:office:word" xmlns:w="http://schemas.openxmlformats.org/wordprocessingml/2006/main" xmlns:w14="http://schemas.microsoft.com/office/word/2010/wordml" xmlns:w15="http://schemas.microsoft.com/office/word/2012/wordml" xmlns:w16cid="http://schemas.microsoft.com/office/word/2016/wordml/cid" xmlns:w16se="http://schemas.microsoft.com/office/word/2015/wordml/symex" xmlns:wpg="http://schemas.microsoft.com/office/word/2010/wordprocessingGroup" xmlns:wpi="http://schemas.microsoft.com/office/word/2010/wordprocessingInk" xmlns:wne="http://schemas.microsoft.com/office/word/2006/wordml" xmlns:wps="http://schemas.microsoft.com/office/word/2010/wordprocessingShape" mc:Ignorable="w14 w15 w16se w16cid wp14">
   <w:abstractNum w:abstractNumId="0" w15:restartNumberingAfterBreak="0">
     <w:nsid w:val="0DED66E9"/>
     <w:multiLevelType w:val="hybridMultilevel"/>
@@ -1840,7 +1785,7 @@
 </file>
 
 <file path=word/styles.xml><?xml version="1.0" encoding="utf-8"?>
-<w:styles xmlns:mc="http://schemas.openxmlformats.org/markup-compatibility/2006" xmlns:r="http://schemas.openxmlformats.org/officeDocument/2006/relationships" xmlns:w="http://schemas.openxmlformats.org/wordprocessingml/2006/main" xmlns:w14="http://schemas.microsoft.com/office/word/2010/wordml" xmlns:w15="http://schemas.microsoft.com/office/word/2012/wordml" xmlns:w16se="http://schemas.microsoft.com/office/word/2015/wordml/symex" mc:Ignorable="w14 w15 w16se">
+<w:styles xmlns:mc="http://schemas.openxmlformats.org/markup-compatibility/2006" xmlns:r="http://schemas.openxmlformats.org/officeDocument/2006/relationships" xmlns:w="http://schemas.openxmlformats.org/wordprocessingml/2006/main" xmlns:w14="http://schemas.microsoft.com/office/word/2010/wordml" xmlns:w15="http://schemas.microsoft.com/office/word/2012/wordml" xmlns:w16cid="http://schemas.microsoft.com/office/word/2016/wordml/cid" xmlns:w16se="http://schemas.microsoft.com/office/word/2015/wordml/symex" mc:Ignorable="w14 w15 w16se w16cid">
   <w:docDefaults>
     <w:rPrDefault>
       <w:rPr>
@@ -1856,7 +1801,7 @@
       </w:pPr>
     </w:pPrDefault>
   </w:docDefaults>
-  <w:latentStyles w:defLockedState="0" w:defUIPriority="99" w:defSemiHidden="0" w:defUnhideWhenUsed="0" w:defQFormat="0" w:count="374">
+  <w:latentStyles w:defLockedState="0" w:defUIPriority="99" w:defSemiHidden="0" w:defUnhideWhenUsed="0" w:defQFormat="0" w:count="375">
     <w:lsdException w:name="Normal" w:uiPriority="0" w:qFormat="1"/>
     <w:lsdException w:name="heading 1" w:uiPriority="9" w:qFormat="1"/>
     <w:lsdException w:name="heading 2" w:semiHidden="1" w:uiPriority="9" w:unhideWhenUsed="1" w:qFormat="1"/>
@@ -1962,7 +1907,6 @@
     <w:lsdException w:name="HTML Sample" w:semiHidden="1" w:unhideWhenUsed="1"/>
     <w:lsdException w:name="HTML Typewriter" w:semiHidden="1" w:unhideWhenUsed="1"/>
     <w:lsdException w:name="HTML Variable" w:semiHidden="1" w:unhideWhenUsed="1"/>
-    <w:lsdException w:name="Normal Table" w:semiHidden="1" w:unhideWhenUsed="1"/>
     <w:lsdException w:name="annotation subject" w:semiHidden="1" w:unhideWhenUsed="1"/>
     <w:lsdException w:name="No List" w:semiHidden="1" w:unhideWhenUsed="1"/>
     <w:lsdException w:name="Outline List 1" w:semiHidden="1" w:unhideWhenUsed="1"/>
@@ -2009,10 +1953,8 @@
     <w:lsdException w:name="Table Subtle 2" w:semiHidden="1" w:unhideWhenUsed="1"/>
     <w:lsdException w:name="Table Web 1" w:semiHidden="1" w:unhideWhenUsed="1"/>
     <w:lsdException w:name="Table Web 2" w:semiHidden="1" w:unhideWhenUsed="1"/>
-    <w:lsdException w:name="Table Web 3" w:semiHidden="1" w:unhideWhenUsed="1"/>
     <w:lsdException w:name="Balloon Text" w:semiHidden="1" w:unhideWhenUsed="1"/>
     <w:lsdException w:name="Table Grid" w:uiPriority="39"/>
-    <w:lsdException w:name="Table Theme" w:semiHidden="1" w:unhideWhenUsed="1"/>
     <w:lsdException w:name="Placeholder Text" w:semiHidden="1"/>
     <w:lsdException w:name="No Spacing" w:uiPriority="1" w:qFormat="1"/>
     <w:lsdException w:name="Light Shading" w:uiPriority="60"/>
@@ -2231,6 +2173,7 @@
     <w:lsdException w:name="Mention" w:semiHidden="1" w:unhideWhenUsed="1"/>
     <w:lsdException w:name="Smart Hyperlink" w:semiHidden="1" w:unhideWhenUsed="1"/>
     <w:lsdException w:name="Hashtag" w:semiHidden="1" w:unhideWhenUsed="1"/>
+    <w:lsdException w:name="Unresolved Mention" w:semiHidden="1" w:unhideWhenUsed="1"/>
   </w:latentStyles>
   <w:style w:type="paragraph" w:default="1" w:styleId="Normal">
     <w:name w:val="Normal"/>
@@ -2614,7 +2557,7 @@
 </file>
 
 <file path=customXml/itemProps1.xml><?xml version="1.0" encoding="utf-8"?>
-<ds:datastoreItem xmlns:ds="http://schemas.openxmlformats.org/officeDocument/2006/customXml" ds:itemID="{07E4A0BB-9323-4980-8BAA-DB99294B12B0}">
+<ds:datastoreItem xmlns:ds="http://schemas.openxmlformats.org/officeDocument/2006/customXml" ds:itemID="{2748BD88-3BCC-40CA-A931-87C5D5CCDDF5}">
   <ds:schemaRefs>
     <ds:schemaRef ds:uri="http://schemas.openxmlformats.org/officeDocument/2006/bibliography"/>
   </ds:schemaRefs>

--- a/CUWebinars.Web/App_Data/mergeTemplates/ConnectionInfo2AddLoc.docx
+++ b/CUWebinars.Web/App_Data/mergeTemplates/ConnectionInfo2AddLoc.docx
@@ -472,8 +472,6 @@
             <w:r>
               <w:t>[OpeningMessage]</w:t>
             </w:r>
-            <w:bookmarkStart w:id="1" w:name="_GoBack"/>
-            <w:bookmarkEnd w:id="1"/>
           </w:p>
           <w:p>
             <w:r>
@@ -482,58 +480,71 @@
             <w:r>
               <w:t xml:space="preserve"> </w:t>
             </w:r>
-            <w:r>
-              <w:fldChar w:fldCharType="begin"/>
-            </w:r>
-            <w:r>
-              <w:instrText xml:space="preserve"> MERGEFIELD  DisplayDate  \* MERGEFORMAT </w:instrText>
-            </w:r>
-            <w:r>
-              <w:fldChar w:fldCharType="separate"/>
-            </w:r>
-            <w:r>
-              <w:rPr>
-                <w:noProof/>
-              </w:rPr>
-              <w:t>«DisplayDate»</w:t>
-            </w:r>
-            <w:r>
-              <w:rPr>
-                <w:noProof/>
-              </w:rPr>
-              <w:fldChar w:fldCharType="end"/>
-            </w:r>
-          </w:p>
-          <w:p>
-            <w:r>
-              <w:t>Your Link:</w:t>
-            </w:r>
-            <w:r>
-              <w:t xml:space="preserve"> </w:t>
-            </w:r>
-            <w:fldSimple w:instr=" MERGEFIELD  ClickToJoinAddLocLink  \* MERGEFORMAT ">
+            <w:fldSimple w:instr=" MERGEFIELD  DisplayDate  \* MERGEFORMAT ">
               <w:r>
                 <w:rPr>
                   <w:noProof/>
                 </w:rPr>
-                <w:t>«ClickToJoinAddLocLink»</w:t>
+                <w:t>«DisplayDate»</w:t>
               </w:r>
             </w:fldSimple>
           </w:p>
           <w:p>
+            <w:r>
+              <w:t>Your Link:</w:t>
+            </w:r>
+            <w:r>
+              <w:t xml:space="preserve"> </w:t>
+            </w:r>
+            <w:r>
+              <w:fldChar w:fldCharType="begin"/>
+            </w:r>
+            <w:r>
+              <w:instrText xml:space="preserve"> MERGEFIELD  ClickToJoinAddLocLink  \* MERGEFORMAT </w:instrText>
+            </w:r>
+            <w:r>
+              <w:fldChar w:fldCharType="separate"/>
+            </w:r>
+            <w:r>
+              <w:rPr>
+                <w:noProof/>
+              </w:rPr>
+              <w:t>«ClickToJoinAddLocLink»</w:t>
+            </w:r>
+            <w:r>
+              <w:rPr>
+                <w:noProof/>
+              </w:rPr>
+              <w:fldChar w:fldCharType="end"/>
+            </w:r>
+          </w:p>
+          <w:p>
             <w:pPr>
               <w:rPr>
                 <w:noProof/>
               </w:rPr>
             </w:pPr>
-            <w:fldSimple w:instr=" MERGEFIELD  AddReminder  \* MERGEFORMAT ">
-              <w:r>
-                <w:rPr>
-                  <w:noProof/>
-                </w:rPr>
-                <w:t>«AddReminder»</w:t>
-              </w:r>
-            </w:fldSimple>
+            <w:r>
+              <w:fldChar w:fldCharType="begin"/>
+            </w:r>
+            <w:r>
+              <w:instrText xml:space="preserve"> MERGEFIELD  AddReminder  \* MERGEFORMAT </w:instrText>
+            </w:r>
+            <w:r>
+              <w:fldChar w:fldCharType="separate"/>
+            </w:r>
+            <w:r>
+              <w:rPr>
+                <w:noProof/>
+              </w:rPr>
+              <w:t>«AddReminder»</w:t>
+            </w:r>
+            <w:r>
+              <w:rPr>
+                <w:noProof/>
+              </w:rPr>
+              <w:fldChar w:fldCharType="end"/>
+            </w:r>
           </w:p>
           <w:p/>
           <w:p>
@@ -555,52 +566,65 @@
             <w:r>
               <w:t xml:space="preserve">: </w:t>
             </w:r>
-            <w:fldSimple w:instr=" MERGEFIELD  ClickToJoinAddLocLink  \* MERGEFORMAT ">
-              <w:r>
-                <w:rPr>
-                  <w:noProof/>
-                </w:rPr>
-                <w:t>«</w:t>
-              </w:r>
-              <w:bookmarkStart w:id="2" w:name="OLE_LINK3"/>
-              <w:bookmarkStart w:id="3" w:name="OLE_LINK7"/>
-              <w:bookmarkStart w:id="4" w:name="OLE_LINK8"/>
-              <w:bookmarkStart w:id="5" w:name="OLE_LINK9"/>
-              <w:bookmarkStart w:id="6" w:name="OLE_LINK10"/>
-              <w:bookmarkStart w:id="7" w:name="OLE_LINK11"/>
-              <w:bookmarkStart w:id="8" w:name="OLE_LINK12"/>
-              <w:bookmarkStart w:id="9" w:name="OLE_LINK13"/>
-              <w:bookmarkStart w:id="10" w:name="OLE_LINK14"/>
-              <w:bookmarkStart w:id="11" w:name="OLE_LINK15"/>
-              <w:bookmarkStart w:id="12" w:name="OLE_LINK16"/>
-              <w:bookmarkStart w:id="13" w:name="OLE_LINK17"/>
-              <w:bookmarkStart w:id="14" w:name="OLE_LINK18"/>
-              <w:r>
-                <w:rPr>
-                  <w:noProof/>
-                </w:rPr>
-                <w:t>ClickToJoinAddLocLink</w:t>
-              </w:r>
-              <w:bookmarkEnd w:id="2"/>
-              <w:bookmarkEnd w:id="3"/>
-              <w:bookmarkEnd w:id="4"/>
-              <w:bookmarkEnd w:id="5"/>
-              <w:bookmarkEnd w:id="6"/>
-              <w:bookmarkEnd w:id="7"/>
-              <w:bookmarkEnd w:id="8"/>
-              <w:bookmarkEnd w:id="9"/>
-              <w:bookmarkEnd w:id="10"/>
-              <w:bookmarkEnd w:id="11"/>
-              <w:bookmarkEnd w:id="12"/>
-              <w:bookmarkEnd w:id="13"/>
-              <w:bookmarkEnd w:id="14"/>
-              <w:r>
-                <w:rPr>
-                  <w:noProof/>
-                </w:rPr>
-                <w:t>»</w:t>
-              </w:r>
-            </w:fldSimple>
+            <w:r>
+              <w:fldChar w:fldCharType="begin"/>
+            </w:r>
+            <w:r>
+              <w:instrText xml:space="preserve"> MERGEFIELD  ClickToJoinAddLocLink  \* MERGEFORMAT </w:instrText>
+            </w:r>
+            <w:r>
+              <w:fldChar w:fldCharType="separate"/>
+            </w:r>
+            <w:r>
+              <w:rPr>
+                <w:noProof/>
+              </w:rPr>
+              <w:t>«</w:t>
+            </w:r>
+            <w:bookmarkStart w:id="1" w:name="OLE_LINK3"/>
+            <w:bookmarkStart w:id="2" w:name="OLE_LINK7"/>
+            <w:bookmarkStart w:id="3" w:name="OLE_LINK8"/>
+            <w:bookmarkStart w:id="4" w:name="OLE_LINK9"/>
+            <w:bookmarkStart w:id="5" w:name="OLE_LINK10"/>
+            <w:bookmarkStart w:id="6" w:name="OLE_LINK11"/>
+            <w:bookmarkStart w:id="7" w:name="OLE_LINK12"/>
+            <w:bookmarkStart w:id="8" w:name="OLE_LINK13"/>
+            <w:bookmarkStart w:id="9" w:name="OLE_LINK14"/>
+            <w:bookmarkStart w:id="10" w:name="OLE_LINK15"/>
+            <w:bookmarkStart w:id="11" w:name="OLE_LINK16"/>
+            <w:bookmarkStart w:id="12" w:name="OLE_LINK17"/>
+            <w:bookmarkStart w:id="13" w:name="OLE_LINK18"/>
+            <w:r>
+              <w:rPr>
+                <w:noProof/>
+              </w:rPr>
+              <w:t>ClickToJoinAddLocLink</w:t>
+            </w:r>
+            <w:bookmarkEnd w:id="1"/>
+            <w:bookmarkEnd w:id="2"/>
+            <w:bookmarkEnd w:id="3"/>
+            <w:bookmarkEnd w:id="4"/>
+            <w:bookmarkEnd w:id="5"/>
+            <w:bookmarkEnd w:id="6"/>
+            <w:bookmarkEnd w:id="7"/>
+            <w:bookmarkEnd w:id="8"/>
+            <w:bookmarkEnd w:id="9"/>
+            <w:bookmarkEnd w:id="10"/>
+            <w:bookmarkEnd w:id="11"/>
+            <w:bookmarkEnd w:id="12"/>
+            <w:bookmarkEnd w:id="13"/>
+            <w:r>
+              <w:rPr>
+                <w:noProof/>
+              </w:rPr>
+              <w:t>»</w:t>
+            </w:r>
+            <w:r>
+              <w:rPr>
+                <w:noProof/>
+              </w:rPr>
+              <w:fldChar w:fldCharType="end"/>
+            </w:r>
           </w:p>
           <w:p>
             <w:pPr>
@@ -625,14 +649,27 @@
             <w:pPr>
               <w:ind w:left="532" w:hanging="532"/>
             </w:pPr>
-            <w:fldSimple w:instr=" MERGEFIELD  PresenterMaterials  \* MERGEFORMAT ">
-              <w:r>
-                <w:rPr>
-                  <w:noProof/>
-                </w:rPr>
-                <w:t>«PresenterMaterials»</w:t>
-              </w:r>
-            </w:fldSimple>
+            <w:r>
+              <w:fldChar w:fldCharType="begin"/>
+            </w:r>
+            <w:r>
+              <w:instrText xml:space="preserve"> MERGEFIELD  PresenterMaterials  \* MERGEFORMAT </w:instrText>
+            </w:r>
+            <w:r>
+              <w:fldChar w:fldCharType="separate"/>
+            </w:r>
+            <w:r>
+              <w:rPr>
+                <w:noProof/>
+              </w:rPr>
+              <w:t>«PresenterMaterials»</w:t>
+            </w:r>
+            <w:r>
+              <w:rPr>
+                <w:noProof/>
+              </w:rPr>
+              <w:fldChar w:fldCharType="end"/>
+            </w:r>
           </w:p>
           <w:p>
             <w:pPr>
@@ -882,8 +919,8 @@
               </w:rPr>
               <w:t>«</w:t>
             </w:r>
-            <w:bookmarkStart w:id="15" w:name="OLE_LINK4"/>
-            <w:bookmarkStart w:id="16" w:name="OLE_LINK5"/>
+            <w:bookmarkStart w:id="14" w:name="OLE_LINK4"/>
+            <w:bookmarkStart w:id="15" w:name="OLE_LINK5"/>
             <w:r>
               <w:rPr>
                 <w:b/>
@@ -891,8 +928,8 @@
               </w:rPr>
               <w:t>ShowStartTime</w:t>
             </w:r>
+            <w:bookmarkEnd w:id="14"/>
             <w:bookmarkEnd w:id="15"/>
-            <w:bookmarkEnd w:id="16"/>
             <w:r>
               <w:rPr>
                 <w:b/>
@@ -992,27 +1029,14 @@
             <w:r>
               <w:t xml:space="preserve"> </w:t>
             </w:r>
-            <w:r>
-              <w:fldChar w:fldCharType="begin"/>
-            </w:r>
-            <w:r>
-              <w:instrText xml:space="preserve"> MERGEFIELD  ChangeTimeZoneLink  \* MERGEFORMAT </w:instrText>
-            </w:r>
-            <w:r>
-              <w:fldChar w:fldCharType="separate"/>
-            </w:r>
-            <w:r>
-              <w:rPr>
-                <w:noProof/>
-              </w:rPr>
-              <w:t>«ChangeTimeZoneLink»</w:t>
-            </w:r>
-            <w:r>
-              <w:rPr>
-                <w:noProof/>
-              </w:rPr>
-              <w:fldChar w:fldCharType="end"/>
-            </w:r>
+            <w:fldSimple w:instr=" MERGEFIELD  ChangeTimeZoneLink  \* MERGEFORMAT ">
+              <w:r>
+                <w:rPr>
+                  <w:noProof/>
+                </w:rPr>
+                <w:t>«ChangeTimeZoneLink»</w:t>
+              </w:r>
+            </w:fldSimple>
           </w:p>
           <w:p/>
           <w:p>
@@ -1026,27 +1050,14 @@
             <w:r>
               <w:t xml:space="preserve"> (including a chance to test your computer’s readiness) can be viewed at </w:t>
             </w:r>
-            <w:r>
-              <w:fldChar w:fldCharType="begin"/>
-            </w:r>
-            <w:r>
-              <w:instrText xml:space="preserve"> MERGEFIELD  DetailedConnectionInfoLink  \* MERGEFORMAT </w:instrText>
-            </w:r>
-            <w:r>
-              <w:fldChar w:fldCharType="separate"/>
-            </w:r>
-            <w:r>
-              <w:rPr>
-                <w:noProof/>
-              </w:rPr>
-              <w:t>«DetailedConnectionInfoLink»</w:t>
-            </w:r>
-            <w:r>
-              <w:rPr>
-                <w:noProof/>
-              </w:rPr>
-              <w:fldChar w:fldCharType="end"/>
-            </w:r>
+            <w:fldSimple w:instr=" MERGEFIELD  DetailedConnectionInfoLink  \* MERGEFORMAT ">
+              <w:r>
+                <w:rPr>
+                  <w:noProof/>
+                </w:rPr>
+                <w:t>«DetailedConnectionInfoLink»</w:t>
+              </w:r>
+            </w:fldSimple>
             <w:r>
               <w:t xml:space="preserve">. </w:t>
             </w:r>
@@ -1115,8 +1126,8 @@
                     <w:tblLook w:val="04A0" w:firstRow="1" w:lastRow="0" w:firstColumn="1" w:lastColumn="0" w:noHBand="0" w:noVBand="1"/>
                   </w:tblPr>
                   <w:tblGrid>
-                    <w:gridCol w:w="4189"/>
-                    <w:gridCol w:w="4200"/>
+                    <w:gridCol w:w="4222"/>
+                    <w:gridCol w:w="4229"/>
                   </w:tblGrid>
                   <w:tr>
                     <w:tc>
@@ -1129,8 +1140,8 @@
                           <w:right w:val="single" w:sz="4" w:space="0" w:color="auto"/>
                         </w:tcBorders>
                       </w:tcPr>
-                      <w:bookmarkStart w:id="17" w:name="OLE_LINK1"/>
-                      <w:bookmarkStart w:id="18" w:name="OLE_LINK2"/>
+                      <w:bookmarkStart w:id="16" w:name="OLE_LINK1"/>
+                      <w:bookmarkStart w:id="17" w:name="OLE_LINK2"/>
                       <w:p>
                         <w:pPr>
                           <w:jc w:val="center"/>
@@ -1181,8 +1192,8 @@
                           </w:rPr>
                           <w:fldChar w:fldCharType="end"/>
                         </w:r>
+                        <w:bookmarkEnd w:id="16"/>
                         <w:bookmarkEnd w:id="17"/>
-                        <w:bookmarkEnd w:id="18"/>
                       </w:p>
                     </w:tc>
                     <w:tc>
@@ -1199,51 +1210,16 @@
                         <w:pPr>
                           <w:jc w:val="center"/>
                           <w:rPr>
-                            <w:rFonts w:eastAsia="Times New Roman" w:cs="Times New Roman"/>
                             <w:sz w:val="18"/>
                             <w:szCs w:val="18"/>
                           </w:rPr>
                         </w:pPr>
                         <w:r>
                           <w:rPr>
-                            <w:rFonts w:eastAsia="Times New Roman" w:cs="Times New Roman"/>
                             <w:sz w:val="18"/>
                             <w:szCs w:val="18"/>
                           </w:rPr>
-                          <w:fldChar w:fldCharType="begin"/>
-                        </w:r>
-                        <w:r>
-                          <w:rPr>
-                            <w:rFonts w:eastAsia="Times New Roman" w:cs="Times New Roman"/>
-                            <w:sz w:val="18"/>
-                            <w:szCs w:val="18"/>
-                          </w:rPr>
-                          <w:instrText xml:space="preserve"> MERGEFIELD  SupportEmail  \* MERGEFORMAT </w:instrText>
-                        </w:r>
-                        <w:r>
-                          <w:rPr>
-                            <w:rFonts w:eastAsia="Times New Roman" w:cs="Times New Roman"/>
-                            <w:sz w:val="18"/>
-                            <w:szCs w:val="18"/>
-                          </w:rPr>
-                          <w:fldChar w:fldCharType="separate"/>
-                        </w:r>
-                        <w:r>
-                          <w:rPr>
-                            <w:rFonts w:eastAsia="Times New Roman" w:cs="Times New Roman"/>
-                            <w:noProof/>
-                            <w:sz w:val="18"/>
-                            <w:szCs w:val="18"/>
-                          </w:rPr>
-                          <w:t>«SupportEmail»</w:t>
-                        </w:r>
-                        <w:r>
-                          <w:rPr>
-                            <w:rFonts w:eastAsia="Times New Roman" w:cs="Times New Roman"/>
-                            <w:sz w:val="18"/>
-                            <w:szCs w:val="18"/>
-                          </w:rPr>
-                          <w:fldChar w:fldCharType="end"/>
+                          <w:t>info@ttstrain.com</w:t>
                         </w:r>
                       </w:p>
                       <w:p>
@@ -1255,6 +1231,8 @@
                             <w:szCs w:val="18"/>
                           </w:rPr>
                         </w:pPr>
+                        <w:bookmarkStart w:id="18" w:name="_GoBack"/>
+                        <w:bookmarkEnd w:id="18"/>
                         <w:r>
                           <w:rPr>
                             <w:rFonts w:eastAsia="Times New Roman" w:cs="Times New Roman"/>
@@ -1907,6 +1885,7 @@
     <w:lsdException w:name="HTML Sample" w:semiHidden="1" w:unhideWhenUsed="1"/>
     <w:lsdException w:name="HTML Typewriter" w:semiHidden="1" w:unhideWhenUsed="1"/>
     <w:lsdException w:name="HTML Variable" w:semiHidden="1" w:unhideWhenUsed="1"/>
+    <w:lsdException w:name="Normal Table" w:semiHidden="1" w:unhideWhenUsed="1"/>
     <w:lsdException w:name="annotation subject" w:semiHidden="1" w:unhideWhenUsed="1"/>
     <w:lsdException w:name="No List" w:semiHidden="1" w:unhideWhenUsed="1"/>
     <w:lsdException w:name="Outline List 1" w:semiHidden="1" w:unhideWhenUsed="1"/>
@@ -1953,8 +1932,10 @@
     <w:lsdException w:name="Table Subtle 2" w:semiHidden="1" w:unhideWhenUsed="1"/>
     <w:lsdException w:name="Table Web 1" w:semiHidden="1" w:unhideWhenUsed="1"/>
     <w:lsdException w:name="Table Web 2" w:semiHidden="1" w:unhideWhenUsed="1"/>
+    <w:lsdException w:name="Table Web 3" w:semiHidden="1" w:unhideWhenUsed="1"/>
     <w:lsdException w:name="Balloon Text" w:semiHidden="1" w:unhideWhenUsed="1"/>
     <w:lsdException w:name="Table Grid" w:uiPriority="39"/>
+    <w:lsdException w:name="Table Theme" w:semiHidden="1" w:unhideWhenUsed="1"/>
     <w:lsdException w:name="Placeholder Text" w:semiHidden="1"/>
     <w:lsdException w:name="No Spacing" w:uiPriority="1" w:qFormat="1"/>
     <w:lsdException w:name="Light Shading" w:uiPriority="60"/>
@@ -2557,7 +2538,7 @@
 </file>
 
 <file path=customXml/itemProps1.xml><?xml version="1.0" encoding="utf-8"?>
-<ds:datastoreItem xmlns:ds="http://schemas.openxmlformats.org/officeDocument/2006/customXml" ds:itemID="{2748BD88-3BCC-40CA-A931-87C5D5CCDDF5}">
+<ds:datastoreItem xmlns:ds="http://schemas.openxmlformats.org/officeDocument/2006/customXml" ds:itemID="{50D95207-D21C-4D9C-A495-D09E11103AFB}">
   <ds:schemaRefs>
     <ds:schemaRef ds:uri="http://schemas.openxmlformats.org/officeDocument/2006/bibliography"/>
   </ds:schemaRefs>

--- a/CUWebinars.Web/App_Data/mergeTemplates/ConnectionInfo2AddLoc.docx
+++ b/CUWebinars.Web/App_Data/mergeTemplates/ConnectionInfo2AddLoc.docx
@@ -17,17 +17,18 @@
         <w:tblLook w:val="04A0" w:firstRow="1" w:lastRow="0" w:firstColumn="1" w:lastColumn="0" w:noHBand="0" w:noVBand="1"/>
       </w:tblPr>
       <w:tblGrid>
-        <w:gridCol w:w="264"/>
-        <w:gridCol w:w="6242"/>
-        <w:gridCol w:w="2589"/>
-        <w:gridCol w:w="265"/>
+        <w:gridCol w:w="260"/>
+        <w:gridCol w:w="4420"/>
+        <w:gridCol w:w="1585"/>
+        <w:gridCol w:w="2835"/>
+        <w:gridCol w:w="260"/>
       </w:tblGrid>
       <w:tr>
         <w:tc>
           <w:tcPr>
-            <w:tcW w:w="9351" w:type="dxa"/>
-            <w:gridSpan w:val="4"/>
-            <w:shd w:val="clear" w:color="auto" w:fill="4D677F"/>
+            <w:tcW w:w="9360" w:type="dxa"/>
+            <w:gridSpan w:val="5"/>
+            <w:shd w:val="clear" w:color="auto" w:fill="3E67B1"/>
           </w:tcPr>
           <w:p>
             <w:pPr>
@@ -79,30 +80,30 @@
       <w:tr>
         <w:tc>
           <w:tcPr>
-            <w:tcW w:w="265" w:type="dxa"/>
+            <w:tcW w:w="260" w:type="dxa"/>
             <w:tcBorders>
               <w:right w:val="single" w:sz="4" w:space="0" w:color="000000"/>
             </w:tcBorders>
-            <w:shd w:val="clear" w:color="auto" w:fill="4D677F"/>
+            <w:shd w:val="clear" w:color="auto" w:fill="3E67B1"/>
           </w:tcPr>
           <w:p/>
         </w:tc>
         <w:tc>
           <w:tcPr>
-            <w:tcW w:w="6305" w:type="dxa"/>
+            <w:tcW w:w="6005" w:type="dxa"/>
+            <w:gridSpan w:val="2"/>
             <w:tcBorders>
               <w:top w:val="single" w:sz="4" w:space="0" w:color="000000"/>
               <w:left w:val="single" w:sz="4" w:space="0" w:color="000000"/>
             </w:tcBorders>
-            <w:shd w:val="clear" w:color="auto" w:fill="4B5966"/>
+            <w:shd w:val="clear" w:color="auto" w:fill="F3F5F8"/>
           </w:tcPr>
           <w:p>
             <w:pPr>
-              <w:rPr>
-                <w:noProof/>
-              </w:rPr>
+              <w:tabs>
+                <w:tab w:val="left" w:pos="3372"/>
+              </w:tabs>
             </w:pPr>
-            <w:bookmarkStart w:id="0" w:name="OLE_LINK6"/>
             <w:r>
               <w:rPr>
                 <w:noProof/>
@@ -110,27 +111,16 @@
               <w:t>[logo]</w:t>
             </w:r>
           </w:p>
-          <w:bookmarkEnd w:id="0"/>
-          <w:p/>
         </w:tc>
         <w:tc>
           <w:tcPr>
-            <w:tcW w:w="2516" w:type="dxa"/>
+            <w:tcW w:w="2835" w:type="dxa"/>
             <w:tcBorders>
               <w:top w:val="single" w:sz="4" w:space="0" w:color="000000"/>
               <w:right w:val="single" w:sz="4" w:space="0" w:color="000000"/>
             </w:tcBorders>
-            <w:shd w:val="clear" w:color="auto" w:fill="B9C8D5"/>
+            <w:shd w:val="clear" w:color="auto" w:fill="F3F5F8"/>
           </w:tcPr>
-          <w:p>
-            <w:pPr>
-              <w:rPr>
-                <w:color w:val="7F7F7F" w:themeColor="text1" w:themeTint="80"/>
-                <w:sz w:val="18"/>
-                <w:szCs w:val="18"/>
-              </w:rPr>
-            </w:pPr>
-          </w:p>
           <w:tbl>
             <w:tblPr>
               <w:tblStyle w:val="TableGrid"/>
@@ -147,12 +137,12 @@
             </w:tblPr>
             <w:tblGrid>
               <w:gridCol w:w="1115"/>
-              <w:gridCol w:w="1258"/>
+              <w:gridCol w:w="1504"/>
             </w:tblGrid>
             <w:tr>
               <w:tc>
                 <w:tcPr>
-                  <w:tcW w:w="1373" w:type="dxa"/>
+                  <w:tcW w:w="1115" w:type="dxa"/>
                 </w:tcPr>
                 <w:p>
                   <w:pPr>
@@ -177,7 +167,7 @@
               </w:tc>
               <w:tc>
                 <w:tcPr>
-                  <w:tcW w:w="1557" w:type="dxa"/>
+                  <w:tcW w:w="1504" w:type="dxa"/>
                 </w:tcPr>
                 <w:p>
                   <w:pPr>
@@ -230,7 +220,7 @@
             <w:tr>
               <w:tc>
                 <w:tcPr>
-                  <w:tcW w:w="1373" w:type="dxa"/>
+                  <w:tcW w:w="1115" w:type="dxa"/>
                 </w:tcPr>
                 <w:p>
                   <w:pPr>
@@ -255,7 +245,7 @@
               </w:tc>
               <w:tc>
                 <w:tcPr>
-                  <w:tcW w:w="1557" w:type="dxa"/>
+                  <w:tcW w:w="1504" w:type="dxa"/>
                 </w:tcPr>
                 <w:p>
                   <w:pPr>
@@ -305,50 +295,44 @@
                 </w:p>
               </w:tc>
             </w:tr>
-            <w:tr>
-              <w:tc>
-                <w:tcPr>
-                  <w:tcW w:w="1373" w:type="dxa"/>
-                </w:tcPr>
-                <w:p>
-                  <w:pPr>
-                    <w:pStyle w:val="NoSpacing"/>
-                    <w:jc w:val="right"/>
-                    <w:rPr>
-                      <w:noProof/>
-                      <w:color w:val="7F7F7F" w:themeColor="text1" w:themeTint="80"/>
-                      <w:sz w:val="18"/>
-                      <w:szCs w:val="18"/>
-                    </w:rPr>
-                  </w:pPr>
-                </w:p>
-              </w:tc>
-              <w:tc>
-                <w:tcPr>
-                  <w:tcW w:w="1557" w:type="dxa"/>
-                </w:tcPr>
-                <w:p>
-                  <w:pPr>
-                    <w:pStyle w:val="NoSpacing"/>
-                    <w:rPr>
-                      <w:noProof/>
-                      <w:sz w:val="18"/>
-                      <w:szCs w:val="18"/>
-                    </w:rPr>
-                  </w:pPr>
-                </w:p>
-              </w:tc>
-            </w:tr>
           </w:tbl>
           <w:p/>
         </w:tc>
         <w:tc>
           <w:tcPr>
-            <w:tcW w:w="265" w:type="dxa"/>
+            <w:tcW w:w="260" w:type="dxa"/>
             <w:tcBorders>
               <w:left w:val="single" w:sz="4" w:space="0" w:color="000000"/>
             </w:tcBorders>
-            <w:shd w:val="clear" w:color="auto" w:fill="4D677F"/>
+            <w:shd w:val="clear" w:color="auto" w:fill="3E67B1"/>
+          </w:tcPr>
+          <w:p/>
+          <w:p/>
+        </w:tc>
+      </w:tr>
+      <w:tr>
+        <w:tc>
+          <w:tcPr>
+            <w:tcW w:w="260" w:type="dxa"/>
+            <w:shd w:val="clear" w:color="auto" w:fill="3E67B1"/>
+          </w:tcPr>
+          <w:p/>
+        </w:tc>
+        <w:tc>
+          <w:tcPr>
+            <w:tcW w:w="8840" w:type="dxa"/>
+            <w:gridSpan w:val="3"/>
+            <w:shd w:val="clear" w:color="auto" w:fill="3E67B1"/>
+          </w:tcPr>
+          <w:p/>
+        </w:tc>
+        <w:tc>
+          <w:tcPr>
+            <w:tcW w:w="260" w:type="dxa"/>
+            <w:tcBorders>
+              <w:left w:val="nil"/>
+            </w:tcBorders>
+            <w:shd w:val="clear" w:color="auto" w:fill="3E67B1"/>
           </w:tcPr>
           <w:p/>
         </w:tc>
@@ -356,274 +340,108 @@
       <w:tr>
         <w:tc>
           <w:tcPr>
-            <w:tcW w:w="265" w:type="dxa"/>
+            <w:tcW w:w="260" w:type="dxa"/>
             <w:tcBorders>
               <w:right w:val="single" w:sz="4" w:space="0" w:color="auto"/>
             </w:tcBorders>
-            <w:shd w:val="clear" w:color="auto" w:fill="4D677F"/>
+            <w:shd w:val="clear" w:color="auto" w:fill="3E67B1"/>
           </w:tcPr>
           <w:p/>
         </w:tc>
         <w:tc>
           <w:tcPr>
-            <w:tcW w:w="8821" w:type="dxa"/>
-            <w:gridSpan w:val="2"/>
-            <w:tcBorders>
-              <w:left w:val="single" w:sz="4" w:space="0" w:color="auto"/>
-              <w:right w:val="single" w:sz="4" w:space="0" w:color="auto"/>
-            </w:tcBorders>
-            <w:shd w:val="clear" w:color="auto" w:fill="000000" w:themeFill="text1"/>
-          </w:tcPr>
-          <w:p/>
-        </w:tc>
-        <w:tc>
-          <w:tcPr>
-            <w:tcW w:w="265" w:type="dxa"/>
-            <w:tcBorders>
-              <w:left w:val="single" w:sz="4" w:space="0" w:color="auto"/>
-            </w:tcBorders>
-            <w:shd w:val="clear" w:color="auto" w:fill="4D677F"/>
-          </w:tcPr>
-          <w:p/>
-        </w:tc>
-      </w:tr>
-      <w:tr>
-        <w:tc>
-          <w:tcPr>
-            <w:tcW w:w="265" w:type="dxa"/>
-            <w:tcBorders>
-              <w:right w:val="single" w:sz="4" w:space="0" w:color="auto"/>
-            </w:tcBorders>
-            <w:shd w:val="clear" w:color="auto" w:fill="4D677F"/>
-          </w:tcPr>
-          <w:p/>
-        </w:tc>
-        <w:tc>
-          <w:tcPr>
-            <w:tcW w:w="8821" w:type="dxa"/>
-            <w:gridSpan w:val="2"/>
+            <w:tcW w:w="8840" w:type="dxa"/>
+            <w:gridSpan w:val="3"/>
             <w:tcBorders>
               <w:left w:val="single" w:sz="4" w:space="0" w:color="auto"/>
               <w:right w:val="single" w:sz="6" w:space="0" w:color="auto"/>
             </w:tcBorders>
           </w:tcPr>
-          <w:p/>
           <w:p>
             <w:pPr>
-              <w:jc w:val="center"/>
+              <w:ind w:left="532" w:hanging="540"/>
+            </w:pPr>
+          </w:p>
+          <w:p>
+            <w:r>
+              <w:t xml:space="preserve">[this information is provided as an Additional Location </w:t>
+            </w:r>
+            <w:r>
+              <w:t xml:space="preserve">order </w:t>
+            </w:r>
+            <w:r>
               <w:rPr>
                 <w:sz w:val="18"/>
                 <w:szCs w:val="18"/>
               </w:rPr>
-            </w:pPr>
+              <w:fldChar w:fldCharType="begin"/>
+            </w:r>
             <w:r>
               <w:rPr>
                 <w:sz w:val="18"/>
                 <w:szCs w:val="18"/>
               </w:rPr>
-              <w:t xml:space="preserve">(This notification is provided as an Additional Location to Order </w:t>
+              <w:instrText xml:space="preserve"> MERGEFIELD  OrderID  \* MERGEFORMAT </w:instrText>
             </w:r>
             <w:r>
               <w:rPr>
                 <w:sz w:val="18"/>
                 <w:szCs w:val="18"/>
               </w:rPr>
-              <w:fldChar w:fldCharType="begin"/>
-            </w:r>
-            <w:r>
-              <w:rPr>
+              <w:fldChar w:fldCharType="separate"/>
+            </w:r>
+            <w:r>
+              <w:rPr>
+                <w:noProof/>
                 <w:sz w:val="18"/>
                 <w:szCs w:val="18"/>
               </w:rPr>
-              <w:instrText xml:space="preserve"> MERGEFIELD  OrderID  \* MERGEFORMAT </w:instrText>
+              <w:t>«OrderID»</w:t>
             </w:r>
             <w:r>
               <w:rPr>
                 <w:sz w:val="18"/>
                 <w:szCs w:val="18"/>
               </w:rPr>
-              <w:fldChar w:fldCharType="separate"/>
-            </w:r>
-            <w:r>
-              <w:rPr>
-                <w:noProof/>
+              <w:fldChar w:fldCharType="end"/>
+            </w:r>
+            <w:r>
+              <w:rPr>
                 <w:sz w:val="18"/>
                 <w:szCs w:val="18"/>
               </w:rPr>
-              <w:t>«OrderID»</w:t>
-            </w:r>
-            <w:r>
-              <w:rPr>
-                <w:sz w:val="18"/>
-                <w:szCs w:val="18"/>
-              </w:rPr>
-              <w:fldChar w:fldCharType="end"/>
-            </w:r>
-            <w:r>
-              <w:rPr>
-                <w:sz w:val="18"/>
-                <w:szCs w:val="18"/>
-              </w:rPr>
-              <w:t>)</w:t>
-            </w:r>
-          </w:p>
-          <w:p/>
-          <w:p>
-            <w:r>
-              <w:t>[OpeningMessage]</w:t>
-            </w:r>
-          </w:p>
-          <w:p>
-            <w:r>
-              <w:t>Date:</w:t>
-            </w:r>
-            <w:r>
-              <w:t xml:space="preserve"> </w:t>
-            </w:r>
-            <w:fldSimple w:instr=" MERGEFIELD  DisplayDate  \* MERGEFORMAT ">
-              <w:r>
-                <w:rPr>
-                  <w:noProof/>
-                </w:rPr>
-                <w:t>«DisplayDate»</w:t>
-              </w:r>
-            </w:fldSimple>
-          </w:p>
-          <w:p>
-            <w:r>
-              <w:t>Your Link:</w:t>
-            </w:r>
-            <w:r>
-              <w:t xml:space="preserve"> </w:t>
-            </w:r>
-            <w:r>
-              <w:fldChar w:fldCharType="begin"/>
-            </w:r>
-            <w:r>
-              <w:instrText xml:space="preserve"> MERGEFIELD  ClickToJoinAddLocLink  \* MERGEFORMAT </w:instrText>
-            </w:r>
-            <w:r>
-              <w:fldChar w:fldCharType="separate"/>
-            </w:r>
-            <w:r>
-              <w:rPr>
-                <w:noProof/>
-              </w:rPr>
-              <w:t>«ClickToJoinAddLocLink»</w:t>
-            </w:r>
-            <w:r>
-              <w:rPr>
-                <w:noProof/>
-              </w:rPr>
-              <w:fldChar w:fldCharType="end"/>
-            </w:r>
-          </w:p>
-          <w:p>
-            <w:pPr>
-              <w:rPr>
-                <w:noProof/>
-              </w:rPr>
-            </w:pPr>
-            <w:r>
-              <w:fldChar w:fldCharType="begin"/>
-            </w:r>
-            <w:r>
-              <w:instrText xml:space="preserve"> MERGEFIELD  AddReminder  \* MERGEFORMAT </w:instrText>
-            </w:r>
-            <w:r>
-              <w:fldChar w:fldCharType="separate"/>
-            </w:r>
-            <w:r>
-              <w:rPr>
-                <w:noProof/>
-              </w:rPr>
-              <w:t>«AddReminder»</w:t>
-            </w:r>
-            <w:r>
-              <w:rPr>
-                <w:noProof/>
-              </w:rPr>
-              <w:fldChar w:fldCharType="end"/>
-            </w:r>
+              <w:t>]</w:t>
+            </w:r>
+            <w:bookmarkStart w:id="0" w:name="_GoBack"/>
+            <w:bookmarkEnd w:id="0"/>
           </w:p>
           <w:p/>
           <w:p>
             <w:pPr>
-              <w:ind w:left="532" w:hanging="532"/>
               <w:rPr>
                 <w:noProof/>
               </w:rPr>
             </w:pPr>
-            <w:r>
-              <w:t xml:space="preserve">1. </w:t>
-            </w:r>
-            <w:r>
-              <w:t xml:space="preserve">Click the link </w:t>
-            </w:r>
-            <w:r>
-              <w:t>10-15 minutes prior to start time</w:t>
-            </w:r>
-            <w:r>
-              <w:t xml:space="preserve">: </w:t>
-            </w:r>
-            <w:r>
-              <w:fldChar w:fldCharType="begin"/>
-            </w:r>
-            <w:r>
-              <w:instrText xml:space="preserve"> MERGEFIELD  ClickToJoinAddLocLink  \* MERGEFORMAT </w:instrText>
-            </w:r>
-            <w:r>
-              <w:fldChar w:fldCharType="separate"/>
-            </w:r>
-            <w:r>
-              <w:rPr>
-                <w:noProof/>
-              </w:rPr>
-              <w:t>«</w:t>
-            </w:r>
             <w:bookmarkStart w:id="1" w:name="OLE_LINK3"/>
             <w:bookmarkStart w:id="2" w:name="OLE_LINK7"/>
-            <w:bookmarkStart w:id="3" w:name="OLE_LINK8"/>
-            <w:bookmarkStart w:id="4" w:name="OLE_LINK9"/>
-            <w:bookmarkStart w:id="5" w:name="OLE_LINK10"/>
-            <w:bookmarkStart w:id="6" w:name="OLE_LINK11"/>
-            <w:bookmarkStart w:id="7" w:name="OLE_LINK12"/>
-            <w:bookmarkStart w:id="8" w:name="OLE_LINK13"/>
-            <w:bookmarkStart w:id="9" w:name="OLE_LINK14"/>
-            <w:bookmarkStart w:id="10" w:name="OLE_LINK15"/>
-            <w:bookmarkStart w:id="11" w:name="OLE_LINK16"/>
-            <w:bookmarkStart w:id="12" w:name="OLE_LINK17"/>
-            <w:bookmarkStart w:id="13" w:name="OLE_LINK18"/>
-            <w:r>
-              <w:rPr>
-                <w:noProof/>
-              </w:rPr>
-              <w:t>ClickToJoinAddLocLink</w:t>
+            <w:r>
+              <w:t>[</w:t>
+            </w:r>
+            <w:proofErr w:type="spellStart"/>
+            <w:r>
+              <w:t>OpeningMessage</w:t>
+            </w:r>
+            <w:proofErr w:type="spellEnd"/>
+            <w:r>
+              <w:t>]</w:t>
             </w:r>
             <w:bookmarkEnd w:id="1"/>
             <w:bookmarkEnd w:id="2"/>
-            <w:bookmarkEnd w:id="3"/>
-            <w:bookmarkEnd w:id="4"/>
-            <w:bookmarkEnd w:id="5"/>
-            <w:bookmarkEnd w:id="6"/>
-            <w:bookmarkEnd w:id="7"/>
-            <w:bookmarkEnd w:id="8"/>
-            <w:bookmarkEnd w:id="9"/>
-            <w:bookmarkEnd w:id="10"/>
-            <w:bookmarkEnd w:id="11"/>
-            <w:bookmarkEnd w:id="12"/>
-            <w:bookmarkEnd w:id="13"/>
-            <w:r>
-              <w:rPr>
-                <w:noProof/>
-              </w:rPr>
-              <w:t>»</w:t>
-            </w:r>
-            <w:r>
-              <w:rPr>
-                <w:noProof/>
-              </w:rPr>
-              <w:fldChar w:fldCharType="end"/>
+            <w:r>
+              <w:rPr>
+                <w:noProof/>
+              </w:rPr>
+              <w:t xml:space="preserve"> </w:t>
             </w:r>
           </w:p>
           <w:p>
@@ -633,7 +451,6 @@
           </w:p>
           <w:p>
             <w:pPr>
-              <w:ind w:left="532" w:hanging="532"/>
               <w:rPr>
                 <w:b/>
               </w:rPr>
@@ -647,7 +464,7 @@
           </w:p>
           <w:p>
             <w:pPr>
-              <w:ind w:left="532" w:hanging="532"/>
+              <w:ind w:left="438"/>
             </w:pPr>
             <w:r>
               <w:fldChar w:fldCharType="begin"/>
@@ -669,6 +486,158 @@
                 <w:noProof/>
               </w:rPr>
               <w:fldChar w:fldCharType="end"/>
+            </w:r>
+          </w:p>
+          <w:p/>
+          <w:p>
+            <w:pPr>
+              <w:rPr>
+                <w:sz w:val="20"/>
+                <w:szCs w:val="20"/>
+              </w:rPr>
+            </w:pPr>
+            <w:r>
+              <w:t xml:space="preserve">1. Click the link to join: </w:t>
+            </w:r>
+            <w:r>
+              <w:rPr>
+                <w:noProof/>
+              </w:rPr>
+              <w:fldChar w:fldCharType="begin"/>
+            </w:r>
+            <w:r>
+              <w:rPr>
+                <w:noProof/>
+              </w:rPr>
+              <w:instrText xml:space="preserve"> MERGEFIELD  ClickToJoinLink  \* MERGEFORMAT </w:instrText>
+            </w:r>
+            <w:r>
+              <w:rPr>
+                <w:noProof/>
+              </w:rPr>
+              <w:fldChar w:fldCharType="separate"/>
+            </w:r>
+            <w:r>
+              <w:rPr>
+                <w:noProof/>
+              </w:rPr>
+              <w:t>«ClickToJoinLink»</w:t>
+            </w:r>
+            <w:r>
+              <w:rPr>
+                <w:noProof/>
+              </w:rPr>
+              <w:fldChar w:fldCharType="end"/>
+            </w:r>
+            <w:r>
+              <w:rPr>
+                <w:noProof/>
+              </w:rPr>
+              <w:t xml:space="preserve">. </w:t>
+            </w:r>
+            <w:r>
+              <w:rPr>
+                <w:noProof/>
+                <w:sz w:val="20"/>
+                <w:szCs w:val="20"/>
+              </w:rPr>
+              <w:t>(Valid for one location only.)</w:t>
+            </w:r>
+            <w:r>
+              <w:rPr>
+                <w:sz w:val="20"/>
+                <w:szCs w:val="20"/>
+              </w:rPr>
+              <w:t xml:space="preserve"> </w:t>
+            </w:r>
+          </w:p>
+          <w:p>
+            <w:pPr>
+              <w:ind w:left="798"/>
+              <w:rPr>
+                <w:noProof/>
+              </w:rPr>
+            </w:pPr>
+            <w:r>
+              <w:fldChar w:fldCharType="begin"/>
+            </w:r>
+            <w:r>
+              <w:instrText xml:space="preserve"> MERGEFIELD  CCCaption  \* MERGEFORMAT </w:instrText>
+            </w:r>
+            <w:r>
+              <w:fldChar w:fldCharType="separate"/>
+            </w:r>
+            <w:r>
+              <w:rPr>
+                <w:noProof/>
+              </w:rPr>
+              <w:t>«CCCaption»</w:t>
+            </w:r>
+            <w:r>
+              <w:rPr>
+                <w:noProof/>
+              </w:rPr>
+              <w:fldChar w:fldCharType="end"/>
+            </w:r>
+            <w:r>
+              <w:fldChar w:fldCharType="begin"/>
+            </w:r>
+            <w:r>
+              <w:instrText xml:space="preserve"> MERGEFIELD  ExistingAddLocs  \* MERGEFORMAT </w:instrText>
+            </w:r>
+            <w:r>
+              <w:fldChar w:fldCharType="separate"/>
+            </w:r>
+            <w:r>
+              <w:rPr>
+                <w:noProof/>
+              </w:rPr>
+              <w:t>«ExistingAddLocs»</w:t>
+            </w:r>
+            <w:r>
+              <w:rPr>
+                <w:noProof/>
+              </w:rPr>
+              <w:fldChar w:fldCharType="end"/>
+            </w:r>
+            <w:r>
+              <w:t xml:space="preserve"> </w:t>
+            </w:r>
+            <w:r>
+              <w:rPr>
+                <w:noProof/>
+              </w:rPr>
+              <w:t xml:space="preserve"> To update addresses this event is shared with visit your </w:t>
+            </w:r>
+            <w:r>
+              <w:fldChar w:fldCharType="begin"/>
+            </w:r>
+            <w:r>
+              <w:instrText xml:space="preserve"> MERGEFIELD  UpdateOrderPage  \* MERGEFORMAT </w:instrText>
+            </w:r>
+            <w:r>
+              <w:fldChar w:fldCharType="separate"/>
+            </w:r>
+            <w:r>
+              <w:rPr>
+                <w:noProof/>
+              </w:rPr>
+              <w:t>«UpdateOrderPage»</w:t>
+            </w:r>
+            <w:r>
+              <w:rPr>
+                <w:noProof/>
+              </w:rPr>
+              <w:fldChar w:fldCharType="end"/>
+            </w:r>
+            <w:r>
+              <w:t xml:space="preserve"> </w:t>
+            </w:r>
+            <w:r>
+              <w:rPr>
+                <w:noProof/>
+              </w:rPr>
+              <w:t xml:space="preserve"> </w:t>
             </w:r>
           </w:p>
           <w:p>
@@ -677,9 +646,6 @@
             </w:pPr>
           </w:p>
           <w:p>
-            <w:pPr>
-              <w:ind w:left="532" w:hanging="532"/>
-            </w:pPr>
             <w:r>
               <w:t xml:space="preserve">2. </w:t>
             </w:r>
@@ -702,10 +668,11 @@
             <w:r>
               <w:rPr>
                 <w:rFonts w:asciiTheme="minorHAnsi" w:eastAsiaTheme="minorHAnsi" w:hAnsiTheme="minorHAnsi" w:cstheme="minorBidi"/>
+                <w:b/>
                 <w:sz w:val="22"/>
                 <w:szCs w:val="22"/>
               </w:rPr>
-              <w:t>TO USE YOUR COMPUTER'S AUDIO:</w:t>
+              <w:t>TO USE YOUR COMPUTER'S AUDIO</w:t>
             </w:r>
             <w:r>
               <w:rPr>
@@ -748,10 +715,11 @@
             <w:r>
               <w:rPr>
                 <w:rFonts w:asciiTheme="minorHAnsi" w:eastAsiaTheme="minorHAnsi" w:hAnsiTheme="minorHAnsi" w:cstheme="minorBidi"/>
+                <w:b/>
                 <w:sz w:val="22"/>
                 <w:szCs w:val="22"/>
               </w:rPr>
-              <w:t>TO USE YOUR TELEPHONE:</w:t>
+              <w:t>TO USE YOUR TELEPHONE</w:t>
             </w:r>
             <w:r>
               <w:rPr>
@@ -878,21 +846,75 @@
           </w:p>
           <w:p>
             <w:pPr>
-              <w:ind w:left="532" w:hanging="540"/>
+              <w:ind w:hanging="8"/>
             </w:pPr>
             <w:r>
               <w:rPr>
                 <w:b/>
                 <w:i/>
               </w:rPr>
-              <w:t>The start time</w:t>
+              <w:t>The start time (</w:t>
+            </w:r>
+            <w:r>
+              <w:rPr>
+                <w:b/>
+              </w:rPr>
+              <w:fldChar w:fldCharType="begin"/>
+            </w:r>
+            <w:r>
+              <w:rPr>
+                <w:b/>
+              </w:rPr>
+              <w:instrText xml:space="preserve"> MERGEFIELD  ShowStartTime  \* MERGEFORMAT </w:instrText>
+            </w:r>
+            <w:r>
+              <w:rPr>
+                <w:b/>
+              </w:rPr>
+              <w:fldChar w:fldCharType="separate"/>
+            </w:r>
+            <w:r>
+              <w:rPr>
+                <w:b/>
+                <w:noProof/>
+              </w:rPr>
+              <w:t>«</w:t>
+            </w:r>
+            <w:bookmarkStart w:id="3" w:name="OLE_LINK4"/>
+            <w:bookmarkStart w:id="4" w:name="OLE_LINK5"/>
+            <w:proofErr w:type="spellStart"/>
+            <w:r>
+              <w:rPr>
+                <w:b/>
+                <w:noProof/>
+              </w:rPr>
+              <w:t>ShowStartTime</w:t>
+            </w:r>
+            <w:bookmarkEnd w:id="3"/>
+            <w:bookmarkEnd w:id="4"/>
+            <w:proofErr w:type="spellEnd"/>
+            <w:r>
+              <w:rPr>
+                <w:b/>
+                <w:noProof/>
+              </w:rPr>
+              <w:t>»</w:t>
+            </w:r>
+            <w:r>
+              <w:rPr>
+                <w:b/>
+              </w:rPr>
+              <w:fldChar w:fldCharType="end"/>
             </w:r>
             <w:r>
               <w:rPr>
                 <w:b/>
                 <w:i/>
               </w:rPr>
-              <w:t xml:space="preserve"> (</w:t>
+              <w:t xml:space="preserve">) for this event is currently expressed as </w:t>
+            </w:r>
+            <w:r>
+              <w:t xml:space="preserve"> </w:t>
             </w:r>
             <w:r>
               <w:rPr>
@@ -904,7 +926,7 @@
               <w:rPr>
                 <w:b/>
               </w:rPr>
-              <w:instrText xml:space="preserve"> MERGEFIELD  ShowStartTime  \* MERGEFORMAT </w:instrText>
+              <w:instrText xml:space="preserve"> MERGEFIELD  ShowTimeZone  \* MERGEFORMAT </w:instrText>
             </w:r>
             <w:r>
               <w:rPr>
@@ -917,29 +939,12 @@
                 <w:b/>
                 <w:noProof/>
               </w:rPr>
-              <w:t>«</w:t>
-            </w:r>
-            <w:bookmarkStart w:id="14" w:name="OLE_LINK4"/>
-            <w:bookmarkStart w:id="15" w:name="OLE_LINK5"/>
+              <w:t>«ShowTimeZone»</w:t>
+            </w:r>
             <w:r>
               <w:rPr>
                 <w:b/>
                 <w:noProof/>
-              </w:rPr>
-              <w:t>ShowStartTime</w:t>
-            </w:r>
-            <w:bookmarkEnd w:id="14"/>
-            <w:bookmarkEnd w:id="15"/>
-            <w:r>
-              <w:rPr>
-                <w:b/>
-                <w:noProof/>
-              </w:rPr>
-              <w:t>»</w:t>
-            </w:r>
-            <w:r>
-              <w:rPr>
-                <w:b/>
               </w:rPr>
               <w:fldChar w:fldCharType="end"/>
             </w:r>
@@ -948,95 +953,43 @@
                 <w:b/>
                 <w:i/>
               </w:rPr>
-              <w:t>)</w:t>
-            </w:r>
-            <w:r>
-              <w:rPr>
-                <w:b/>
-                <w:i/>
-              </w:rPr>
-              <w:t xml:space="preserve"> for this event is currently expressed </w:t>
-            </w:r>
-            <w:r>
-              <w:rPr>
-                <w:b/>
-                <w:i/>
-              </w:rPr>
-              <w:t xml:space="preserve">as </w:t>
-            </w:r>
-            <w:r>
-              <w:t xml:space="preserve"> </w:t>
-            </w:r>
-            <w:r>
-              <w:rPr>
-                <w:b/>
-              </w:rPr>
+              <w:t xml:space="preserve">. </w:t>
+            </w:r>
+            <w:r>
+              <w:t>If</w:t>
+            </w:r>
+            <w:r>
+              <w:t xml:space="preserve"> you want our notifications to use a different time </w:t>
+            </w:r>
+            <w:proofErr w:type="gramStart"/>
+            <w:r>
+              <w:t>zone</w:t>
+            </w:r>
+            <w:proofErr w:type="gramEnd"/>
+            <w:r>
+              <w:t xml:space="preserve"> please </w:t>
+            </w:r>
+            <w:r>
               <w:fldChar w:fldCharType="begin"/>
             </w:r>
             <w:r>
-              <w:rPr>
-                <w:b/>
-              </w:rPr>
-              <w:instrText xml:space="preserve"> MERGEFIELD  ShowTimeZone  \* MERGEFORMAT </w:instrText>
-            </w:r>
-            <w:r>
-              <w:rPr>
-                <w:b/>
-              </w:rPr>
+              <w:instrText xml:space="preserve"> MERGEFIELD  ChangeTimeZoneLink  \* MERGEFORMAT </w:instrText>
+            </w:r>
+            <w:r>
               <w:fldChar w:fldCharType="separate"/>
             </w:r>
             <w:r>
               <w:rPr>
-                <w:b/>
-                <w:noProof/>
-              </w:rPr>
-              <w:t>«ShowTimeZone»</w:t>
-            </w:r>
-            <w:r>
-              <w:rPr>
-                <w:b/>
+                <w:noProof/>
+              </w:rPr>
+              <w:t>«ChangeTimeZoneLink»</w:t>
+            </w:r>
+            <w:r>
+              <w:rPr>
                 <w:noProof/>
               </w:rPr>
               <w:fldChar w:fldCharType="end"/>
             </w:r>
-            <w:r>
-              <w:rPr>
-                <w:b/>
-                <w:i/>
-              </w:rPr>
-              <w:t xml:space="preserve">. </w:t>
-            </w:r>
-            <w:r>
-              <w:t>If</w:t>
-            </w:r>
-            <w:r>
-              <w:t xml:space="preserve"> you want</w:t>
-            </w:r>
-            <w:r>
-              <w:t xml:space="preserve"> our notifications to use</w:t>
-            </w:r>
-            <w:r>
-              <w:t xml:space="preserve"> a different </w:t>
-            </w:r>
-            <w:proofErr w:type="spellStart"/>
-            <w:r>
-              <w:t>timezone</w:t>
-            </w:r>
-            <w:proofErr w:type="spellEnd"/>
-            <w:r>
-              <w:t xml:space="preserve"> please</w:t>
-            </w:r>
-            <w:r>
-              <w:t xml:space="preserve"> </w:t>
-            </w:r>
-            <w:fldSimple w:instr=" MERGEFIELD  ChangeTimeZoneLink  \* MERGEFORMAT ">
-              <w:r>
-                <w:rPr>
-                  <w:noProof/>
-                </w:rPr>
-                <w:t>«ChangeTimeZoneLink»</w:t>
-              </w:r>
-            </w:fldSimple>
           </w:p>
           <w:p/>
           <w:p>
@@ -1050,27 +1003,39 @@
             <w:r>
               <w:t xml:space="preserve"> (including a chance to test your computer’s readiness) can be viewed at </w:t>
             </w:r>
-            <w:fldSimple w:instr=" MERGEFIELD  DetailedConnectionInfoLink  \* MERGEFORMAT ">
-              <w:r>
-                <w:rPr>
-                  <w:noProof/>
-                </w:rPr>
-                <w:t>«DetailedConnectionInfoLink»</w:t>
-              </w:r>
-            </w:fldSimple>
+            <w:r>
+              <w:fldChar w:fldCharType="begin"/>
+            </w:r>
+            <w:r>
+              <w:instrText xml:space="preserve"> MERGEFIELD  DetailedConnectionInfoLink  \* MERGEFORMAT </w:instrText>
+            </w:r>
+            <w:r>
+              <w:fldChar w:fldCharType="separate"/>
+            </w:r>
+            <w:r>
+              <w:rPr>
+                <w:noProof/>
+              </w:rPr>
+              <w:t>«DetailedConnectionInfoLink»</w:t>
+            </w:r>
+            <w:r>
+              <w:rPr>
+                <w:noProof/>
+              </w:rPr>
+              <w:fldChar w:fldCharType="end"/>
+            </w:r>
             <w:r>
               <w:t xml:space="preserve">. </w:t>
             </w:r>
           </w:p>
-          <w:p/>
         </w:tc>
         <w:tc>
           <w:tcPr>
-            <w:tcW w:w="265" w:type="dxa"/>
+            <w:tcW w:w="260" w:type="dxa"/>
             <w:tcBorders>
               <w:left w:val="single" w:sz="6" w:space="0" w:color="auto"/>
             </w:tcBorders>
-            <w:shd w:val="clear" w:color="auto" w:fill="4D677F"/>
+            <w:shd w:val="clear" w:color="auto" w:fill="3E67B1"/>
           </w:tcPr>
           <w:p/>
         </w:tc>
@@ -1078,269 +1043,125 @@
       <w:tr>
         <w:tc>
           <w:tcPr>
-            <w:tcW w:w="265" w:type="dxa"/>
-            <w:shd w:val="clear" w:color="auto" w:fill="4D677F"/>
+            <w:tcW w:w="260" w:type="dxa"/>
+            <w:shd w:val="clear" w:color="auto" w:fill="3E67B1"/>
           </w:tcPr>
+          <w:p/>
           <w:p/>
         </w:tc>
         <w:tc>
           <w:tcPr>
-            <w:tcW w:w="8821" w:type="dxa"/>
-            <w:gridSpan w:val="2"/>
-            <w:shd w:val="clear" w:color="auto" w:fill="000000" w:themeFill="text1"/>
+            <w:tcW w:w="4420" w:type="dxa"/>
+            <w:shd w:val="clear" w:color="auto" w:fill="243842"/>
           </w:tcPr>
-          <w:tbl>
-            <w:tblPr>
-              <w:tblStyle w:val="TableGrid"/>
-              <w:tblW w:w="0" w:type="auto"/>
-              <w:tblBorders>
-                <w:top w:val="none" w:sz="0" w:space="0" w:color="auto"/>
-                <w:left w:val="none" w:sz="0" w:space="0" w:color="auto"/>
-                <w:bottom w:val="none" w:sz="0" w:space="0" w:color="auto"/>
-                <w:right w:val="none" w:sz="0" w:space="0" w:color="auto"/>
-                <w:insideH w:val="none" w:sz="0" w:space="0" w:color="auto"/>
-                <w:insideV w:val="none" w:sz="0" w:space="0" w:color="auto"/>
-              </w:tblBorders>
-              <w:tblLook w:val="04A0" w:firstRow="1" w:lastRow="0" w:firstColumn="1" w:lastColumn="0" w:noHBand="0" w:noVBand="1"/>
-            </w:tblPr>
-            <w:tblGrid>
-              <w:gridCol w:w="8615"/>
-            </w:tblGrid>
-            <w:tr>
-              <w:tc>
-                <w:tcPr>
-                  <w:tcW w:w="8821" w:type="dxa"/>
-                  <w:shd w:val="clear" w:color="auto" w:fill="000000" w:themeFill="text1"/>
-                </w:tcPr>
-                <w:p>
-                  <w:pPr>
-                    <w:rPr>
-                      <w:rFonts w:eastAsia="Times New Roman" w:cs="Times New Roman"/>
-                    </w:rPr>
-                  </w:pPr>
-                </w:p>
-                <w:tbl>
-                  <w:tblPr>
-                    <w:tblStyle w:val="TableGrid"/>
-                    <w:tblW w:w="0" w:type="auto"/>
-                    <w:tblLook w:val="04A0" w:firstRow="1" w:lastRow="0" w:firstColumn="1" w:lastColumn="0" w:noHBand="0" w:noVBand="1"/>
-                  </w:tblPr>
-                  <w:tblGrid>
-                    <w:gridCol w:w="4222"/>
-                    <w:gridCol w:w="4229"/>
-                  </w:tblGrid>
-                  <w:tr>
-                    <w:tc>
-                      <w:tcPr>
-                        <w:tcW w:w="4297" w:type="dxa"/>
-                        <w:tcBorders>
-                          <w:top w:val="single" w:sz="4" w:space="0" w:color="auto"/>
-                          <w:left w:val="single" w:sz="4" w:space="0" w:color="auto"/>
-                          <w:bottom w:val="single" w:sz="4" w:space="0" w:color="auto"/>
-                          <w:right w:val="single" w:sz="4" w:space="0" w:color="auto"/>
-                        </w:tcBorders>
-                      </w:tcPr>
-                      <w:bookmarkStart w:id="16" w:name="OLE_LINK1"/>
-                      <w:bookmarkStart w:id="17" w:name="OLE_LINK2"/>
-                      <w:p>
-                        <w:pPr>
-                          <w:jc w:val="center"/>
-                          <w:rPr>
-                            <w:rFonts w:eastAsia="Times New Roman" w:cs="Times New Roman"/>
-                            <w:sz w:val="18"/>
-                            <w:szCs w:val="18"/>
-                          </w:rPr>
-                        </w:pPr>
-                        <w:r>
-                          <w:rPr>
-                            <w:rFonts w:eastAsia="Times New Roman" w:cs="Times New Roman"/>
-                            <w:sz w:val="18"/>
-                            <w:szCs w:val="18"/>
-                          </w:rPr>
-                          <w:fldChar w:fldCharType="begin"/>
-                        </w:r>
-                        <w:r>
-                          <w:rPr>
-                            <w:rFonts w:eastAsia="Times New Roman" w:cs="Times New Roman"/>
-                            <w:sz w:val="18"/>
-                            <w:szCs w:val="18"/>
-                          </w:rPr>
-                          <w:instrText xml:space="preserve"> MERGEFIELD  AffFooter  \* MERGEFORMAT </w:instrText>
-                        </w:r>
-                        <w:r>
-                          <w:rPr>
-                            <w:rFonts w:eastAsia="Times New Roman" w:cs="Times New Roman"/>
-                            <w:sz w:val="18"/>
-                            <w:szCs w:val="18"/>
-                          </w:rPr>
-                          <w:fldChar w:fldCharType="separate"/>
-                        </w:r>
-                        <w:r>
-                          <w:rPr>
-                            <w:rFonts w:eastAsia="Times New Roman" w:cs="Times New Roman"/>
-                            <w:noProof/>
-                            <w:sz w:val="18"/>
-                            <w:szCs w:val="18"/>
-                          </w:rPr>
-                          <w:t>«AffFooter»</w:t>
-                        </w:r>
-                        <w:r>
-                          <w:rPr>
-                            <w:rFonts w:eastAsia="Times New Roman" w:cs="Times New Roman"/>
-                            <w:sz w:val="18"/>
-                            <w:szCs w:val="18"/>
-                          </w:rPr>
-                          <w:fldChar w:fldCharType="end"/>
-                        </w:r>
-                        <w:bookmarkEnd w:id="16"/>
-                        <w:bookmarkEnd w:id="17"/>
-                      </w:p>
-                    </w:tc>
-                    <w:tc>
-                      <w:tcPr>
-                        <w:tcW w:w="4298" w:type="dxa"/>
-                        <w:tcBorders>
-                          <w:top w:val="single" w:sz="4" w:space="0" w:color="auto"/>
-                          <w:left w:val="single" w:sz="4" w:space="0" w:color="auto"/>
-                          <w:bottom w:val="single" w:sz="4" w:space="0" w:color="auto"/>
-                          <w:right w:val="single" w:sz="4" w:space="0" w:color="auto"/>
-                        </w:tcBorders>
-                      </w:tcPr>
-                      <w:p>
-                        <w:pPr>
-                          <w:jc w:val="center"/>
-                          <w:rPr>
-                            <w:sz w:val="18"/>
-                            <w:szCs w:val="18"/>
-                          </w:rPr>
-                        </w:pPr>
-                        <w:r>
-                          <w:rPr>
-                            <w:sz w:val="18"/>
-                            <w:szCs w:val="18"/>
-                          </w:rPr>
-                          <w:t>info@ttstrain.com</w:t>
-                        </w:r>
-                      </w:p>
-                      <w:p>
-                        <w:pPr>
-                          <w:jc w:val="center"/>
-                          <w:rPr>
-                            <w:rFonts w:eastAsia="Times New Roman" w:cs="Times New Roman"/>
-                            <w:sz w:val="18"/>
-                            <w:szCs w:val="18"/>
-                          </w:rPr>
-                        </w:pPr>
-                        <w:bookmarkStart w:id="18" w:name="_GoBack"/>
-                        <w:bookmarkEnd w:id="18"/>
-                        <w:r>
-                          <w:rPr>
-                            <w:rFonts w:eastAsia="Times New Roman" w:cs="Times New Roman"/>
-                            <w:sz w:val="18"/>
-                            <w:szCs w:val="18"/>
-                          </w:rPr>
-                          <w:t xml:space="preserve">800-831-0678 </w:t>
-                        </w:r>
-                      </w:p>
-                    </w:tc>
-                  </w:tr>
-                  <w:tr>
-                    <w:tc>
-                      <w:tcPr>
-                        <w:tcW w:w="8595" w:type="dxa"/>
-                        <w:gridSpan w:val="2"/>
-                        <w:tcBorders>
-                          <w:top w:val="single" w:sz="4" w:space="0" w:color="auto"/>
-                          <w:left w:val="single" w:sz="4" w:space="0" w:color="auto"/>
-                          <w:bottom w:val="single" w:sz="4" w:space="0" w:color="auto"/>
-                          <w:right w:val="single" w:sz="4" w:space="0" w:color="auto"/>
-                        </w:tcBorders>
-                      </w:tcPr>
-                      <w:p>
-                        <w:pPr>
-                          <w:jc w:val="center"/>
-                          <w:rPr>
-                            <w:rFonts w:eastAsia="Times New Roman" w:cs="Times New Roman"/>
-                            <w:sz w:val="18"/>
-                            <w:szCs w:val="18"/>
-                          </w:rPr>
-                        </w:pPr>
-                        <w:r>
-                          <w:rPr>
-                            <w:rFonts w:eastAsia="Times New Roman" w:cs="Times New Roman"/>
-                            <w:sz w:val="18"/>
-                            <w:szCs w:val="18"/>
-                          </w:rPr>
-                          <w:fldChar w:fldCharType="begin"/>
-                        </w:r>
-                        <w:r>
-                          <w:rPr>
-                            <w:rFonts w:eastAsia="Times New Roman" w:cs="Times New Roman"/>
-                            <w:sz w:val="18"/>
-                            <w:szCs w:val="18"/>
-                          </w:rPr>
-                          <w:instrText xml:space="preserve"> MERGEFIELD  ServiceNote  \* MERGEFORMAT </w:instrText>
-                        </w:r>
-                        <w:r>
-                          <w:rPr>
-                            <w:rFonts w:eastAsia="Times New Roman" w:cs="Times New Roman"/>
-                            <w:sz w:val="18"/>
-                            <w:szCs w:val="18"/>
-                          </w:rPr>
-                          <w:fldChar w:fldCharType="separate"/>
-                        </w:r>
-                        <w:r>
-                          <w:rPr>
-                            <w:rFonts w:eastAsia="Times New Roman" w:cs="Times New Roman"/>
-                            <w:noProof/>
-                            <w:sz w:val="18"/>
-                            <w:szCs w:val="18"/>
-                          </w:rPr>
-                          <w:t>«ServiceNote»</w:t>
-                        </w:r>
-                        <w:r>
-                          <w:rPr>
-                            <w:rFonts w:eastAsia="Times New Roman" w:cs="Times New Roman"/>
-                            <w:sz w:val="18"/>
-                            <w:szCs w:val="18"/>
-                          </w:rPr>
-                          <w:fldChar w:fldCharType="end"/>
-                        </w:r>
-                      </w:p>
-                    </w:tc>
-                  </w:tr>
-                </w:tbl>
-                <w:p>
-                  <w:pPr>
-                    <w:rPr>
-                      <w:rFonts w:eastAsia="Times New Roman" w:cs="Times New Roman"/>
-                    </w:rPr>
-                  </w:pPr>
-                </w:p>
-              </w:tc>
-            </w:tr>
-            <w:tr>
-              <w:tc>
-                <w:tcPr>
-                  <w:tcW w:w="8821" w:type="dxa"/>
-                  <w:shd w:val="clear" w:color="auto" w:fill="000000" w:themeFill="text1"/>
-                </w:tcPr>
-                <w:p>
-                  <w:pPr>
-                    <w:rPr>
-                      <w:rFonts w:eastAsia="Times New Roman" w:cs="Times New Roman"/>
-                    </w:rPr>
-                  </w:pPr>
-                </w:p>
-              </w:tc>
-            </w:tr>
-          </w:tbl>
-          <w:p/>
+          <w:p>
+            <w:pPr>
+              <w:jc w:val="center"/>
+              <w:rPr>
+                <w:sz w:val="18"/>
+                <w:szCs w:val="18"/>
+              </w:rPr>
+            </w:pPr>
+          </w:p>
+          <w:p>
+            <w:pPr>
+              <w:jc w:val="center"/>
+            </w:pPr>
+            <w:r>
+              <w:rPr>
+                <w:sz w:val="18"/>
+                <w:szCs w:val="18"/>
+              </w:rPr>
+              <w:fldChar w:fldCharType="begin"/>
+            </w:r>
+            <w:r>
+              <w:rPr>
+                <w:sz w:val="18"/>
+                <w:szCs w:val="18"/>
+              </w:rPr>
+              <w:instrText xml:space="preserve"> MERGEFIELD  AffFooter  \* MERGEFORMAT </w:instrText>
+            </w:r>
+            <w:r>
+              <w:rPr>
+                <w:sz w:val="18"/>
+                <w:szCs w:val="18"/>
+              </w:rPr>
+              <w:fldChar w:fldCharType="separate"/>
+            </w:r>
+            <w:r>
+              <w:rPr>
+                <w:noProof/>
+                <w:sz w:val="18"/>
+                <w:szCs w:val="18"/>
+              </w:rPr>
+              <w:t>«AffFooter»</w:t>
+            </w:r>
+            <w:r>
+              <w:rPr>
+                <w:sz w:val="18"/>
+                <w:szCs w:val="18"/>
+              </w:rPr>
+              <w:fldChar w:fldCharType="end"/>
+            </w:r>
+          </w:p>
         </w:tc>
         <w:tc>
           <w:tcPr>
-            <w:tcW w:w="265" w:type="dxa"/>
-            <w:shd w:val="clear" w:color="auto" w:fill="4D677F"/>
+            <w:tcW w:w="4420" w:type="dxa"/>
+            <w:gridSpan w:val="2"/>
+            <w:shd w:val="clear" w:color="auto" w:fill="243842"/>
+          </w:tcPr>
+          <w:p>
+            <w:pPr>
+              <w:jc w:val="center"/>
+              <w:rPr>
+                <w:sz w:val="18"/>
+                <w:szCs w:val="18"/>
+              </w:rPr>
+            </w:pPr>
+          </w:p>
+          <w:p>
+            <w:pPr>
+              <w:jc w:val="center"/>
+              <w:rPr>
+                <w:sz w:val="18"/>
+                <w:szCs w:val="18"/>
+              </w:rPr>
+            </w:pPr>
+            <w:r>
+              <w:rPr>
+                <w:sz w:val="18"/>
+                <w:szCs w:val="18"/>
+              </w:rPr>
+              <w:t>info@ttstrain.com</w:t>
+            </w:r>
+          </w:p>
+          <w:p>
+            <w:pPr>
+              <w:jc w:val="center"/>
+              <w:rPr>
+                <w:sz w:val="18"/>
+                <w:szCs w:val="18"/>
+              </w:rPr>
+            </w:pPr>
+            <w:r>
+              <w:rPr>
+                <w:sz w:val="18"/>
+                <w:szCs w:val="18"/>
+              </w:rPr>
+              <w:t>800-831-0678</w:t>
+            </w:r>
+          </w:p>
+          <w:p>
+            <w:pPr>
+              <w:jc w:val="center"/>
+            </w:pPr>
+          </w:p>
+        </w:tc>
+        <w:tc>
+          <w:tcPr>
+            <w:tcW w:w="260" w:type="dxa"/>
+            <w:shd w:val="clear" w:color="auto" w:fill="3E67B1"/>
           </w:tcPr>
           <w:p/>
         </w:tc>
@@ -1348,14 +1169,84 @@
       <w:tr>
         <w:tc>
           <w:tcPr>
-            <w:tcW w:w="9351" w:type="dxa"/>
-            <w:gridSpan w:val="4"/>
-            <w:shd w:val="clear" w:color="auto" w:fill="4D677F"/>
+            <w:tcW w:w="260" w:type="dxa"/>
+            <w:shd w:val="clear" w:color="auto" w:fill="3E67B1"/>
+          </w:tcPr>
+          <w:p/>
+        </w:tc>
+        <w:tc>
+          <w:tcPr>
+            <w:tcW w:w="8840" w:type="dxa"/>
+            <w:gridSpan w:val="3"/>
+            <w:shd w:val="clear" w:color="auto" w:fill="86BE48"/>
+          </w:tcPr>
+          <w:p>
+            <w:pPr>
+              <w:jc w:val="center"/>
+              <w:rPr>
+                <w:sz w:val="18"/>
+                <w:szCs w:val="18"/>
+              </w:rPr>
+            </w:pPr>
+            <w:r>
+              <w:rPr>
+                <w:sz w:val="18"/>
+                <w:szCs w:val="18"/>
+              </w:rPr>
+              <w:fldChar w:fldCharType="begin"/>
+            </w:r>
+            <w:r>
+              <w:rPr>
+                <w:sz w:val="18"/>
+                <w:szCs w:val="18"/>
+              </w:rPr>
+              <w:instrText xml:space="preserve"> MERGEFIELD  ServiceNote  \* MERGEFORMAT </w:instrText>
+            </w:r>
+            <w:r>
+              <w:rPr>
+                <w:sz w:val="18"/>
+                <w:szCs w:val="18"/>
+              </w:rPr>
+              <w:fldChar w:fldCharType="separate"/>
+            </w:r>
+            <w:r>
+              <w:rPr>
+                <w:noProof/>
+                <w:sz w:val="18"/>
+                <w:szCs w:val="18"/>
+              </w:rPr>
+              <w:t>«ServiceNote»</w:t>
+            </w:r>
+            <w:r>
+              <w:rPr>
+                <w:sz w:val="18"/>
+                <w:szCs w:val="18"/>
+              </w:rPr>
+              <w:fldChar w:fldCharType="end"/>
+            </w:r>
+          </w:p>
+        </w:tc>
+        <w:tc>
+          <w:tcPr>
+            <w:tcW w:w="260" w:type="dxa"/>
+            <w:shd w:val="clear" w:color="auto" w:fill="3E67B1"/>
+          </w:tcPr>
+          <w:p/>
+        </w:tc>
+      </w:tr>
+      <w:tr>
+        <w:tc>
+          <w:tcPr>
+            <w:tcW w:w="9360" w:type="dxa"/>
+            <w:gridSpan w:val="5"/>
+            <w:shd w:val="clear" w:color="auto" w:fill="3E67B1"/>
           </w:tcPr>
           <w:p/>
         </w:tc>
       </w:tr>
     </w:tbl>
+    <w:p/>
+    <w:p/>
     <w:p/>
     <w:p/>
     <w:sectPr>
@@ -2159,7 +2050,7 @@
   <w:style w:type="paragraph" w:default="1" w:styleId="Normal">
     <w:name w:val="Normal"/>
     <w:qFormat/>
-    <w:rsid w:val="00504530"/>
+    <w:rsid w:val="002B35C7"/>
   </w:style>
   <w:style w:type="character" w:default="1" w:styleId="DefaultParagraphFont">
     <w:name w:val="Default Paragraph Font"/>
@@ -2538,7 +2429,7 @@
 </file>
 
 <file path=customXml/itemProps1.xml><?xml version="1.0" encoding="utf-8"?>
-<ds:datastoreItem xmlns:ds="http://schemas.openxmlformats.org/officeDocument/2006/customXml" ds:itemID="{50D95207-D21C-4D9C-A495-D09E11103AFB}">
+<ds:datastoreItem xmlns:ds="http://schemas.openxmlformats.org/officeDocument/2006/customXml" ds:itemID="{08455BE8-5C58-48A2-81F6-831A6954381B}">
   <ds:schemaRefs>
     <ds:schemaRef ds:uri="http://schemas.openxmlformats.org/officeDocument/2006/bibliography"/>
   </ds:schemaRefs>
